--- a/courts/supreme-court-of-the-united-states/merits-brief/usage/OUTPUT-merits-brief.docx
+++ b/courts/supreme-court-of-the-united-states/merits-brief/usage/OUTPUT-merits-brief.docx
@@ -5,27 +5,185 @@
     <w:p>
       <w:pPr>
         <w:spacing w:before="0" w:after="0" w:line="280" w:lineRule="exact"/>
-        <w:ind w:left="0" w:right="0" w:firstLine="0"/>
-        <w:jc w:val="left"/>
-      </w:pPr>
-      <w:r>
-        <w:t xml:space="preserve">No. 21-1397</w:t>
-      </w:r>
-    </w:p>
-    <w:p>
-      <w:pPr>
-        <w:spacing w:before="1000" w:after="0" w:line="280" w:lineRule="exact"/>
-        <w:ind w:left="0" w:right="0" w:firstLine="0"/>
+        <w:ind w:left="0" w:firstLine="0"/>
         <w:jc w:val="center"/>
       </w:pPr>
       <w:r>
+        <w:t xml:space="preserve">No.</w:t>
+      </w:r>
+      <w:r>
+        <w:t xml:space="preserve"> </w:t>
+      </w:r>
+      <w:r>
+        <w:t xml:space="preserve">21</w:t>
+        <w:noBreakHyphen/>
+        <w:t xml:space="preserve">1397</w:t>
+      </w:r>
+    </w:p>
+    <w:p>
+      <w:pPr>
+        <w:spacing w:before="1296" w:after="0" w:line="280" w:lineRule="exact"/>
+        <w:ind w:left="0" w:firstLine="0"/>
+        <w:jc w:val="center"/>
+      </w:pPr>
+      <w:r>
         <w:t xml:space="preserve">IN THE</w:t>
       </w:r>
     </w:p>
     <w:p>
       <w:pPr>
-        <w:spacing w:before="0" w:after="280" w:line="280" w:lineRule="exact"/>
-        <w:ind w:left="0" w:right="0" w:firstLine="0"/>
+        <w:spacing w:before="48" w:after="0" w:line="280" w:lineRule="exact"/>
+        <w:ind w:left="0" w:firstLine="0"/>
+        <w:jc w:val="center"/>
+      </w:pPr>
+      <w:r>
+        <w:t xml:space="preserve">Supreme Court of the United States</w:t>
+      </w:r>
+    </w:p>
+    <w:p>
+      <w:pPr>
+        <w:pBdr>
+          <w:bottom w:val="single" w:sz="5" w:space="0" w:color="000000"/>
+        </w:pBdr>
+        <w:spacing w:before="144" w:after="0" w:line="20" w:lineRule="exact"/>
+        <w:ind w:left="0" w:firstLine="0"/>
+      </w:pPr>
+    </w:p>
+    <w:p>
+      <w:pPr>
+        <w:spacing w:before="144" w:after="0" w:line="280" w:lineRule="exact"/>
+        <w:ind w:left="0" w:firstLine="0"/>
+        <w:jc w:val="center"/>
+      </w:pPr>
+      <w:r>
+        <w:t xml:space="preserve">IN</w:t>
+      </w:r>
+      <w:r>
+        <w:t xml:space="preserve"> </w:t>
+      </w:r>
+      <w:r>
+        <w:t xml:space="preserve">RE</w:t>
+      </w:r>
+      <w:r>
+        <w:t xml:space="preserve"> </w:t>
+      </w:r>
+      <w:r>
+        <w:t xml:space="preserve">GRAND</w:t>
+      </w:r>
+      <w:r>
+        <w:t xml:space="preserve"> </w:t>
+      </w:r>
+      <w:r>
+        <w:t xml:space="preserve">JURY</w:t>
+      </w:r>
+    </w:p>
+    <w:p>
+      <w:pPr>
+        <w:pBdr>
+          <w:bottom w:val="single" w:sz="5" w:space="0" w:color="000000"/>
+        </w:pBdr>
+        <w:spacing w:before="144" w:after="0" w:line="20" w:lineRule="exact"/>
+        <w:ind w:left="0" w:firstLine="0"/>
+      </w:pPr>
+    </w:p>
+    <w:p>
+      <w:pPr>
+        <w:spacing w:before="144" w:after="0" w:line="280" w:lineRule="exact"/>
+        <w:ind w:left="0" w:firstLine="0"/>
+        <w:jc w:val="center"/>
+      </w:pPr>
+      <w:r>
+        <w:t xml:space="preserve">On</w:t>
+      </w:r>
+      <w:r>
+        <w:t xml:space="preserve"> </w:t>
+      </w:r>
+      <w:r>
+        <w:t xml:space="preserve">Writ</w:t>
+      </w:r>
+      <w:r>
+        <w:t xml:space="preserve"> </w:t>
+      </w:r>
+      <w:r>
+        <w:t xml:space="preserve">of</w:t>
+      </w:r>
+      <w:r>
+        <w:t xml:space="preserve"> </w:t>
+      </w:r>
+      <w:r>
+        <w:t xml:space="preserve">Certiorari</w:t>
+      </w:r>
+      <w:r>
+        <w:t xml:space="preserve"> </w:t>
+      </w:r>
+      <w:r>
+        <w:t xml:space="preserve">to</w:t>
+      </w:r>
+      <w:r>
+        <w:t xml:space="preserve"> </w:t>
+      </w:r>
+      <w:r>
+        <w:t xml:space="preserve">the</w:t>
+      </w:r>
+      <w:r>
+        <w:t xml:space="preserve"> </w:t>
+      </w:r>
+      <w:r>
+        <w:t xml:space="preserve">United</w:t>
+      </w:r>
+      <w:r>
+        <w:t xml:space="preserve"> </w:t>
+      </w:r>
+      <w:r>
+        <w:t xml:space="preserve">States</w:t>
+      </w:r>
+      <w:r>
+        <w:t xml:space="preserve"> </w:t>
+      </w:r>
+      <w:r>
+        <w:t xml:space="preserve">Court</w:t>
+      </w:r>
+      <w:r>
+        <w:t xml:space="preserve"> </w:t>
+      </w:r>
+      <w:r>
+        <w:t xml:space="preserve">of</w:t>
+      </w:r>
+      <w:r>
+        <w:t xml:space="preserve"> </w:t>
+      </w:r>
+      <w:r>
+        <w:t xml:space="preserve">Appeals</w:t>
+      </w:r>
+      <w:r>
+        <w:t xml:space="preserve"> </w:t>
+      </w:r>
+      <w:r>
+        <w:t xml:space="preserve">for</w:t>
+      </w:r>
+      <w:r>
+        <w:t xml:space="preserve"> </w:t>
+      </w:r>
+      <w:r>
+        <w:t xml:space="preserve">the</w:t>
+      </w:r>
+      <w:r>
+        <w:t xml:space="preserve"> </w:t>
+      </w:r>
+      <w:r>
+        <w:t xml:space="preserve">Ninth</w:t>
+      </w:r>
+      <w:r>
+        <w:t xml:space="preserve"> </w:t>
+      </w:r>
+      <w:r>
+        <w:t xml:space="preserve">Circuit</w:t>
+      </w:r>
+    </w:p>
+    <w:p>
+      <w:pPr>
+        <w:spacing w:before="144" w:after="0" w:line="280" w:lineRule="exact"/>
+        <w:ind w:left="0" w:firstLine="0"/>
         <w:jc w:val="center"/>
       </w:pPr>
       <w:r>
@@ -33,1136 +191,1220 @@
           <w:b/>
           <w:bCs/>
         </w:rPr>
-        <w:t xml:space="preserve">SUPREME COURT OF THE UNITED STATES</w:t>
-      </w:r>
-    </w:p>
-    <w:p>
-      <w:pPr>
-        <w:spacing w:before="0" w:after="0" w:line="280" w:lineRule="exact"/>
-        <w:ind w:left="0" w:right="0" w:firstLine="0"/>
-        <w:jc w:val="center"/>
-      </w:pPr>
-      <w:r>
-        <w:t xml:space="preserve">IN</w:t>
-      </w:r>
-      <w:r>
-        <w:t xml:space="preserve"> </w:t>
-      </w:r>
-      <w:r>
-        <w:t xml:space="preserve">RE</w:t>
-      </w:r>
-      <w:r>
-        <w:t xml:space="preserve"> </w:t>
-      </w:r>
-      <w:r>
-        <w:t xml:space="preserve">GRAND</w:t>
-      </w:r>
-      <w:r>
-        <w:t xml:space="preserve"> </w:t>
-      </w:r>
-      <w:r>
-        <w:t xml:space="preserve">JURY</w:t>
-      </w:r>
-    </w:p>
-    <w:p>
-      <w:pPr>
-        <w:spacing w:before="280" w:after="280" w:line="280" w:lineRule="exact"/>
-        <w:ind w:left="0" w:right="0" w:firstLine="0"/>
-        <w:jc w:val="center"/>
-      </w:pPr>
-      <w:r>
-        <w:t xml:space="preserve">On</w:t>
-      </w:r>
-      <w:r>
-        <w:t xml:space="preserve"> </w:t>
-      </w:r>
-      <w:r>
-        <w:t xml:space="preserve">Writ</w:t>
-      </w:r>
-      <w:r>
-        <w:t xml:space="preserve"> </w:t>
-      </w:r>
-      <w:r>
-        <w:t xml:space="preserve">of</w:t>
-      </w:r>
-      <w:r>
-        <w:t xml:space="preserve"> </w:t>
-      </w:r>
-      <w:r>
-        <w:t xml:space="preserve">Certiorari</w:t>
-      </w:r>
-      <w:r>
-        <w:t xml:space="preserve"> </w:t>
-      </w:r>
-      <w:r>
-        <w:t xml:space="preserve">to</w:t>
-      </w:r>
-      <w:r>
-        <w:t xml:space="preserve"> </w:t>
-      </w:r>
-      <w:r>
-        <w:t xml:space="preserve">the</w:t>
-      </w:r>
-      <w:r>
-        <w:t xml:space="preserve"> </w:t>
-      </w:r>
-      <w:r>
-        <w:t xml:space="preserve">United</w:t>
-      </w:r>
-      <w:r>
-        <w:t xml:space="preserve"> </w:t>
-      </w:r>
-      <w:r>
-        <w:t xml:space="preserve">States</w:t>
-      </w:r>
-      <w:r>
-        <w:t xml:space="preserve"> </w:t>
-      </w:r>
-      <w:r>
-        <w:t xml:space="preserve">Court</w:t>
-      </w:r>
-      <w:r>
-        <w:t xml:space="preserve"> </w:t>
-      </w:r>
-      <w:r>
-        <w:t xml:space="preserve">of</w:t>
-      </w:r>
-      <w:r>
-        <w:t xml:space="preserve"> </w:t>
-      </w:r>
-      <w:r>
-        <w:t xml:space="preserve">Appeals</w:t>
-      </w:r>
-      <w:r>
-        <w:t xml:space="preserve"> </w:t>
-      </w:r>
-      <w:r>
-        <w:t xml:space="preserve">for</w:t>
-      </w:r>
-      <w:r>
-        <w:t xml:space="preserve"> </w:t>
-      </w:r>
-      <w:r>
-        <w:t xml:space="preserve">the</w:t>
-      </w:r>
-      <w:r>
-        <w:t xml:space="preserve"> </w:t>
-      </w:r>
-      <w:r>
-        <w:t xml:space="preserve">Ninth</w:t>
-      </w:r>
-      <w:r>
-        <w:t xml:space="preserve"> </w:t>
-      </w:r>
-      <w:r>
-        <w:t xml:space="preserve">Circuit</w:t>
-      </w:r>
-    </w:p>
-    <w:p>
-      <w:pPr>
-        <w:spacing w:before="0" w:after="400" w:line="280" w:lineRule="exact"/>
-        <w:ind w:left="0" w:right="0" w:firstLine="0"/>
-        <w:jc w:val="center"/>
-      </w:pPr>
+        <w:t xml:space="preserve">BRIEF</w:t>
+      </w:r>
       <w:r>
         <w:rPr>
           <w:b/>
           <w:bCs/>
         </w:rPr>
-        <w:t xml:space="preserve">BRIEF</w:t>
+        <w:t xml:space="preserve"> </w:t>
       </w:r>
       <w:r>
         <w:rPr>
           <w:b/>
           <w:bCs/>
         </w:rPr>
-        <w:t xml:space="preserve"> </w:t>
+        <w:t xml:space="preserve">FOR</w:t>
       </w:r>
       <w:r>
         <w:rPr>
           <w:b/>
           <w:bCs/>
         </w:rPr>
-        <w:t xml:space="preserve">FOR</w:t>
+        <w:t xml:space="preserve"> </w:t>
       </w:r>
       <w:r>
         <w:rPr>
           <w:b/>
           <w:bCs/>
         </w:rPr>
-        <w:t xml:space="preserve"> </w:t>
+        <w:t xml:space="preserve">THE</w:t>
       </w:r>
       <w:r>
         <w:rPr>
           <w:b/>
           <w:bCs/>
         </w:rPr>
-        <w:t xml:space="preserve">THE</w:t>
+        <w:t xml:space="preserve"> </w:t>
       </w:r>
       <w:r>
         <w:rPr>
           <w:b/>
           <w:bCs/>
         </w:rPr>
-        <w:t xml:space="preserve"> </w:t>
-      </w:r>
-      <w:r>
-        <w:rPr>
-          <w:b/>
-          <w:bCs/>
-        </w:rPr>
         <w:t xml:space="preserve">PETITIONER</w:t>
       </w:r>
     </w:p>
-    <w:p>
-      <w:pPr>
-        <w:spacing w:before="0" w:after="0" w:line="240" w:lineRule="exact"/>
-        <w:ind w:left="0" w:right="0" w:firstLine="0"/>
-        <w:jc w:val="center"/>
-      </w:pPr>
-      <w:r>
-        <w:rPr>
-          <w:sz w:val="20"/>
-          <w:szCs w:val="20"/>
-        </w:rPr>
-        <w:t xml:space="preserve">Daniel</w:t>
-      </w:r>
-      <w:r>
-        <w:rPr>
-          <w:sz w:val="20"/>
-          <w:szCs w:val="20"/>
-        </w:rPr>
-        <w:t xml:space="preserve"> </w:t>
-      </w:r>
-      <w:r>
-        <w:rPr>
-          <w:sz w:val="20"/>
-          <w:szCs w:val="20"/>
-        </w:rPr>
-        <w:t xml:space="preserve">B.</w:t>
-      </w:r>
-      <w:r>
-        <w:rPr>
-          <w:sz w:val="20"/>
-          <w:szCs w:val="20"/>
-        </w:rPr>
-        <w:t xml:space="preserve"> </w:t>
-      </w:r>
-      <w:r>
-        <w:rPr>
-          <w:sz w:val="20"/>
-          <w:szCs w:val="20"/>
-        </w:rPr>
-        <w:t xml:space="preserve">Levin</w:t>
-      </w:r>
-    </w:p>
-    <w:p>
-      <w:pPr>
-        <w:spacing w:before="0" w:after="0" w:line="240" w:lineRule="exact"/>
-        <w:ind w:left="0" w:right="0" w:firstLine="0"/>
-        <w:jc w:val="center"/>
-      </w:pPr>
-      <w:r>
-        <w:rPr>
-          <w:i/>
-          <w:iCs/>
-          <w:sz w:val="20"/>
-          <w:szCs w:val="20"/>
-        </w:rPr>
-        <w:t xml:space="preserve">Counsel</w:t>
-      </w:r>
-      <w:r>
-        <w:rPr>
-          <w:i/>
-          <w:iCs/>
-          <w:sz w:val="20"/>
-          <w:szCs w:val="20"/>
-        </w:rPr>
-        <w:t xml:space="preserve"> </w:t>
-      </w:r>
-      <w:r>
-        <w:rPr>
-          <w:i/>
-          <w:iCs/>
-          <w:sz w:val="20"/>
-          <w:szCs w:val="20"/>
-        </w:rPr>
-        <w:t xml:space="preserve">of</w:t>
-      </w:r>
-      <w:r>
-        <w:rPr>
-          <w:i/>
-          <w:iCs/>
-          <w:sz w:val="20"/>
-          <w:szCs w:val="20"/>
-        </w:rPr>
-        <w:t xml:space="preserve"> </w:t>
-      </w:r>
-      <w:r>
-        <w:rPr>
-          <w:i/>
-          <w:iCs/>
-          <w:sz w:val="20"/>
-          <w:szCs w:val="20"/>
-        </w:rPr>
-        <w:t xml:space="preserve">Record</w:t>
-      </w:r>
-    </w:p>
-    <w:p>
-      <w:pPr>
-        <w:spacing w:before="0" w:after="0" w:line="240" w:lineRule="exact"/>
-        <w:ind w:left="0" w:right="0" w:firstLine="0"/>
-        <w:jc w:val="center"/>
-      </w:pPr>
-      <w:r>
-        <w:rPr>
-          <w:sz w:val="20"/>
-          <w:szCs w:val="20"/>
-        </w:rPr>
-        <w:t xml:space="preserve">MUNGER,</w:t>
-      </w:r>
-      <w:r>
-        <w:rPr>
-          <w:sz w:val="20"/>
-          <w:szCs w:val="20"/>
-        </w:rPr>
-        <w:t xml:space="preserve"> </w:t>
-      </w:r>
-      <w:r>
-        <w:rPr>
-          <w:sz w:val="20"/>
-          <w:szCs w:val="20"/>
-        </w:rPr>
-        <w:t xml:space="preserve">TOLLES</w:t>
-      </w:r>
-      <w:r>
-        <w:rPr>
-          <w:sz w:val="20"/>
-          <w:szCs w:val="20"/>
-        </w:rPr>
-        <w:t xml:space="preserve"> </w:t>
-      </w:r>
-      <w:r>
-        <w:rPr>
-          <w:sz w:val="20"/>
-          <w:szCs w:val="20"/>
-        </w:rPr>
-        <w:t xml:space="preserve">&amp;</w:t>
-      </w:r>
-      <w:r>
-        <w:rPr>
-          <w:sz w:val="20"/>
-          <w:szCs w:val="20"/>
-        </w:rPr>
-        <w:t xml:space="preserve"> </w:t>
-      </w:r>
-      <w:r>
-        <w:rPr>
-          <w:sz w:val="20"/>
-          <w:szCs w:val="20"/>
-        </w:rPr>
-        <w:t xml:space="preserve">OLSON</w:t>
-      </w:r>
-      <w:r>
-        <w:rPr>
-          <w:sz w:val="20"/>
-          <w:szCs w:val="20"/>
-        </w:rPr>
-        <w:t xml:space="preserve"> </w:t>
-      </w:r>
-      <w:r>
-        <w:rPr>
-          <w:sz w:val="20"/>
-          <w:szCs w:val="20"/>
-        </w:rPr>
-        <w:t xml:space="preserve">LLP</w:t>
-      </w:r>
-    </w:p>
-    <w:p>
-      <w:pPr>
-        <w:spacing w:before="0" w:after="0" w:line="240" w:lineRule="exact"/>
-        <w:ind w:left="0" w:right="0" w:firstLine="0"/>
-        <w:jc w:val="center"/>
-      </w:pPr>
-      <w:r>
-        <w:rPr>
-          <w:sz w:val="20"/>
-          <w:szCs w:val="20"/>
-        </w:rPr>
-        <w:t xml:space="preserve">350</w:t>
-      </w:r>
-      <w:r>
-        <w:rPr>
-          <w:sz w:val="20"/>
-          <w:szCs w:val="20"/>
-        </w:rPr>
-        <w:t xml:space="preserve"> </w:t>
-      </w:r>
-      <w:r>
-        <w:rPr>
-          <w:sz w:val="20"/>
-          <w:szCs w:val="20"/>
-        </w:rPr>
-        <w:t xml:space="preserve">South</w:t>
-      </w:r>
-      <w:r>
-        <w:rPr>
-          <w:sz w:val="20"/>
-          <w:szCs w:val="20"/>
-        </w:rPr>
-        <w:t xml:space="preserve"> </w:t>
-      </w:r>
-      <w:r>
-        <w:rPr>
-          <w:sz w:val="20"/>
-          <w:szCs w:val="20"/>
-        </w:rPr>
-        <w:t xml:space="preserve">Grand</w:t>
-      </w:r>
-      <w:r>
-        <w:rPr>
-          <w:sz w:val="20"/>
-          <w:szCs w:val="20"/>
-        </w:rPr>
-        <w:t xml:space="preserve"> </w:t>
-      </w:r>
-      <w:r>
-        <w:rPr>
-          <w:sz w:val="20"/>
-          <w:szCs w:val="20"/>
-        </w:rPr>
-        <w:t xml:space="preserve">Avenue,</w:t>
-      </w:r>
-      <w:r>
-        <w:rPr>
-          <w:sz w:val="20"/>
-          <w:szCs w:val="20"/>
-        </w:rPr>
-        <w:t xml:space="preserve"> </w:t>
-      </w:r>
-      <w:r>
-        <w:rPr>
-          <w:sz w:val="20"/>
-          <w:szCs w:val="20"/>
-        </w:rPr>
-        <w:t xml:space="preserve">50th</w:t>
-      </w:r>
-      <w:r>
-        <w:rPr>
-          <w:sz w:val="20"/>
-          <w:szCs w:val="20"/>
-        </w:rPr>
-        <w:t xml:space="preserve"> </w:t>
-      </w:r>
-      <w:r>
-        <w:rPr>
-          <w:sz w:val="20"/>
-          <w:szCs w:val="20"/>
-        </w:rPr>
-        <w:t xml:space="preserve">Floor</w:t>
-      </w:r>
-    </w:p>
-    <w:p>
-      <w:pPr>
-        <w:spacing w:before="0" w:after="0" w:line="240" w:lineRule="exact"/>
-        <w:ind w:left="0" w:right="0" w:firstLine="0"/>
-        <w:jc w:val="center"/>
-      </w:pPr>
-      <w:r>
-        <w:rPr>
-          <w:sz w:val="20"/>
-          <w:szCs w:val="20"/>
-        </w:rPr>
-        <w:t xml:space="preserve">Los</w:t>
-      </w:r>
-      <w:r>
-        <w:rPr>
-          <w:sz w:val="20"/>
-          <w:szCs w:val="20"/>
-        </w:rPr>
-        <w:t xml:space="preserve"> </w:t>
-      </w:r>
-      <w:r>
-        <w:rPr>
-          <w:sz w:val="20"/>
-          <w:szCs w:val="20"/>
-        </w:rPr>
-        <w:t xml:space="preserve">Angeles,</w:t>
-      </w:r>
-      <w:r>
-        <w:rPr>
-          <w:sz w:val="20"/>
-          <w:szCs w:val="20"/>
-        </w:rPr>
-        <w:t xml:space="preserve"> </w:t>
-      </w:r>
-      <w:r>
-        <w:rPr>
-          <w:sz w:val="20"/>
-          <w:szCs w:val="20"/>
-        </w:rPr>
-        <w:t xml:space="preserve">CA</w:t>
-      </w:r>
-      <w:r>
-        <w:rPr>
-          <w:sz w:val="20"/>
-          <w:szCs w:val="20"/>
-        </w:rPr>
-        <w:t xml:space="preserve"> </w:t>
-      </w:r>
-      <w:r>
-        <w:rPr>
-          <w:sz w:val="20"/>
-          <w:szCs w:val="20"/>
-        </w:rPr>
-        <w:t xml:space="preserve">90071-3426</w:t>
-      </w:r>
-    </w:p>
-    <w:p>
-      <w:pPr>
-        <w:spacing w:before="0" w:after="0" w:line="240" w:lineRule="exact"/>
-        <w:ind w:left="0" w:right="0" w:firstLine="0"/>
-        <w:jc w:val="center"/>
-      </w:pPr>
-      <w:r>
-        <w:rPr>
-          <w:sz w:val="20"/>
-          <w:szCs w:val="20"/>
-        </w:rPr>
-        <w:t xml:space="preserve">(213)</w:t>
-      </w:r>
-      <w:r>
-        <w:rPr>
-          <w:sz w:val="20"/>
-          <w:szCs w:val="20"/>
-        </w:rPr>
-        <w:t xml:space="preserve"> </w:t>
-      </w:r>
-      <w:r>
-        <w:rPr>
-          <w:sz w:val="20"/>
-          <w:szCs w:val="20"/>
-        </w:rPr>
-        <w:t xml:space="preserve">683-9135</w:t>
-      </w:r>
-    </w:p>
-    <w:p>
-      <w:pPr>
-        <w:spacing w:before="0" w:after="0" w:line="240" w:lineRule="exact"/>
-        <w:ind w:left="0" w:right="0" w:firstLine="0"/>
-        <w:jc w:val="center"/>
-      </w:pPr>
-      <w:r>
-        <w:rPr>
-          <w:sz w:val="20"/>
-          <w:szCs w:val="20"/>
-        </w:rPr>
-        <w:t xml:space="preserve">Daniel.Levin@mto.com</w:t>
-      </w:r>
-    </w:p>
-    <w:p>
-      <w:pPr>
-        <w:spacing w:before="160" w:after="0" w:line="240" w:lineRule="exact"/>
-        <w:ind w:left="0" w:right="0" w:firstLine="0"/>
-        <w:jc w:val="center"/>
-      </w:pPr>
-      <w:r>
-        <w:rPr>
-          <w:sz w:val="20"/>
-          <w:szCs w:val="20"/>
-        </w:rPr>
-        <w:t xml:space="preserve">Donald</w:t>
-      </w:r>
-      <w:r>
-        <w:rPr>
-          <w:sz w:val="20"/>
-          <w:szCs w:val="20"/>
-        </w:rPr>
-        <w:t xml:space="preserve"> </w:t>
-      </w:r>
-      <w:r>
-        <w:rPr>
-          <w:sz w:val="20"/>
-          <w:szCs w:val="20"/>
-        </w:rPr>
-        <w:t xml:space="preserve">B.</w:t>
-      </w:r>
-      <w:r>
-        <w:rPr>
-          <w:sz w:val="20"/>
-          <w:szCs w:val="20"/>
-        </w:rPr>
-        <w:t xml:space="preserve"> </w:t>
-      </w:r>
-      <w:r>
-        <w:rPr>
-          <w:sz w:val="20"/>
-          <w:szCs w:val="20"/>
-        </w:rPr>
-        <w:t xml:space="preserve">Verrilli,</w:t>
-      </w:r>
-      <w:r>
-        <w:rPr>
-          <w:sz w:val="20"/>
-          <w:szCs w:val="20"/>
-        </w:rPr>
-        <w:t xml:space="preserve"> </w:t>
-      </w:r>
-      <w:r>
-        <w:rPr>
-          <w:sz w:val="20"/>
-          <w:szCs w:val="20"/>
-        </w:rPr>
-        <w:t xml:space="preserve">Jr.</w:t>
-      </w:r>
-    </w:p>
-    <w:p>
-      <w:pPr>
-        <w:spacing w:before="0" w:after="0" w:line="240" w:lineRule="exact"/>
-        <w:ind w:left="0" w:right="0" w:firstLine="0"/>
-        <w:jc w:val="center"/>
-      </w:pPr>
-      <w:r>
-        <w:rPr>
-          <w:sz w:val="20"/>
-          <w:szCs w:val="20"/>
-        </w:rPr>
-        <w:t xml:space="preserve">MUNGER,</w:t>
-      </w:r>
-      <w:r>
-        <w:rPr>
-          <w:sz w:val="20"/>
-          <w:szCs w:val="20"/>
-        </w:rPr>
-        <w:t xml:space="preserve"> </w:t>
-      </w:r>
-      <w:r>
-        <w:rPr>
-          <w:sz w:val="20"/>
-          <w:szCs w:val="20"/>
-        </w:rPr>
-        <w:t xml:space="preserve">TOLLES</w:t>
-      </w:r>
-      <w:r>
-        <w:rPr>
-          <w:sz w:val="20"/>
-          <w:szCs w:val="20"/>
-        </w:rPr>
-        <w:t xml:space="preserve"> </w:t>
-      </w:r>
-      <w:r>
-        <w:rPr>
-          <w:sz w:val="20"/>
-          <w:szCs w:val="20"/>
-        </w:rPr>
-        <w:t xml:space="preserve">&amp;</w:t>
-      </w:r>
-      <w:r>
-        <w:rPr>
-          <w:sz w:val="20"/>
-          <w:szCs w:val="20"/>
-        </w:rPr>
-        <w:t xml:space="preserve"> </w:t>
-      </w:r>
-      <w:r>
-        <w:rPr>
-          <w:sz w:val="20"/>
-          <w:szCs w:val="20"/>
-        </w:rPr>
-        <w:t xml:space="preserve">OLSON</w:t>
-      </w:r>
-      <w:r>
-        <w:rPr>
-          <w:sz w:val="20"/>
-          <w:szCs w:val="20"/>
-        </w:rPr>
-        <w:t xml:space="preserve"> </w:t>
-      </w:r>
-      <w:r>
-        <w:rPr>
-          <w:sz w:val="20"/>
-          <w:szCs w:val="20"/>
-        </w:rPr>
-        <w:t xml:space="preserve">LLP</w:t>
-      </w:r>
-    </w:p>
-    <w:p>
-      <w:pPr>
-        <w:spacing w:before="0" w:after="0" w:line="240" w:lineRule="exact"/>
-        <w:ind w:left="0" w:right="0" w:firstLine="0"/>
-        <w:jc w:val="center"/>
-      </w:pPr>
-      <w:r>
-        <w:rPr>
-          <w:sz w:val="20"/>
-          <w:szCs w:val="20"/>
-        </w:rPr>
-        <w:t xml:space="preserve">601</w:t>
-      </w:r>
-      <w:r>
-        <w:rPr>
-          <w:sz w:val="20"/>
-          <w:szCs w:val="20"/>
-        </w:rPr>
-        <w:t xml:space="preserve"> </w:t>
-      </w:r>
-      <w:r>
-        <w:rPr>
-          <w:sz w:val="20"/>
-          <w:szCs w:val="20"/>
-        </w:rPr>
-        <w:t xml:space="preserve">Massachusetts</w:t>
-      </w:r>
-      <w:r>
-        <w:rPr>
-          <w:sz w:val="20"/>
-          <w:szCs w:val="20"/>
-        </w:rPr>
-        <w:t xml:space="preserve"> </w:t>
-      </w:r>
-      <w:r>
-        <w:rPr>
-          <w:sz w:val="20"/>
-          <w:szCs w:val="20"/>
-        </w:rPr>
-        <w:t xml:space="preserve">Ave.</w:t>
-      </w:r>
-      <w:r>
-        <w:rPr>
-          <w:sz w:val="20"/>
-          <w:szCs w:val="20"/>
-        </w:rPr>
-        <w:t xml:space="preserve"> </w:t>
-      </w:r>
-      <w:r>
-        <w:rPr>
-          <w:sz w:val="20"/>
-          <w:szCs w:val="20"/>
-        </w:rPr>
-        <w:t xml:space="preserve">NW,</w:t>
-      </w:r>
-      <w:r>
-        <w:rPr>
-          <w:sz w:val="20"/>
-          <w:szCs w:val="20"/>
-        </w:rPr>
-        <w:t xml:space="preserve"> </w:t>
-      </w:r>
-      <w:r>
-        <w:rPr>
-          <w:sz w:val="20"/>
-          <w:szCs w:val="20"/>
-        </w:rPr>
-        <w:t xml:space="preserve">Suite</w:t>
-      </w:r>
-      <w:r>
-        <w:rPr>
-          <w:sz w:val="20"/>
-          <w:szCs w:val="20"/>
-        </w:rPr>
-        <w:t xml:space="preserve"> </w:t>
-      </w:r>
-      <w:r>
-        <w:rPr>
-          <w:sz w:val="20"/>
-          <w:szCs w:val="20"/>
-        </w:rPr>
-        <w:t xml:space="preserve">500E</w:t>
-      </w:r>
-    </w:p>
-    <w:p>
-      <w:pPr>
-        <w:spacing w:before="0" w:after="0" w:line="240" w:lineRule="exact"/>
-        <w:ind w:left="0" w:right="0" w:firstLine="0"/>
-        <w:jc w:val="center"/>
-      </w:pPr>
-      <w:r>
-        <w:rPr>
-          <w:sz w:val="20"/>
-          <w:szCs w:val="20"/>
-        </w:rPr>
-        <w:t xml:space="preserve">Washington,</w:t>
-      </w:r>
-      <w:r>
-        <w:rPr>
-          <w:sz w:val="20"/>
-          <w:szCs w:val="20"/>
-        </w:rPr>
-        <w:t xml:space="preserve"> </w:t>
-      </w:r>
-      <w:r>
-        <w:rPr>
-          <w:sz w:val="20"/>
-          <w:szCs w:val="20"/>
-        </w:rPr>
-        <w:t xml:space="preserve">DC</w:t>
-      </w:r>
-      <w:r>
-        <w:rPr>
-          <w:sz w:val="20"/>
-          <w:szCs w:val="20"/>
-        </w:rPr>
-        <w:t xml:space="preserve"> </w:t>
-      </w:r>
-      <w:r>
-        <w:rPr>
-          <w:sz w:val="20"/>
-          <w:szCs w:val="20"/>
-        </w:rPr>
-        <w:t xml:space="preserve">20001-5369</w:t>
-      </w:r>
-    </w:p>
-    <w:p>
-      <w:pPr>
-        <w:spacing w:before="0" w:after="0" w:line="240" w:lineRule="exact"/>
-        <w:ind w:left="0" w:right="0" w:firstLine="0"/>
-        <w:jc w:val="center"/>
-      </w:pPr>
-      <w:r>
-        <w:rPr>
-          <w:sz w:val="20"/>
-          <w:szCs w:val="20"/>
-        </w:rPr>
-        <w:t xml:space="preserve">(202)</w:t>
-      </w:r>
-      <w:r>
-        <w:rPr>
-          <w:sz w:val="20"/>
-          <w:szCs w:val="20"/>
-        </w:rPr>
-        <w:t xml:space="preserve"> </w:t>
-      </w:r>
-      <w:r>
-        <w:rPr>
-          <w:sz w:val="20"/>
-          <w:szCs w:val="20"/>
-        </w:rPr>
-        <w:t xml:space="preserve">220-1100</w:t>
-      </w:r>
-    </w:p>
-    <w:p>
-      <w:pPr>
-        <w:spacing w:before="0" w:after="0" w:line="240" w:lineRule="exact"/>
-        <w:ind w:left="0" w:right="0" w:firstLine="0"/>
-        <w:jc w:val="center"/>
-      </w:pPr>
-      <w:r>
-        <w:rPr>
-          <w:sz w:val="20"/>
-          <w:szCs w:val="20"/>
-        </w:rPr>
-        <w:t xml:space="preserve">Donald.Verrilli@mto.com</w:t>
-      </w:r>
-    </w:p>
-    <w:p>
-      <w:pPr>
-        <w:spacing w:before="160" w:after="0" w:line="240" w:lineRule="exact"/>
-        <w:ind w:left="0" w:right="0" w:firstLine="0"/>
-        <w:jc w:val="center"/>
-      </w:pPr>
-      <w:r>
-        <w:rPr>
-          <w:sz w:val="20"/>
-          <w:szCs w:val="20"/>
-        </w:rPr>
-        <w:t xml:space="preserve">Evan</w:t>
-      </w:r>
-      <w:r>
-        <w:rPr>
-          <w:sz w:val="20"/>
-          <w:szCs w:val="20"/>
-        </w:rPr>
-        <w:t xml:space="preserve"> </w:t>
-      </w:r>
-      <w:r>
-        <w:rPr>
-          <w:sz w:val="20"/>
-          <w:szCs w:val="20"/>
-        </w:rPr>
-        <w:t xml:space="preserve">J.</w:t>
-      </w:r>
-      <w:r>
-        <w:rPr>
-          <w:sz w:val="20"/>
-          <w:szCs w:val="20"/>
-        </w:rPr>
-        <w:t xml:space="preserve"> </w:t>
-      </w:r>
-      <w:r>
-        <w:rPr>
-          <w:sz w:val="20"/>
-          <w:szCs w:val="20"/>
-        </w:rPr>
-        <w:t xml:space="preserve">Davis</w:t>
-      </w:r>
-    </w:p>
-    <w:p>
-      <w:pPr>
-        <w:spacing w:before="0" w:after="0" w:line="240" w:lineRule="exact"/>
-        <w:ind w:left="0" w:right="0" w:firstLine="0"/>
-        <w:jc w:val="center"/>
-      </w:pPr>
-      <w:r>
-        <w:rPr>
-          <w:sz w:val="20"/>
-          <w:szCs w:val="20"/>
-        </w:rPr>
-        <w:t xml:space="preserve">HOCHMAN</w:t>
-      </w:r>
-      <w:r>
-        <w:rPr>
-          <w:sz w:val="20"/>
-          <w:szCs w:val="20"/>
-        </w:rPr>
-        <w:t xml:space="preserve"> </w:t>
-      </w:r>
-      <w:r>
-        <w:rPr>
-          <w:sz w:val="20"/>
-          <w:szCs w:val="20"/>
-        </w:rPr>
-        <w:t xml:space="preserve">SALKIN</w:t>
-      </w:r>
-      <w:r>
-        <w:rPr>
-          <w:sz w:val="20"/>
-          <w:szCs w:val="20"/>
-        </w:rPr>
-        <w:t xml:space="preserve"> </w:t>
-      </w:r>
-      <w:r>
-        <w:rPr>
-          <w:sz w:val="20"/>
-          <w:szCs w:val="20"/>
-        </w:rPr>
-        <w:t xml:space="preserve">TOSCHER</w:t>
-      </w:r>
-      <w:r>
-        <w:rPr>
-          <w:sz w:val="20"/>
-          <w:szCs w:val="20"/>
-        </w:rPr>
-        <w:t xml:space="preserve"> </w:t>
-      </w:r>
-      <w:r>
-        <w:rPr>
-          <w:sz w:val="20"/>
-          <w:szCs w:val="20"/>
-        </w:rPr>
-        <w:t xml:space="preserve">PEREZ</w:t>
-      </w:r>
-      <w:r>
-        <w:rPr>
-          <w:sz w:val="20"/>
-          <w:szCs w:val="20"/>
-        </w:rPr>
-        <w:t xml:space="preserve"> </w:t>
-      </w:r>
-      <w:r>
-        <w:rPr>
-          <w:sz w:val="20"/>
-          <w:szCs w:val="20"/>
-        </w:rPr>
-        <w:t xml:space="preserve">P.C.</w:t>
-      </w:r>
-    </w:p>
-    <w:p>
-      <w:pPr>
-        <w:spacing w:before="0" w:after="0" w:line="240" w:lineRule="exact"/>
-        <w:ind w:left="0" w:right="0" w:firstLine="0"/>
-        <w:jc w:val="center"/>
-      </w:pPr>
-      <w:r>
-        <w:rPr>
-          <w:sz w:val="20"/>
-          <w:szCs w:val="20"/>
-        </w:rPr>
-        <w:t xml:space="preserve">9100</w:t>
-      </w:r>
-      <w:r>
-        <w:rPr>
-          <w:sz w:val="20"/>
-          <w:szCs w:val="20"/>
-        </w:rPr>
-        <w:t xml:space="preserve"> </w:t>
-      </w:r>
-      <w:r>
-        <w:rPr>
-          <w:sz w:val="20"/>
-          <w:szCs w:val="20"/>
-        </w:rPr>
-        <w:t xml:space="preserve">Wilshire</w:t>
-      </w:r>
-      <w:r>
-        <w:rPr>
-          <w:sz w:val="20"/>
-          <w:szCs w:val="20"/>
-        </w:rPr>
-        <w:t xml:space="preserve"> </w:t>
-      </w:r>
-      <w:r>
-        <w:rPr>
-          <w:sz w:val="20"/>
-          <w:szCs w:val="20"/>
-        </w:rPr>
-        <w:t xml:space="preserve">Blvd.,</w:t>
-      </w:r>
-      <w:r>
-        <w:rPr>
-          <w:sz w:val="20"/>
-          <w:szCs w:val="20"/>
-        </w:rPr>
-        <w:t xml:space="preserve"> </w:t>
-      </w:r>
-      <w:r>
-        <w:rPr>
-          <w:sz w:val="20"/>
-          <w:szCs w:val="20"/>
-        </w:rPr>
-        <w:t xml:space="preserve">Suite</w:t>
-      </w:r>
-      <w:r>
-        <w:rPr>
-          <w:sz w:val="20"/>
-          <w:szCs w:val="20"/>
-        </w:rPr>
-        <w:t xml:space="preserve"> </w:t>
-      </w:r>
-      <w:r>
-        <w:rPr>
-          <w:sz w:val="20"/>
-          <w:szCs w:val="20"/>
-        </w:rPr>
-        <w:t xml:space="preserve">900W</w:t>
-      </w:r>
-    </w:p>
-    <w:p>
-      <w:pPr>
-        <w:spacing w:before="0" w:after="0" w:line="240" w:lineRule="exact"/>
-        <w:ind w:left="0" w:right="0" w:firstLine="0"/>
-        <w:jc w:val="center"/>
-      </w:pPr>
-      <w:r>
-        <w:rPr>
-          <w:sz w:val="20"/>
-          <w:szCs w:val="20"/>
-        </w:rPr>
-        <w:t xml:space="preserve">Beverly</w:t>
-      </w:r>
-      <w:r>
-        <w:rPr>
-          <w:sz w:val="20"/>
-          <w:szCs w:val="20"/>
-        </w:rPr>
-        <w:t xml:space="preserve"> </w:t>
-      </w:r>
-      <w:r>
-        <w:rPr>
-          <w:sz w:val="20"/>
-          <w:szCs w:val="20"/>
-        </w:rPr>
-        <w:t xml:space="preserve">Hills,</w:t>
-      </w:r>
-      <w:r>
-        <w:rPr>
-          <w:sz w:val="20"/>
-          <w:szCs w:val="20"/>
-        </w:rPr>
-        <w:t xml:space="preserve"> </w:t>
-      </w:r>
-      <w:r>
-        <w:rPr>
-          <w:sz w:val="20"/>
-          <w:szCs w:val="20"/>
-        </w:rPr>
-        <w:t xml:space="preserve">CA</w:t>
-      </w:r>
-      <w:r>
-        <w:rPr>
-          <w:sz w:val="20"/>
-          <w:szCs w:val="20"/>
-        </w:rPr>
-        <w:t xml:space="preserve"> </w:t>
-      </w:r>
-      <w:r>
-        <w:rPr>
-          <w:sz w:val="20"/>
-          <w:szCs w:val="20"/>
-        </w:rPr>
-        <w:t xml:space="preserve">90212</w:t>
-      </w:r>
-    </w:p>
-    <w:p>
-      <w:pPr>
-        <w:spacing w:before="0" w:after="0" w:line="240" w:lineRule="exact"/>
-        <w:ind w:left="0" w:right="0" w:firstLine="0"/>
-        <w:jc w:val="center"/>
-      </w:pPr>
-      <w:r>
-        <w:rPr>
-          <w:sz w:val="20"/>
-          <w:szCs w:val="20"/>
-        </w:rPr>
-        <w:t xml:space="preserve">(310)</w:t>
-      </w:r>
-      <w:r>
-        <w:rPr>
-          <w:sz w:val="20"/>
-          <w:szCs w:val="20"/>
-        </w:rPr>
-        <w:t xml:space="preserve"> </w:t>
-      </w:r>
-      <w:r>
-        <w:rPr>
-          <w:sz w:val="20"/>
-          <w:szCs w:val="20"/>
-        </w:rPr>
-        <w:t xml:space="preserve">281-3200</w:t>
-      </w:r>
-    </w:p>
-    <w:p>
-      <w:pPr>
-        <w:spacing w:before="0" w:after="0" w:line="240" w:lineRule="exact"/>
-        <w:ind w:left="0" w:right="0" w:firstLine="0"/>
-        <w:jc w:val="center"/>
-      </w:pPr>
-      <w:r>
-        <w:rPr>
-          <w:sz w:val="20"/>
-          <w:szCs w:val="20"/>
-        </w:rPr>
-        <w:t xml:space="preserve">Davis@taxlitigator.com</w:t>
-      </w:r>
-    </w:p>
-    <w:p>
-      <w:pPr>
-        <w:spacing w:before="280" w:after="0" w:line="280" w:lineRule="exact"/>
-        <w:ind w:left="0" w:right="0" w:firstLine="0"/>
-        <w:jc w:val="center"/>
-      </w:pPr>
-      <w:r>
-        <w:t xml:space="preserve">November</w:t>
-      </w:r>
-      <w:r>
-        <w:t xml:space="preserve"> </w:t>
-      </w:r>
-      <w:r>
-        <w:t xml:space="preserve">16,</w:t>
-      </w:r>
-      <w:r>
-        <w:t xml:space="preserve"> </w:t>
-      </w:r>
-      <w:r>
-        <w:t xml:space="preserve">2022</w:t>
-      </w:r>
-    </w:p>
+    <w:tbl>
+      <w:tblPr>
+        <w:tblpPr w:leftFromText="0" w:rightFromText="0" w:vertAnchor="margin" w:horzAnchor="margin" w:tblpYSpec="bottom"/>
+        <w:tblW w:w="5940" w:type="dxa"/>
+        <w:tblLayout w:type="fixed"/>
+        <w:tblCellMar>
+          <w:top w:w="0" w:type="dxa"/>
+          <w:left w:w="0" w:type="dxa"/>
+          <w:bottom w:w="0" w:type="dxa"/>
+          <w:right w:w="0" w:type="dxa"/>
+        </w:tblCellMar>
+      </w:tblPr>
+      <w:tblGrid>
+        <w:gridCol w:w="2790"/>
+        <w:gridCol w:w="360"/>
+        <w:gridCol w:w="2790"/>
+      </w:tblGrid>
+      <w:tr>
+        <w:trPr>
+          <w:cantSplit/>
+        </w:trPr>
+        <w:tc>
+          <w:tcPr>
+            <w:tcW w:w="2790" w:type="dxa"/>
+          </w:tcPr>
+          <w:p>
+            <w:pPr>
+              <w:spacing w:before="0" w:after="0" w:line="240" w:lineRule="exact"/>
+              <w:ind w:left="0" w:firstLine="0"/>
+            </w:pPr>
+            <w:r>
+              <w:rPr>
+                <w:sz w:val="20"/>
+                <w:szCs w:val="20"/>
+              </w:rPr>
+              <w:t xml:space="preserve">Daniel</w:t>
+            </w:r>
+            <w:r>
+              <w:rPr>
+                <w:sz w:val="20"/>
+                <w:szCs w:val="20"/>
+              </w:rPr>
+              <w:t xml:space="preserve"> </w:t>
+            </w:r>
+            <w:r>
+              <w:rPr>
+                <w:sz w:val="20"/>
+                <w:szCs w:val="20"/>
+              </w:rPr>
+              <w:t xml:space="preserve">B.</w:t>
+            </w:r>
+            <w:r>
+              <w:rPr>
+                <w:sz w:val="20"/>
+                <w:szCs w:val="20"/>
+              </w:rPr>
+              <w:t xml:space="preserve"> </w:t>
+            </w:r>
+            <w:r>
+              <w:rPr>
+                <w:sz w:val="20"/>
+                <w:szCs w:val="20"/>
+              </w:rPr>
+              <w:t xml:space="preserve">Levin</w:t>
+            </w:r>
+          </w:p>
+          <w:p>
+            <w:pPr>
+              <w:spacing w:before="0" w:after="0" w:line="240" w:lineRule="exact"/>
+              <w:ind w:left="0" w:firstLine="0"/>
+            </w:pPr>
+            <w:r>
+              <w:rPr>
+                <w:i/>
+                <w:iCs/>
+                <w:sz w:val="20"/>
+                <w:szCs w:val="20"/>
+              </w:rPr>
+              <w:t xml:space="preserve">Counsel</w:t>
+            </w:r>
+            <w:r>
+              <w:rPr>
+                <w:i/>
+                <w:iCs/>
+                <w:sz w:val="20"/>
+                <w:szCs w:val="20"/>
+              </w:rPr>
+              <w:t xml:space="preserve"> </w:t>
+            </w:r>
+            <w:r>
+              <w:rPr>
+                <w:i/>
+                <w:iCs/>
+                <w:sz w:val="20"/>
+                <w:szCs w:val="20"/>
+              </w:rPr>
+              <w:t xml:space="preserve">of</w:t>
+            </w:r>
+            <w:r>
+              <w:rPr>
+                <w:i/>
+                <w:iCs/>
+                <w:sz w:val="20"/>
+                <w:szCs w:val="20"/>
+              </w:rPr>
+              <w:t xml:space="preserve"> </w:t>
+            </w:r>
+            <w:r>
+              <w:rPr>
+                <w:i/>
+                <w:iCs/>
+                <w:sz w:val="20"/>
+                <w:szCs w:val="20"/>
+              </w:rPr>
+              <w:t xml:space="preserve">Record</w:t>
+            </w:r>
+          </w:p>
+          <w:p>
+            <w:pPr>
+              <w:spacing w:before="0" w:after="0" w:line="240" w:lineRule="exact"/>
+              <w:ind w:left="0" w:firstLine="0"/>
+            </w:pPr>
+            <w:r>
+              <w:rPr>
+                <w:i/>
+                <w:iCs/>
+                <w:sz w:val="20"/>
+                <w:szCs w:val="20"/>
+              </w:rPr>
+              <w:t xml:space="preserve">MUNGER,</w:t>
+            </w:r>
+            <w:r>
+              <w:rPr>
+                <w:i/>
+                <w:iCs/>
+                <w:sz w:val="20"/>
+                <w:szCs w:val="20"/>
+              </w:rPr>
+              <w:t xml:space="preserve"> </w:t>
+            </w:r>
+            <w:r>
+              <w:rPr>
+                <w:i/>
+                <w:iCs/>
+                <w:sz w:val="20"/>
+                <w:szCs w:val="20"/>
+              </w:rPr>
+              <w:t xml:space="preserve">TOLLES</w:t>
+            </w:r>
+            <w:r>
+              <w:rPr>
+                <w:i/>
+                <w:iCs/>
+                <w:sz w:val="20"/>
+                <w:szCs w:val="20"/>
+              </w:rPr>
+              <w:t xml:space="preserve"> </w:t>
+            </w:r>
+            <w:r>
+              <w:rPr>
+                <w:i/>
+                <w:iCs/>
+                <w:sz w:val="20"/>
+                <w:szCs w:val="20"/>
+              </w:rPr>
+              <w:t xml:space="preserve">&amp;</w:t>
+            </w:r>
+            <w:r>
+              <w:rPr>
+                <w:i/>
+                <w:iCs/>
+                <w:sz w:val="20"/>
+                <w:szCs w:val="20"/>
+              </w:rPr>
+              <w:t xml:space="preserve"> </w:t>
+            </w:r>
+            <w:r>
+              <w:rPr>
+                <w:i/>
+                <w:iCs/>
+                <w:sz w:val="20"/>
+                <w:szCs w:val="20"/>
+              </w:rPr>
+              <w:t xml:space="preserve">OLSON</w:t>
+            </w:r>
+            <w:r>
+              <w:rPr>
+                <w:i/>
+                <w:iCs/>
+                <w:sz w:val="20"/>
+                <w:szCs w:val="20"/>
+              </w:rPr>
+              <w:t xml:space="preserve"> </w:t>
+            </w:r>
+            <w:r>
+              <w:rPr>
+                <w:i/>
+                <w:iCs/>
+                <w:sz w:val="20"/>
+                <w:szCs w:val="20"/>
+              </w:rPr>
+              <w:t xml:space="preserve">LLP</w:t>
+            </w:r>
+          </w:p>
+          <w:p>
+            <w:pPr>
+              <w:spacing w:before="0" w:after="0" w:line="240" w:lineRule="exact"/>
+              <w:ind w:left="0" w:firstLine="0"/>
+            </w:pPr>
+            <w:r>
+              <w:rPr>
+                <w:i/>
+                <w:iCs/>
+                <w:sz w:val="20"/>
+                <w:szCs w:val="20"/>
+              </w:rPr>
+              <w:t xml:space="preserve">350</w:t>
+            </w:r>
+            <w:r>
+              <w:rPr>
+                <w:i/>
+                <w:iCs/>
+                <w:sz w:val="20"/>
+                <w:szCs w:val="20"/>
+              </w:rPr>
+              <w:t xml:space="preserve"> </w:t>
+            </w:r>
+            <w:r>
+              <w:rPr>
+                <w:i/>
+                <w:iCs/>
+                <w:sz w:val="20"/>
+                <w:szCs w:val="20"/>
+              </w:rPr>
+              <w:t xml:space="preserve">South</w:t>
+            </w:r>
+            <w:r>
+              <w:rPr>
+                <w:i/>
+                <w:iCs/>
+                <w:sz w:val="20"/>
+                <w:szCs w:val="20"/>
+              </w:rPr>
+              <w:t xml:space="preserve"> </w:t>
+            </w:r>
+            <w:r>
+              <w:rPr>
+                <w:i/>
+                <w:iCs/>
+                <w:sz w:val="20"/>
+                <w:szCs w:val="20"/>
+              </w:rPr>
+              <w:t xml:space="preserve">Grand</w:t>
+            </w:r>
+            <w:r>
+              <w:rPr>
+                <w:i/>
+                <w:iCs/>
+                <w:sz w:val="20"/>
+                <w:szCs w:val="20"/>
+              </w:rPr>
+              <w:t xml:space="preserve"> </w:t>
+            </w:r>
+            <w:r>
+              <w:rPr>
+                <w:i/>
+                <w:iCs/>
+                <w:sz w:val="20"/>
+                <w:szCs w:val="20"/>
+              </w:rPr>
+              <w:t xml:space="preserve">Avenue,</w:t>
+            </w:r>
+            <w:r>
+              <w:rPr>
+                <w:i/>
+                <w:iCs/>
+                <w:sz w:val="20"/>
+                <w:szCs w:val="20"/>
+              </w:rPr>
+              <w:t xml:space="preserve"> </w:t>
+            </w:r>
+            <w:r>
+              <w:rPr>
+                <w:i/>
+                <w:iCs/>
+                <w:sz w:val="20"/>
+                <w:szCs w:val="20"/>
+              </w:rPr>
+              <w:t xml:space="preserve">50th</w:t>
+            </w:r>
+            <w:r>
+              <w:rPr>
+                <w:i/>
+                <w:iCs/>
+                <w:sz w:val="20"/>
+                <w:szCs w:val="20"/>
+              </w:rPr>
+              <w:t xml:space="preserve"> </w:t>
+            </w:r>
+            <w:r>
+              <w:rPr>
+                <w:i/>
+                <w:iCs/>
+                <w:sz w:val="20"/>
+                <w:szCs w:val="20"/>
+              </w:rPr>
+              <w:t xml:space="preserve">Floor</w:t>
+            </w:r>
+          </w:p>
+          <w:p>
+            <w:pPr>
+              <w:spacing w:before="0" w:after="0" w:line="240" w:lineRule="exact"/>
+              <w:ind w:left="0" w:firstLine="0"/>
+            </w:pPr>
+            <w:r>
+              <w:rPr>
+                <w:i/>
+                <w:iCs/>
+                <w:sz w:val="20"/>
+                <w:szCs w:val="20"/>
+              </w:rPr>
+              <w:t xml:space="preserve">Los</w:t>
+            </w:r>
+            <w:r>
+              <w:rPr>
+                <w:i/>
+                <w:iCs/>
+                <w:sz w:val="20"/>
+                <w:szCs w:val="20"/>
+              </w:rPr>
+              <w:t xml:space="preserve"> </w:t>
+            </w:r>
+            <w:r>
+              <w:rPr>
+                <w:i/>
+                <w:iCs/>
+                <w:sz w:val="20"/>
+                <w:szCs w:val="20"/>
+              </w:rPr>
+              <w:t xml:space="preserve">Angeles,</w:t>
+            </w:r>
+            <w:r>
+              <w:rPr>
+                <w:i/>
+                <w:iCs/>
+                <w:sz w:val="20"/>
+                <w:szCs w:val="20"/>
+              </w:rPr>
+              <w:t xml:space="preserve"> </w:t>
+            </w:r>
+            <w:r>
+              <w:rPr>
+                <w:i/>
+                <w:iCs/>
+                <w:sz w:val="20"/>
+                <w:szCs w:val="20"/>
+              </w:rPr>
+              <w:t xml:space="preserve">CA</w:t>
+            </w:r>
+            <w:r>
+              <w:rPr>
+                <w:i/>
+                <w:iCs/>
+                <w:sz w:val="20"/>
+                <w:szCs w:val="20"/>
+              </w:rPr>
+              <w:t xml:space="preserve"> </w:t>
+            </w:r>
+            <w:r>
+              <w:rPr>
+                <w:i/>
+                <w:iCs/>
+                <w:sz w:val="20"/>
+                <w:szCs w:val="20"/>
+              </w:rPr>
+              <w:t xml:space="preserve">90071</w:t>
+              <w:noBreakHyphen/>
+              <w:t xml:space="preserve">3426</w:t>
+            </w:r>
+          </w:p>
+          <w:p>
+            <w:pPr>
+              <w:spacing w:before="0" w:after="0" w:line="240" w:lineRule="exact"/>
+              <w:ind w:left="0" w:firstLine="0"/>
+            </w:pPr>
+            <w:r>
+              <w:rPr>
+                <w:i/>
+                <w:iCs/>
+                <w:sz w:val="20"/>
+                <w:szCs w:val="20"/>
+              </w:rPr>
+              <w:t xml:space="preserve">(213)</w:t>
+            </w:r>
+            <w:r>
+              <w:rPr>
+                <w:i/>
+                <w:iCs/>
+                <w:sz w:val="20"/>
+                <w:szCs w:val="20"/>
+              </w:rPr>
+              <w:t xml:space="preserve"> </w:t>
+            </w:r>
+            <w:r>
+              <w:rPr>
+                <w:i/>
+                <w:iCs/>
+                <w:sz w:val="20"/>
+                <w:szCs w:val="20"/>
+              </w:rPr>
+              <w:t xml:space="preserve">683</w:t>
+              <w:noBreakHyphen/>
+              <w:t xml:space="preserve">9135</w:t>
+            </w:r>
+          </w:p>
+          <w:p>
+            <w:pPr>
+              <w:spacing w:before="0" w:after="0" w:line="240" w:lineRule="exact"/>
+              <w:ind w:left="0" w:firstLine="0"/>
+            </w:pPr>
+            <w:r>
+              <w:rPr>
+                <w:i/>
+                <w:iCs/>
+                <w:sz w:val="20"/>
+                <w:szCs w:val="20"/>
+              </w:rPr>
+              <w:t xml:space="preserve">Daniel.Levin@mto.com</w:t>
+            </w:r>
+          </w:p>
+        </w:tc>
+        <w:tc>
+          <w:tcPr>
+            <w:tcW w:w="360" w:type="dxa"/>
+          </w:tcPr>
+          <w:p>
+            <w:pPr>
+              <w:spacing w:before="0" w:after="0" w:line="240" w:lineRule="exact"/>
+            </w:pPr>
+          </w:p>
+        </w:tc>
+        <w:tc>
+          <w:tcPr>
+            <w:tcW w:w="2790" w:type="dxa"/>
+          </w:tcPr>
+          <w:p>
+            <w:pPr>
+              <w:spacing w:before="0" w:after="0" w:line="240" w:lineRule="exact"/>
+              <w:ind w:left="0" w:firstLine="0"/>
+            </w:pPr>
+            <w:r>
+              <w:rPr>
+                <w:sz w:val="20"/>
+                <w:szCs w:val="20"/>
+              </w:rPr>
+              <w:t xml:space="preserve">Donald</w:t>
+            </w:r>
+            <w:r>
+              <w:rPr>
+                <w:sz w:val="20"/>
+                <w:szCs w:val="20"/>
+              </w:rPr>
+              <w:t xml:space="preserve"> </w:t>
+            </w:r>
+            <w:r>
+              <w:rPr>
+                <w:sz w:val="20"/>
+                <w:szCs w:val="20"/>
+              </w:rPr>
+              <w:t xml:space="preserve">B.</w:t>
+            </w:r>
+            <w:r>
+              <w:rPr>
+                <w:sz w:val="20"/>
+                <w:szCs w:val="20"/>
+              </w:rPr>
+              <w:t xml:space="preserve"> </w:t>
+            </w:r>
+            <w:r>
+              <w:rPr>
+                <w:sz w:val="20"/>
+                <w:szCs w:val="20"/>
+              </w:rPr>
+              <w:t xml:space="preserve">Verrilli,</w:t>
+            </w:r>
+            <w:r>
+              <w:rPr>
+                <w:sz w:val="20"/>
+                <w:szCs w:val="20"/>
+              </w:rPr>
+              <w:t xml:space="preserve"> </w:t>
+            </w:r>
+            <w:r>
+              <w:rPr>
+                <w:sz w:val="20"/>
+                <w:szCs w:val="20"/>
+              </w:rPr>
+              <w:t xml:space="preserve">Jr.</w:t>
+            </w:r>
+          </w:p>
+          <w:p>
+            <w:pPr>
+              <w:spacing w:before="0" w:after="0" w:line="240" w:lineRule="exact"/>
+              <w:ind w:left="0" w:firstLine="0"/>
+            </w:pPr>
+            <w:r>
+              <w:rPr>
+                <w:i/>
+                <w:iCs/>
+                <w:sz w:val="20"/>
+                <w:szCs w:val="20"/>
+              </w:rPr>
+              <w:t xml:space="preserve">MUNGER,</w:t>
+            </w:r>
+            <w:r>
+              <w:rPr>
+                <w:i/>
+                <w:iCs/>
+                <w:sz w:val="20"/>
+                <w:szCs w:val="20"/>
+              </w:rPr>
+              <w:t xml:space="preserve"> </w:t>
+            </w:r>
+            <w:r>
+              <w:rPr>
+                <w:i/>
+                <w:iCs/>
+                <w:sz w:val="20"/>
+                <w:szCs w:val="20"/>
+              </w:rPr>
+              <w:t xml:space="preserve">TOLLES</w:t>
+            </w:r>
+            <w:r>
+              <w:rPr>
+                <w:i/>
+                <w:iCs/>
+                <w:sz w:val="20"/>
+                <w:szCs w:val="20"/>
+              </w:rPr>
+              <w:t xml:space="preserve"> </w:t>
+            </w:r>
+            <w:r>
+              <w:rPr>
+                <w:i/>
+                <w:iCs/>
+                <w:sz w:val="20"/>
+                <w:szCs w:val="20"/>
+              </w:rPr>
+              <w:t xml:space="preserve">&amp;</w:t>
+            </w:r>
+            <w:r>
+              <w:rPr>
+                <w:i/>
+                <w:iCs/>
+                <w:sz w:val="20"/>
+                <w:szCs w:val="20"/>
+              </w:rPr>
+              <w:t xml:space="preserve"> </w:t>
+            </w:r>
+            <w:r>
+              <w:rPr>
+                <w:i/>
+                <w:iCs/>
+                <w:sz w:val="20"/>
+                <w:szCs w:val="20"/>
+              </w:rPr>
+              <w:t xml:space="preserve">OLSON</w:t>
+            </w:r>
+            <w:r>
+              <w:rPr>
+                <w:i/>
+                <w:iCs/>
+                <w:sz w:val="20"/>
+                <w:szCs w:val="20"/>
+              </w:rPr>
+              <w:t xml:space="preserve"> </w:t>
+            </w:r>
+            <w:r>
+              <w:rPr>
+                <w:i/>
+                <w:iCs/>
+                <w:sz w:val="20"/>
+                <w:szCs w:val="20"/>
+              </w:rPr>
+              <w:t xml:space="preserve">LLP</w:t>
+            </w:r>
+          </w:p>
+          <w:p>
+            <w:pPr>
+              <w:spacing w:before="0" w:after="0" w:line="240" w:lineRule="exact"/>
+              <w:ind w:left="0" w:firstLine="0"/>
+            </w:pPr>
+            <w:r>
+              <w:rPr>
+                <w:i/>
+                <w:iCs/>
+                <w:sz w:val="20"/>
+                <w:szCs w:val="20"/>
+              </w:rPr>
+              <w:t xml:space="preserve">601</w:t>
+            </w:r>
+            <w:r>
+              <w:rPr>
+                <w:i/>
+                <w:iCs/>
+                <w:sz w:val="20"/>
+                <w:szCs w:val="20"/>
+              </w:rPr>
+              <w:t xml:space="preserve"> </w:t>
+            </w:r>
+            <w:r>
+              <w:rPr>
+                <w:i/>
+                <w:iCs/>
+                <w:sz w:val="20"/>
+                <w:szCs w:val="20"/>
+              </w:rPr>
+              <w:t xml:space="preserve">Massachusetts</w:t>
+            </w:r>
+            <w:r>
+              <w:rPr>
+                <w:i/>
+                <w:iCs/>
+                <w:sz w:val="20"/>
+                <w:szCs w:val="20"/>
+              </w:rPr>
+              <w:t xml:space="preserve"> </w:t>
+            </w:r>
+            <w:r>
+              <w:rPr>
+                <w:i/>
+                <w:iCs/>
+                <w:sz w:val="20"/>
+                <w:szCs w:val="20"/>
+              </w:rPr>
+              <w:t xml:space="preserve">Ave.</w:t>
+            </w:r>
+            <w:r>
+              <w:rPr>
+                <w:i/>
+                <w:iCs/>
+                <w:sz w:val="20"/>
+                <w:szCs w:val="20"/>
+              </w:rPr>
+              <w:t xml:space="preserve"> </w:t>
+            </w:r>
+            <w:r>
+              <w:rPr>
+                <w:i/>
+                <w:iCs/>
+                <w:sz w:val="20"/>
+                <w:szCs w:val="20"/>
+              </w:rPr>
+              <w:t xml:space="preserve">NW,</w:t>
+            </w:r>
+            <w:r>
+              <w:rPr>
+                <w:i/>
+                <w:iCs/>
+                <w:sz w:val="20"/>
+                <w:szCs w:val="20"/>
+              </w:rPr>
+              <w:t xml:space="preserve"> </w:t>
+            </w:r>
+            <w:r>
+              <w:rPr>
+                <w:i/>
+                <w:iCs/>
+                <w:sz w:val="20"/>
+                <w:szCs w:val="20"/>
+              </w:rPr>
+              <w:t xml:space="preserve">Suite</w:t>
+            </w:r>
+            <w:r>
+              <w:rPr>
+                <w:i/>
+                <w:iCs/>
+                <w:sz w:val="20"/>
+                <w:szCs w:val="20"/>
+              </w:rPr>
+              <w:t xml:space="preserve"> </w:t>
+            </w:r>
+            <w:r>
+              <w:rPr>
+                <w:i/>
+                <w:iCs/>
+                <w:sz w:val="20"/>
+                <w:szCs w:val="20"/>
+              </w:rPr>
+              <w:t xml:space="preserve">500E</w:t>
+            </w:r>
+          </w:p>
+          <w:p>
+            <w:pPr>
+              <w:spacing w:before="0" w:after="0" w:line="240" w:lineRule="exact"/>
+              <w:ind w:left="0" w:firstLine="0"/>
+            </w:pPr>
+            <w:r>
+              <w:rPr>
+                <w:i/>
+                <w:iCs/>
+                <w:sz w:val="20"/>
+                <w:szCs w:val="20"/>
+              </w:rPr>
+              <w:t xml:space="preserve">Washington,</w:t>
+            </w:r>
+            <w:r>
+              <w:rPr>
+                <w:i/>
+                <w:iCs/>
+                <w:sz w:val="20"/>
+                <w:szCs w:val="20"/>
+              </w:rPr>
+              <w:t xml:space="preserve"> </w:t>
+            </w:r>
+            <w:r>
+              <w:rPr>
+                <w:i/>
+                <w:iCs/>
+                <w:sz w:val="20"/>
+                <w:szCs w:val="20"/>
+              </w:rPr>
+              <w:t xml:space="preserve">DC</w:t>
+            </w:r>
+            <w:r>
+              <w:rPr>
+                <w:i/>
+                <w:iCs/>
+                <w:sz w:val="20"/>
+                <w:szCs w:val="20"/>
+              </w:rPr>
+              <w:t xml:space="preserve"> </w:t>
+            </w:r>
+            <w:r>
+              <w:rPr>
+                <w:i/>
+                <w:iCs/>
+                <w:sz w:val="20"/>
+                <w:szCs w:val="20"/>
+              </w:rPr>
+              <w:t xml:space="preserve">20001</w:t>
+              <w:noBreakHyphen/>
+              <w:t xml:space="preserve">5369</w:t>
+            </w:r>
+          </w:p>
+          <w:p>
+            <w:pPr>
+              <w:spacing w:before="0" w:after="0" w:line="240" w:lineRule="exact"/>
+              <w:ind w:left="0" w:firstLine="0"/>
+            </w:pPr>
+            <w:r>
+              <w:rPr>
+                <w:i/>
+                <w:iCs/>
+                <w:sz w:val="20"/>
+                <w:szCs w:val="20"/>
+              </w:rPr>
+              <w:t xml:space="preserve">(202)</w:t>
+            </w:r>
+            <w:r>
+              <w:rPr>
+                <w:i/>
+                <w:iCs/>
+                <w:sz w:val="20"/>
+                <w:szCs w:val="20"/>
+              </w:rPr>
+              <w:t xml:space="preserve"> </w:t>
+            </w:r>
+            <w:r>
+              <w:rPr>
+                <w:i/>
+                <w:iCs/>
+                <w:sz w:val="20"/>
+                <w:szCs w:val="20"/>
+              </w:rPr>
+              <w:t xml:space="preserve">220</w:t>
+              <w:noBreakHyphen/>
+              <w:t xml:space="preserve">1100</w:t>
+            </w:r>
+          </w:p>
+          <w:p>
+            <w:pPr>
+              <w:spacing w:before="0" w:after="0" w:line="240" w:lineRule="exact"/>
+              <w:ind w:left="0" w:firstLine="0"/>
+            </w:pPr>
+            <w:r>
+              <w:rPr>
+                <w:i/>
+                <w:iCs/>
+                <w:sz w:val="20"/>
+                <w:szCs w:val="20"/>
+              </w:rPr>
+              <w:t xml:space="preserve">Donald.Verrilli@mto.com</w:t>
+            </w:r>
+          </w:p>
+        </w:tc>
+      </w:tr>
+      <w:tr>
+        <w:trPr>
+          <w:cantSplit/>
+        </w:trPr>
+        <w:tc>
+          <w:tcPr>
+            <w:tcW w:w="2790" w:type="dxa"/>
+          </w:tcPr>
+          <w:p>
+            <w:pPr>
+              <w:spacing w:before="216" w:after="0" w:line="240" w:lineRule="exact"/>
+              <w:ind w:left="0" w:firstLine="0"/>
+            </w:pPr>
+            <w:r>
+              <w:rPr>
+                <w:sz w:val="20"/>
+                <w:szCs w:val="20"/>
+              </w:rPr>
+              <w:t xml:space="preserve">Evan</w:t>
+            </w:r>
+            <w:r>
+              <w:rPr>
+                <w:sz w:val="20"/>
+                <w:szCs w:val="20"/>
+              </w:rPr>
+              <w:t xml:space="preserve"> </w:t>
+            </w:r>
+            <w:r>
+              <w:rPr>
+                <w:sz w:val="20"/>
+                <w:szCs w:val="20"/>
+              </w:rPr>
+              <w:t xml:space="preserve">J.</w:t>
+            </w:r>
+            <w:r>
+              <w:rPr>
+                <w:sz w:val="20"/>
+                <w:szCs w:val="20"/>
+              </w:rPr>
+              <w:t xml:space="preserve"> </w:t>
+            </w:r>
+            <w:r>
+              <w:rPr>
+                <w:sz w:val="20"/>
+                <w:szCs w:val="20"/>
+              </w:rPr>
+              <w:t xml:space="preserve">Davis</w:t>
+            </w:r>
+          </w:p>
+          <w:p>
+            <w:pPr>
+              <w:spacing w:before="0" w:after="0" w:line="240" w:lineRule="exact"/>
+              <w:ind w:left="0" w:firstLine="0"/>
+            </w:pPr>
+            <w:r>
+              <w:rPr>
+                <w:i/>
+                <w:iCs/>
+                <w:sz w:val="20"/>
+                <w:szCs w:val="20"/>
+              </w:rPr>
+              <w:t xml:space="preserve">HOCHMAN</w:t>
+            </w:r>
+            <w:r>
+              <w:rPr>
+                <w:i/>
+                <w:iCs/>
+                <w:sz w:val="20"/>
+                <w:szCs w:val="20"/>
+              </w:rPr>
+              <w:t xml:space="preserve"> </w:t>
+            </w:r>
+            <w:r>
+              <w:rPr>
+                <w:i/>
+                <w:iCs/>
+                <w:sz w:val="20"/>
+                <w:szCs w:val="20"/>
+              </w:rPr>
+              <w:t xml:space="preserve">SALKIN</w:t>
+            </w:r>
+            <w:r>
+              <w:rPr>
+                <w:i/>
+                <w:iCs/>
+                <w:sz w:val="20"/>
+                <w:szCs w:val="20"/>
+              </w:rPr>
+              <w:t xml:space="preserve"> </w:t>
+            </w:r>
+            <w:r>
+              <w:rPr>
+                <w:i/>
+                <w:iCs/>
+                <w:sz w:val="20"/>
+                <w:szCs w:val="20"/>
+              </w:rPr>
+              <w:t xml:space="preserve">TOSCHER</w:t>
+            </w:r>
+            <w:r>
+              <w:rPr>
+                <w:i/>
+                <w:iCs/>
+                <w:sz w:val="20"/>
+                <w:szCs w:val="20"/>
+              </w:rPr>
+              <w:t xml:space="preserve"> </w:t>
+            </w:r>
+            <w:r>
+              <w:rPr>
+                <w:i/>
+                <w:iCs/>
+                <w:sz w:val="20"/>
+                <w:szCs w:val="20"/>
+              </w:rPr>
+              <w:t xml:space="preserve">PEREZ</w:t>
+            </w:r>
+            <w:r>
+              <w:rPr>
+                <w:i/>
+                <w:iCs/>
+                <w:sz w:val="20"/>
+                <w:szCs w:val="20"/>
+              </w:rPr>
+              <w:t xml:space="preserve"> </w:t>
+            </w:r>
+            <w:r>
+              <w:rPr>
+                <w:i/>
+                <w:iCs/>
+                <w:sz w:val="20"/>
+                <w:szCs w:val="20"/>
+              </w:rPr>
+              <w:t xml:space="preserve">P.C.</w:t>
+            </w:r>
+          </w:p>
+          <w:p>
+            <w:pPr>
+              <w:spacing w:before="0" w:after="0" w:line="240" w:lineRule="exact"/>
+              <w:ind w:left="0" w:firstLine="0"/>
+            </w:pPr>
+            <w:r>
+              <w:rPr>
+                <w:i/>
+                <w:iCs/>
+                <w:sz w:val="20"/>
+                <w:szCs w:val="20"/>
+              </w:rPr>
+              <w:t xml:space="preserve">9100</w:t>
+            </w:r>
+            <w:r>
+              <w:rPr>
+                <w:i/>
+                <w:iCs/>
+                <w:sz w:val="20"/>
+                <w:szCs w:val="20"/>
+              </w:rPr>
+              <w:t xml:space="preserve"> </w:t>
+            </w:r>
+            <w:r>
+              <w:rPr>
+                <w:i/>
+                <w:iCs/>
+                <w:sz w:val="20"/>
+                <w:szCs w:val="20"/>
+              </w:rPr>
+              <w:t xml:space="preserve">Wilshire</w:t>
+            </w:r>
+            <w:r>
+              <w:rPr>
+                <w:i/>
+                <w:iCs/>
+                <w:sz w:val="20"/>
+                <w:szCs w:val="20"/>
+              </w:rPr>
+              <w:t xml:space="preserve"> </w:t>
+            </w:r>
+            <w:r>
+              <w:rPr>
+                <w:i/>
+                <w:iCs/>
+                <w:sz w:val="20"/>
+                <w:szCs w:val="20"/>
+              </w:rPr>
+              <w:t xml:space="preserve">Blvd.,</w:t>
+            </w:r>
+            <w:r>
+              <w:rPr>
+                <w:i/>
+                <w:iCs/>
+                <w:sz w:val="20"/>
+                <w:szCs w:val="20"/>
+              </w:rPr>
+              <w:t xml:space="preserve"> </w:t>
+            </w:r>
+            <w:r>
+              <w:rPr>
+                <w:i/>
+                <w:iCs/>
+                <w:sz w:val="20"/>
+                <w:szCs w:val="20"/>
+              </w:rPr>
+              <w:t xml:space="preserve">Suite</w:t>
+            </w:r>
+            <w:r>
+              <w:rPr>
+                <w:i/>
+                <w:iCs/>
+                <w:sz w:val="20"/>
+                <w:szCs w:val="20"/>
+              </w:rPr>
+              <w:t xml:space="preserve"> </w:t>
+            </w:r>
+            <w:r>
+              <w:rPr>
+                <w:i/>
+                <w:iCs/>
+                <w:sz w:val="20"/>
+                <w:szCs w:val="20"/>
+              </w:rPr>
+              <w:t xml:space="preserve">900W</w:t>
+            </w:r>
+          </w:p>
+          <w:p>
+            <w:pPr>
+              <w:spacing w:before="0" w:after="0" w:line="240" w:lineRule="exact"/>
+              <w:ind w:left="0" w:firstLine="0"/>
+            </w:pPr>
+            <w:r>
+              <w:rPr>
+                <w:i/>
+                <w:iCs/>
+                <w:sz w:val="20"/>
+                <w:szCs w:val="20"/>
+              </w:rPr>
+              <w:t xml:space="preserve">Beverly</w:t>
+            </w:r>
+            <w:r>
+              <w:rPr>
+                <w:i/>
+                <w:iCs/>
+                <w:sz w:val="20"/>
+                <w:szCs w:val="20"/>
+              </w:rPr>
+              <w:t xml:space="preserve"> </w:t>
+            </w:r>
+            <w:r>
+              <w:rPr>
+                <w:i/>
+                <w:iCs/>
+                <w:sz w:val="20"/>
+                <w:szCs w:val="20"/>
+              </w:rPr>
+              <w:t xml:space="preserve">Hills,</w:t>
+            </w:r>
+            <w:r>
+              <w:rPr>
+                <w:i/>
+                <w:iCs/>
+                <w:sz w:val="20"/>
+                <w:szCs w:val="20"/>
+              </w:rPr>
+              <w:t xml:space="preserve"> </w:t>
+            </w:r>
+            <w:r>
+              <w:rPr>
+                <w:i/>
+                <w:iCs/>
+                <w:sz w:val="20"/>
+                <w:szCs w:val="20"/>
+              </w:rPr>
+              <w:t xml:space="preserve">CA</w:t>
+            </w:r>
+            <w:r>
+              <w:rPr>
+                <w:i/>
+                <w:iCs/>
+                <w:sz w:val="20"/>
+                <w:szCs w:val="20"/>
+              </w:rPr>
+              <w:t xml:space="preserve"> </w:t>
+            </w:r>
+            <w:r>
+              <w:rPr>
+                <w:i/>
+                <w:iCs/>
+                <w:sz w:val="20"/>
+                <w:szCs w:val="20"/>
+              </w:rPr>
+              <w:t xml:space="preserve">90212</w:t>
+            </w:r>
+          </w:p>
+          <w:p>
+            <w:pPr>
+              <w:spacing w:before="0" w:after="0" w:line="240" w:lineRule="exact"/>
+              <w:ind w:left="0" w:firstLine="0"/>
+            </w:pPr>
+            <w:r>
+              <w:rPr>
+                <w:i/>
+                <w:iCs/>
+                <w:sz w:val="20"/>
+                <w:szCs w:val="20"/>
+              </w:rPr>
+              <w:t xml:space="preserve">(310)</w:t>
+            </w:r>
+            <w:r>
+              <w:rPr>
+                <w:i/>
+                <w:iCs/>
+                <w:sz w:val="20"/>
+                <w:szCs w:val="20"/>
+              </w:rPr>
+              <w:t xml:space="preserve"> </w:t>
+            </w:r>
+            <w:r>
+              <w:rPr>
+                <w:i/>
+                <w:iCs/>
+                <w:sz w:val="20"/>
+                <w:szCs w:val="20"/>
+              </w:rPr>
+              <w:t xml:space="preserve">281</w:t>
+              <w:noBreakHyphen/>
+              <w:t xml:space="preserve">3200</w:t>
+            </w:r>
+          </w:p>
+          <w:p>
+            <w:pPr>
+              <w:spacing w:before="0" w:after="0" w:line="240" w:lineRule="exact"/>
+              <w:ind w:left="0" w:firstLine="0"/>
+            </w:pPr>
+            <w:r>
+              <w:rPr>
+                <w:i/>
+                <w:iCs/>
+                <w:sz w:val="20"/>
+                <w:szCs w:val="20"/>
+              </w:rPr>
+              <w:t xml:space="preserve">Davis@taxlitigator.com</w:t>
+            </w:r>
+          </w:p>
+        </w:tc>
+        <w:tc>
+          <w:tcPr>
+            <w:tcW w:w="360" w:type="dxa"/>
+          </w:tcPr>
+          <w:p>
+            <w:pPr>
+              <w:spacing w:before="0" w:after="0" w:line="240" w:lineRule="exact"/>
+            </w:pPr>
+          </w:p>
+        </w:tc>
+        <w:tc>
+          <w:tcPr>
+            <w:tcW w:w="2790" w:type="dxa"/>
+          </w:tcPr>
+          <w:p>
+            <w:pPr>
+              <w:spacing w:before="0" w:after="0" w:line="240" w:lineRule="exact"/>
+            </w:pPr>
+          </w:p>
+        </w:tc>
+      </w:tr>
+    </w:tbl>
     <w:p>
       <w:pPr>
         <w:spacing w:before="0" w:after="0" w:line="20" w:lineRule="exact"/>
         <w:sectPr>
           <w:footerReference w:type="default" r:id="rIdFtrNone"/>
           <w:pgSz w:w="8820" w:h="13320"/>
-          <w:pgMar w:top="1440" w:right="1440" w:bottom="1620" w:left="1440" w:header="0" w:footer="540" w:gutter="0"/>
+          <w:pgMar w:top="1440" w:right="1441" w:bottom="1620" w:left="1440" w:header="0" w:footer="540" w:gutter="0"/>
         </w:sectPr>
       </w:pPr>
     </w:p>
@@ -1170,8 +1412,8 @@
       <w:pPr>
         <w:keepNext/>
         <w:keepLines/>
-        <w:spacing w:before="240" w:after="240" w:line="280" w:lineRule="exact"/>
-        <w:ind w:left="0" w:right="0" w:firstLine="0"/>
+        <w:spacing w:before="0" w:after="216" w:line="280" w:lineRule="exact"/>
+        <w:ind w:left="0" w:firstLine="0"/>
         <w:jc w:val="center"/>
       </w:pPr>
       <w:r>
@@ -1179,14 +1421,13 @@
           <w:b/>
           <w:bCs/>
         </w:rPr>
-        <w:t xml:space="preserve">QUESTION PRESENTED</w:t>
-      </w:r>
-    </w:p>
-    <w:p>
-      <w:pPr>
-        <w:spacing w:before="0" w:after="240" w:line="280" w:lineRule="exact"/>
-        <w:ind w:left="0" w:right="0" w:firstLine="0"/>
-        <w:jc w:val="both"/>
+        <w:t xml:space="preserve">Question Presented</w:t>
+      </w:r>
+    </w:p>
+    <w:p>
+      <w:pPr>
+        <w:spacing w:before="0" w:after="180" w:line="280" w:lineRule="exact"/>
+        <w:ind w:left="0" w:firstLine="0"/>
       </w:pPr>
       <w:r>
         <w:t xml:space="preserve">Whether</w:t>
@@ -1359,14 +1600,19 @@
       <w:r>
         <w:t xml:space="preserve">communication.</w:t>
       </w:r>
+    </w:p>
+    <w:p>
+      <w:pPr>
+        <w:pageBreakBefore/>
+        <w:spacing w:before="0" w:after="0" w:line="20" w:lineRule="exact"/>
+      </w:pPr>
     </w:p>
     <w:p>
       <w:pPr>
         <w:keepNext/>
         <w:keepLines/>
-        <w:pageBreakBefore/>
-        <w:spacing w:before="0" w:after="240" w:line="280" w:lineRule="exact"/>
-        <w:ind w:left="0" w:right="0" w:firstLine="0"/>
+        <w:spacing w:before="0" w:after="216" w:line="280" w:lineRule="exact"/>
+        <w:ind w:left="0" w:firstLine="0"/>
         <w:jc w:val="center"/>
       </w:pPr>
       <w:r>
@@ -1374,14 +1620,13 @@
           <w:b/>
           <w:bCs/>
         </w:rPr>
-        <w:t xml:space="preserve">PARTIES TO THE PROCEEDINGS</w:t>
-      </w:r>
-    </w:p>
-    <w:p>
-      <w:pPr>
-        <w:spacing w:before="0" w:after="240" w:line="280" w:lineRule="exact"/>
-        <w:ind w:left="0" w:right="0" w:firstLine="0"/>
-        <w:jc w:val="both"/>
+        <w:t xml:space="preserve">Parties to the Proceedings</w:t>
+      </w:r>
+    </w:p>
+    <w:p>
+      <w:pPr>
+        <w:spacing w:before="0" w:after="180" w:line="280" w:lineRule="exact"/>
+        <w:ind w:left="0" w:firstLine="0"/>
       </w:pPr>
       <w:r>
         <w:t xml:space="preserve">The</w:t>
@@ -1481,8 +1726,8 @@
       <w:pPr>
         <w:keepNext/>
         <w:keepLines/>
-        <w:spacing w:before="240" w:after="240" w:line="280" w:lineRule="exact"/>
-        <w:ind w:left="0" w:right="0" w:firstLine="0"/>
+        <w:spacing w:before="264" w:after="216" w:line="280" w:lineRule="exact"/>
+        <w:ind w:left="0" w:firstLine="0"/>
         <w:jc w:val="center"/>
       </w:pPr>
       <w:r>
@@ -1490,14 +1735,13 @@
           <w:b/>
           <w:bCs/>
         </w:rPr>
-        <w:t xml:space="preserve">CORPORATE DISCLOSURE STATEMENT</w:t>
-      </w:r>
-    </w:p>
-    <w:p>
-      <w:pPr>
-        <w:spacing w:before="0" w:after="240" w:line="280" w:lineRule="exact"/>
-        <w:ind w:left="0" w:right="0" w:firstLine="0"/>
-        <w:jc w:val="both"/>
+        <w:t xml:space="preserve">Corporate Disclosure Statement</w:t>
+      </w:r>
+    </w:p>
+    <w:p>
+      <w:pPr>
+        <w:spacing w:before="0" w:after="180" w:line="280" w:lineRule="exact"/>
+        <w:ind w:left="0" w:firstLine="0"/>
       </w:pPr>
       <w:r>
         <w:t xml:space="preserve">The</w:t>
@@ -1592,14 +1836,19 @@
       <w:r>
         <w:t xml:space="preserve">accurate.</w:t>
       </w:r>
+    </w:p>
+    <w:p>
+      <w:pPr>
+        <w:pageBreakBefore/>
+        <w:spacing w:before="0" w:after="0" w:line="20" w:lineRule="exact"/>
+      </w:pPr>
     </w:p>
     <w:p>
       <w:pPr>
         <w:keepNext/>
         <w:keepLines/>
-        <w:pageBreakBefore/>
-        <w:spacing w:before="0" w:after="240" w:line="280" w:lineRule="exact"/>
-        <w:ind w:left="0" w:right="0" w:firstLine="0"/>
+        <w:spacing w:before="0" w:after="216" w:line="280" w:lineRule="exact"/>
+        <w:ind w:left="0" w:firstLine="0"/>
         <w:jc w:val="center"/>
       </w:pPr>
       <w:r>
@@ -1607,15 +1856,15 @@
           <w:b/>
           <w:bCs/>
         </w:rPr>
-        <w:t xml:space="preserve">TABLE OF CONTENTS</w:t>
+        <w:t xml:space="preserve">Table of Contents</w:t>
       </w:r>
     </w:p>
     <w:p>
       <w:pPr>
         <w:keepNext/>
         <w:keepLines/>
-        <w:spacing w:before="0" w:after="60" w:line="280" w:lineRule="exact"/>
-        <w:ind w:left="0" w:right="0" w:firstLine="0"/>
+        <w:spacing w:before="0" w:after="0" w:line="240" w:lineRule="exact"/>
+        <w:ind w:left="0" w:firstLine="0"/>
         <w:jc w:val="right"/>
       </w:pPr>
       <w:r>
@@ -1630,16 +1879,22 @@
       <w:pPr>
         <w:keepLines/>
         <w:tabs>
-          <w:tab w:val="right" w:leader="dot" w:pos="5940"/>
+          <w:tab w:val="right" w:leader="dot" w:pos="5939"/>
         </w:tabs>
-        <w:spacing w:before="60" w:after="0" w:line="280" w:lineRule="exact"/>
-        <w:ind w:left="0" w:right="576" w:firstLine="0"/>
+        <w:spacing w:before="96" w:after="0" w:line="280" w:lineRule="exact"/>
+        <w:ind w:left="0" w:right="479" w:firstLine="0"/>
       </w:pPr>
       <w:r>
         <w:t xml:space="preserve">Question Presented</w:t>
       </w:r>
       <w:r>
-        <w:t xml:space="preserve"> </w:t>
+        <w:t xml:space="preserve">  </w:t>
+      </w:r>
+      <w:r>
+        <w:rPr>
+          <w:sz w:val="17"/>
+        </w:rPr>
+        <w:t xml:space="preserve"> </w:t>
       </w:r>
       <w:r>
         <w:tab/>
@@ -1652,16 +1907,22 @@
       <w:pPr>
         <w:keepLines/>
         <w:tabs>
-          <w:tab w:val="right" w:leader="dot" w:pos="5940"/>
+          <w:tab w:val="right" w:leader="dot" w:pos="5939"/>
         </w:tabs>
-        <w:spacing w:before="60" w:after="0" w:line="280" w:lineRule="exact"/>
-        <w:ind w:left="0" w:right="576" w:firstLine="0"/>
+        <w:spacing w:before="96" w:after="0" w:line="280" w:lineRule="exact"/>
+        <w:ind w:left="0" w:right="479" w:firstLine="0"/>
       </w:pPr>
       <w:r>
         <w:t xml:space="preserve">Parties to the Proceedings</w:t>
       </w:r>
       <w:r>
-        <w:t xml:space="preserve"> </w:t>
+        <w:t xml:space="preserve">  </w:t>
+      </w:r>
+      <w:r>
+        <w:rPr>
+          <w:sz w:val="17"/>
+        </w:rPr>
+        <w:t xml:space="preserve"> </w:t>
       </w:r>
       <w:r>
         <w:tab/>
@@ -1674,16 +1935,22 @@
       <w:pPr>
         <w:keepLines/>
         <w:tabs>
-          <w:tab w:val="right" w:leader="dot" w:pos="5940"/>
+          <w:tab w:val="right" w:leader="dot" w:pos="5939"/>
         </w:tabs>
-        <w:spacing w:before="60" w:after="0" w:line="280" w:lineRule="exact"/>
-        <w:ind w:left="0" w:right="576" w:firstLine="0"/>
+        <w:spacing w:before="96" w:after="0" w:line="280" w:lineRule="exact"/>
+        <w:ind w:left="0" w:right="479" w:firstLine="0"/>
       </w:pPr>
       <w:r>
         <w:t xml:space="preserve">Corporate Disclosure Statement</w:t>
       </w:r>
       <w:r>
-        <w:t xml:space="preserve"> </w:t>
+        <w:t xml:space="preserve">  </w:t>
+      </w:r>
+      <w:r>
+        <w:rPr>
+          <w:sz w:val="17"/>
+        </w:rPr>
+        <w:t xml:space="preserve"> </w:t>
       </w:r>
       <w:r>
         <w:tab/>
@@ -1696,16 +1963,28 @@
       <w:pPr>
         <w:keepLines/>
         <w:tabs>
-          <w:tab w:val="right" w:leader="dot" w:pos="5940"/>
+          <w:tab w:val="right" w:leader="dot" w:pos="5939"/>
         </w:tabs>
-        <w:spacing w:before="60" w:after="0" w:line="280" w:lineRule="exact"/>
-        <w:ind w:left="0" w:right="576" w:firstLine="0"/>
-      </w:pPr>
-      <w:r>
-        <w:t xml:space="preserve">OPINIONS BELOW</w:t>
-      </w:r>
-      <w:r>
-        <w:t xml:space="preserve"> </w:t>
+        <w:spacing w:before="96" w:after="0" w:line="280" w:lineRule="exact"/>
+        <w:ind w:left="0" w:right="479" w:firstLine="0"/>
+      </w:pPr>
+      <w:r>
+        <w:t xml:space="preserve">OPINIONS</w:t>
+      </w:r>
+      <w:r>
+        <w:t xml:space="preserve"> </w:t>
+      </w:r>
+      <w:r>
+        <w:t xml:space="preserve">BELOW</w:t>
+      </w:r>
+      <w:r>
+        <w:t xml:space="preserve">  </w:t>
+      </w:r>
+      <w:r>
+        <w:rPr>
+          <w:sz w:val="17"/>
+        </w:rPr>
+        <w:t xml:space="preserve"> </w:t>
       </w:r>
       <w:r>
         <w:tab/>
@@ -1718,16 +1997,22 @@
       <w:pPr>
         <w:keepLines/>
         <w:tabs>
-          <w:tab w:val="right" w:leader="dot" w:pos="5940"/>
+          <w:tab w:val="right" w:leader="dot" w:pos="5939"/>
         </w:tabs>
-        <w:spacing w:before="60" w:after="0" w:line="280" w:lineRule="exact"/>
-        <w:ind w:left="0" w:right="576" w:firstLine="0"/>
+        <w:spacing w:before="96" w:after="0" w:line="280" w:lineRule="exact"/>
+        <w:ind w:left="0" w:right="479" w:firstLine="0"/>
       </w:pPr>
       <w:r>
         <w:t xml:space="preserve">JURISDICTION</w:t>
       </w:r>
       <w:r>
-        <w:t xml:space="preserve"> </w:t>
+        <w:t xml:space="preserve">  </w:t>
+      </w:r>
+      <w:r>
+        <w:rPr>
+          <w:sz w:val="17"/>
+        </w:rPr>
+        <w:t xml:space="preserve"> </w:t>
       </w:r>
       <w:r>
         <w:tab/>
@@ -1740,16 +2025,46 @@
       <w:pPr>
         <w:keepLines/>
         <w:tabs>
-          <w:tab w:val="right" w:leader="dot" w:pos="5940"/>
+          <w:tab w:val="right" w:leader="dot" w:pos="5939"/>
         </w:tabs>
-        <w:spacing w:before="60" w:after="0" w:line="280" w:lineRule="exact"/>
-        <w:ind w:left="0" w:right="576" w:firstLine="0"/>
-      </w:pPr>
-      <w:r>
-        <w:t xml:space="preserve">FEDERAL RULE OF EVIDENCE INVOLVED</w:t>
-      </w:r>
-      <w:r>
-        <w:t xml:space="preserve"> </w:t>
+        <w:spacing w:before="96" w:after="0" w:line="280" w:lineRule="exact"/>
+        <w:ind w:left="0" w:right="479" w:firstLine="0"/>
+      </w:pPr>
+      <w:r>
+        <w:t xml:space="preserve">FEDERAL</w:t>
+      </w:r>
+      <w:r>
+        <w:t xml:space="preserve"> </w:t>
+      </w:r>
+      <w:r>
+        <w:t xml:space="preserve">RULE</w:t>
+      </w:r>
+      <w:r>
+        <w:t xml:space="preserve"> </w:t>
+      </w:r>
+      <w:r>
+        <w:t xml:space="preserve">OF</w:t>
+      </w:r>
+      <w:r>
+        <w:t xml:space="preserve"> </w:t>
+      </w:r>
+      <w:r>
+        <w:t xml:space="preserve">EVIDENCE</w:t>
+      </w:r>
+      <w:r>
+        <w:t xml:space="preserve"> </w:t>
+      </w:r>
+      <w:r>
+        <w:t xml:space="preserve">INVOLVED</w:t>
+      </w:r>
+      <w:r>
+        <w:t xml:space="preserve">  </w:t>
+      </w:r>
+      <w:r>
+        <w:rPr>
+          <w:sz w:val="17"/>
+        </w:rPr>
+        <w:t xml:space="preserve"> </w:t>
       </w:r>
       <w:r>
         <w:tab/>
@@ -1762,16 +2077,22 @@
       <w:pPr>
         <w:keepLines/>
         <w:tabs>
-          <w:tab w:val="right" w:leader="dot" w:pos="5940"/>
+          <w:tab w:val="right" w:leader="dot" w:pos="5939"/>
         </w:tabs>
-        <w:spacing w:before="60" w:after="0" w:line="280" w:lineRule="exact"/>
-        <w:ind w:left="0" w:right="576" w:firstLine="0"/>
+        <w:spacing w:before="96" w:after="0" w:line="280" w:lineRule="exact"/>
+        <w:ind w:left="0" w:right="479" w:firstLine="0"/>
       </w:pPr>
       <w:r>
         <w:t xml:space="preserve">INTRODUCTION</w:t>
       </w:r>
       <w:r>
-        <w:t xml:space="preserve"> </w:t>
+        <w:t xml:space="preserve">  </w:t>
+      </w:r>
+      <w:r>
+        <w:rPr>
+          <w:sz w:val="17"/>
+        </w:rPr>
+        <w:t xml:space="preserve"> </w:t>
       </w:r>
       <w:r>
         <w:tab/>
@@ -1784,16 +2105,22 @@
       <w:pPr>
         <w:keepLines/>
         <w:tabs>
-          <w:tab w:val="right" w:leader="dot" w:pos="5940"/>
+          <w:tab w:val="right" w:leader="dot" w:pos="5939"/>
         </w:tabs>
-        <w:spacing w:before="60" w:after="0" w:line="280" w:lineRule="exact"/>
-        <w:ind w:left="0" w:right="576" w:firstLine="0"/>
+        <w:spacing w:before="96" w:after="0" w:line="280" w:lineRule="exact"/>
+        <w:ind w:left="0" w:right="479" w:firstLine="0"/>
       </w:pPr>
       <w:r>
         <w:t xml:space="preserve">STATEMENT</w:t>
       </w:r>
       <w:r>
-        <w:t xml:space="preserve"> </w:t>
+        <w:t xml:space="preserve">  </w:t>
+      </w:r>
+      <w:r>
+        <w:rPr>
+          <w:sz w:val="17"/>
+        </w:rPr>
+        <w:t xml:space="preserve"> </w:t>
       </w:r>
       <w:r>
         <w:tab/>
@@ -1806,16 +2133,40 @@
       <w:pPr>
         <w:keepLines/>
         <w:tabs>
-          <w:tab w:val="right" w:leader="dot" w:pos="5940"/>
+          <w:tab w:val="right" w:leader="dot" w:pos="5939"/>
         </w:tabs>
-        <w:spacing w:before="60" w:after="0" w:line="280" w:lineRule="exact"/>
-        <w:ind w:left="0" w:right="576" w:firstLine="0"/>
-      </w:pPr>
-      <w:r>
-        <w:t xml:space="preserve">SUMMARY OF THE ARGUMENT</w:t>
-      </w:r>
-      <w:r>
-        <w:t xml:space="preserve"> </w:t>
+        <w:spacing w:before="96" w:after="0" w:line="280" w:lineRule="exact"/>
+        <w:ind w:left="0" w:right="479" w:firstLine="0"/>
+      </w:pPr>
+      <w:r>
+        <w:t xml:space="preserve">SUMMARY</w:t>
+      </w:r>
+      <w:r>
+        <w:t xml:space="preserve"> </w:t>
+      </w:r>
+      <w:r>
+        <w:t xml:space="preserve">OF</w:t>
+      </w:r>
+      <w:r>
+        <w:t xml:space="preserve"> </w:t>
+      </w:r>
+      <w:r>
+        <w:t xml:space="preserve">THE</w:t>
+      </w:r>
+      <w:r>
+        <w:t xml:space="preserve"> </w:t>
+      </w:r>
+      <w:r>
+        <w:t xml:space="preserve">ARGUMENT</w:t>
+      </w:r>
+      <w:r>
+        <w:t xml:space="preserve">  </w:t>
+      </w:r>
+      <w:r>
+        <w:rPr>
+          <w:sz w:val="17"/>
+        </w:rPr>
+        <w:t xml:space="preserve"> </w:t>
       </w:r>
       <w:r>
         <w:tab/>
@@ -1828,16 +2179,22 @@
       <w:pPr>
         <w:keepLines/>
         <w:tabs>
-          <w:tab w:val="right" w:leader="dot" w:pos="5940"/>
+          <w:tab w:val="right" w:leader="dot" w:pos="5939"/>
         </w:tabs>
-        <w:spacing w:before="60" w:after="0" w:line="280" w:lineRule="exact"/>
-        <w:ind w:left="0" w:right="576" w:firstLine="0"/>
+        <w:spacing w:before="96" w:after="0" w:line="280" w:lineRule="exact"/>
+        <w:ind w:left="0" w:right="479" w:firstLine="0"/>
       </w:pPr>
       <w:r>
         <w:t xml:space="preserve">ARGUMENT</w:t>
       </w:r>
       <w:r>
-        <w:t xml:space="preserve"> </w:t>
+        <w:t xml:space="preserve">  </w:t>
+      </w:r>
+      <w:r>
+        <w:rPr>
+          <w:sz w:val="17"/>
+        </w:rPr>
+        <w:t xml:space="preserve"> </w:t>
       </w:r>
       <w:r>
         <w:tab/>
@@ -1850,16 +2207,76 @@
       <w:pPr>
         <w:keepLines/>
         <w:tabs>
-          <w:tab w:val="right" w:leader="dot" w:pos="5940"/>
+          <w:tab w:val="right" w:leader="dot" w:pos="5939"/>
         </w:tabs>
-        <w:spacing w:before="60" w:after="0" w:line="280" w:lineRule="exact"/>
-        <w:ind w:left="864" w:right="576" w:hanging="432"/>
-      </w:pPr>
-      <w:r>
-        <w:t xml:space="preserve">I. Dual-Purpose Communications Are Entitled To Robust Attorney-Client Privilege Protection</w:t>
-      </w:r>
-      <w:r>
-        <w:t xml:space="preserve"> </w:t>
+        <w:spacing w:before="96" w:after="0" w:line="280" w:lineRule="exact"/>
+        <w:ind w:left="432" w:right="479" w:firstLine="0"/>
+      </w:pPr>
+      <w:r>
+        <w:t xml:space="preserve">I.</w:t>
+      </w:r>
+      <w:r>
+        <w:t xml:space="preserve"> </w:t>
+      </w:r>
+      <w:r>
+        <w:t xml:space="preserve">Dual-Purpose</w:t>
+      </w:r>
+      <w:r>
+        <w:t xml:space="preserve"> </w:t>
+      </w:r>
+      <w:r>
+        <w:t xml:space="preserve">Communications</w:t>
+      </w:r>
+      <w:r>
+        <w:t xml:space="preserve"> </w:t>
+      </w:r>
+      <w:r>
+        <w:t xml:space="preserve">Are</w:t>
+      </w:r>
+      <w:r>
+        <w:t xml:space="preserve"> </w:t>
+      </w:r>
+      <w:r>
+        <w:t xml:space="preserve">Entitled</w:t>
+      </w:r>
+      <w:r>
+        <w:t xml:space="preserve"> </w:t>
+      </w:r>
+      <w:r>
+        <w:t xml:space="preserve">To</w:t>
+      </w:r>
+      <w:r>
+        <w:t xml:space="preserve"> </w:t>
+      </w:r>
+      <w:r>
+        <w:t xml:space="preserve">Robust</w:t>
+      </w:r>
+      <w:r>
+        <w:t xml:space="preserve"> </w:t>
+      </w:r>
+      <w:r>
+        <w:t xml:space="preserve">Attorney-Client</w:t>
+      </w:r>
+      <w:r>
+        <w:t xml:space="preserve"> </w:t>
+      </w:r>
+      <w:r>
+        <w:t xml:space="preserve">Privilege</w:t>
+      </w:r>
+      <w:r>
+        <w:t xml:space="preserve"> </w:t>
+      </w:r>
+      <w:r>
+        <w:t xml:space="preserve">Protection</w:t>
+      </w:r>
+      <w:r>
+        <w:t xml:space="preserve">  </w:t>
+      </w:r>
+      <w:r>
+        <w:rPr>
+          <w:sz w:val="17"/>
+        </w:rPr>
+        <w:t xml:space="preserve"> </w:t>
       </w:r>
       <w:r>
         <w:tab/>
@@ -1872,16 +2289,22 @@
       <w:pPr>
         <w:keepLines/>
         <w:tabs>
-          <w:tab w:val="right" w:leader="dot" w:pos="5940"/>
+          <w:tab w:val="right" w:leader="dot" w:pos="5939"/>
         </w:tabs>
-        <w:spacing w:before="60" w:after="0" w:line="280" w:lineRule="exact"/>
-        <w:ind w:left="0" w:right="576" w:firstLine="0"/>
+        <w:spacing w:before="96" w:after="0" w:line="280" w:lineRule="exact"/>
+        <w:ind w:left="0" w:right="479" w:firstLine="0"/>
       </w:pPr>
       <w:r>
         <w:t xml:space="preserve">CONCLUSION</w:t>
       </w:r>
       <w:r>
-        <w:t xml:space="preserve"> </w:t>
+        <w:t xml:space="preserve">  </w:t>
+      </w:r>
+      <w:r>
+        <w:rPr>
+          <w:sz w:val="17"/>
+        </w:rPr>
+        <w:t xml:space="preserve"> </w:t>
       </w:r>
       <w:r>
         <w:tab/>
@@ -1889,14 +2312,19 @@
       <w:r>
         <w:t xml:space="preserve">10</w:t>
       </w:r>
+    </w:p>
+    <w:p>
+      <w:pPr>
+        <w:pageBreakBefore/>
+        <w:spacing w:before="0" w:after="0" w:line="20" w:lineRule="exact"/>
+      </w:pPr>
     </w:p>
     <w:p>
       <w:pPr>
         <w:keepNext/>
         <w:keepLines/>
-        <w:pageBreakBefore/>
-        <w:spacing w:before="0" w:after="240" w:line="280" w:lineRule="exact"/>
-        <w:ind w:left="0" w:right="0" w:firstLine="0"/>
+        <w:spacing w:before="0" w:after="216" w:line="280" w:lineRule="exact"/>
+        <w:ind w:left="0" w:firstLine="0"/>
         <w:jc w:val="center"/>
       </w:pPr>
       <w:r>
@@ -1904,15 +2332,15 @@
           <w:b/>
           <w:bCs/>
         </w:rPr>
-        <w:t xml:space="preserve">TABLE OF AUTHORITIES</w:t>
+        <w:t xml:space="preserve">Table of Authorities</w:t>
       </w:r>
     </w:p>
     <w:p>
       <w:pPr>
         <w:keepNext/>
         <w:keepLines/>
-        <w:spacing w:before="200" w:after="60" w:line="280" w:lineRule="exact"/>
-        <w:ind w:left="0" w:right="0" w:firstLine="0"/>
+        <w:spacing w:before="240" w:after="96" w:line="280" w:lineRule="exact"/>
+        <w:ind w:left="0" w:firstLine="0"/>
       </w:pPr>
       <w:r>
         <w:rPr>
@@ -1926,10 +2354,10 @@
       <w:pPr>
         <w:keepLines/>
         <w:tabs>
-          <w:tab w:val="right" w:leader="dot" w:pos="5940"/>
+          <w:tab w:val="right" w:leader="dot" w:pos="5939"/>
         </w:tabs>
-        <w:spacing w:before="60" w:after="0" w:line="280" w:lineRule="exact"/>
-        <w:ind w:left="288" w:right="576" w:hanging="288"/>
+        <w:spacing w:before="120" w:after="0" w:line="280" w:lineRule="exact"/>
+        <w:ind w:left="360" w:right="800" w:hanging="360"/>
       </w:pPr>
       <w:r>
         <w:rPr>
@@ -2005,7 +2433,13 @@
         <w:t xml:space="preserve">(1976)</w:t>
       </w:r>
       <w:r>
-        <w:t xml:space="preserve"> </w:t>
+        <w:t xml:space="preserve">  </w:t>
+      </w:r>
+      <w:r>
+        <w:rPr>
+          <w:sz w:val="17"/>
+        </w:rPr>
+        <w:t xml:space="preserve"> </w:t>
       </w:r>
       <w:r>
         <w:tab/>
@@ -2018,10 +2452,10 @@
       <w:pPr>
         <w:keepLines/>
         <w:tabs>
-          <w:tab w:val="right" w:leader="dot" w:pos="5940"/>
+          <w:tab w:val="right" w:leader="dot" w:pos="5939"/>
         </w:tabs>
-        <w:spacing w:before="60" w:after="0" w:line="280" w:lineRule="exact"/>
-        <w:ind w:left="288" w:right="576" w:hanging="288"/>
+        <w:spacing w:before="120" w:after="0" w:line="280" w:lineRule="exact"/>
+        <w:ind w:left="360" w:right="800" w:hanging="360"/>
       </w:pPr>
       <w:r>
         <w:rPr>
@@ -2151,7 +2585,13 @@
         <w:t xml:space="preserve">2014)</w:t>
       </w:r>
       <w:r>
-        <w:t xml:space="preserve"> </w:t>
+        <w:t xml:space="preserve">  </w:t>
+      </w:r>
+      <w:r>
+        <w:rPr>
+          <w:sz w:val="17"/>
+        </w:rPr>
+        <w:t xml:space="preserve"> </w:t>
       </w:r>
       <w:r>
         <w:tab/>
@@ -2164,10 +2604,10 @@
       <w:pPr>
         <w:keepLines/>
         <w:tabs>
-          <w:tab w:val="right" w:leader="dot" w:pos="5940"/>
+          <w:tab w:val="right" w:leader="dot" w:pos="5939"/>
         </w:tabs>
-        <w:spacing w:before="60" w:after="0" w:line="280" w:lineRule="exact"/>
-        <w:ind w:left="288" w:right="576" w:hanging="288"/>
+        <w:spacing w:before="120" w:after="0" w:line="280" w:lineRule="exact"/>
+        <w:ind w:left="360" w:right="800" w:hanging="360"/>
       </w:pPr>
       <w:r>
         <w:rPr>
@@ -2271,7 +2711,13 @@
         <w:t xml:space="preserve">(1998)</w:t>
       </w:r>
       <w:r>
-        <w:t xml:space="preserve"> </w:t>
+        <w:t xml:space="preserve">  </w:t>
+      </w:r>
+      <w:r>
+        <w:rPr>
+          <w:sz w:val="17"/>
+        </w:rPr>
+        <w:t xml:space="preserve"> </w:t>
       </w:r>
       <w:r>
         <w:tab/>
@@ -2284,10 +2730,10 @@
       <w:pPr>
         <w:keepLines/>
         <w:tabs>
-          <w:tab w:val="right" w:leader="dot" w:pos="5940"/>
+          <w:tab w:val="right" w:leader="dot" w:pos="5939"/>
         </w:tabs>
-        <w:spacing w:before="60" w:after="0" w:line="280" w:lineRule="exact"/>
-        <w:ind w:left="288" w:right="576" w:hanging="288"/>
+        <w:spacing w:before="120" w:after="0" w:line="280" w:lineRule="exact"/>
+        <w:ind w:left="360" w:right="800" w:hanging="360"/>
       </w:pPr>
       <w:r>
         <w:rPr>
@@ -2375,7 +2821,13 @@
         <w:t xml:space="preserve">1990)</w:t>
       </w:r>
       <w:r>
-        <w:t xml:space="preserve"> </w:t>
+        <w:t xml:space="preserve">  </w:t>
+      </w:r>
+      <w:r>
+        <w:rPr>
+          <w:sz w:val="17"/>
+        </w:rPr>
+        <w:t xml:space="preserve"> </w:t>
       </w:r>
       <w:r>
         <w:tab/>
@@ -2388,10 +2840,10 @@
       <w:pPr>
         <w:keepLines/>
         <w:tabs>
-          <w:tab w:val="right" w:leader="dot" w:pos="5940"/>
+          <w:tab w:val="right" w:leader="dot" w:pos="5939"/>
         </w:tabs>
-        <w:spacing w:before="60" w:after="0" w:line="280" w:lineRule="exact"/>
-        <w:ind w:left="288" w:right="576" w:hanging="288"/>
+        <w:spacing w:before="120" w:after="0" w:line="280" w:lineRule="exact"/>
+        <w:ind w:left="360" w:right="800" w:hanging="360"/>
       </w:pPr>
       <w:r>
         <w:rPr>
@@ -2479,7 +2931,13 @@
         <w:t xml:space="preserve">1972)</w:t>
       </w:r>
       <w:r>
-        <w:t xml:space="preserve"> </w:t>
+        <w:t xml:space="preserve">  </w:t>
+      </w:r>
+      <w:r>
+        <w:rPr>
+          <w:sz w:val="17"/>
+        </w:rPr>
+        <w:t xml:space="preserve"> </w:t>
       </w:r>
       <w:r>
         <w:tab/>
@@ -2492,10 +2950,10 @@
       <w:pPr>
         <w:keepLines/>
         <w:tabs>
-          <w:tab w:val="right" w:leader="dot" w:pos="5940"/>
+          <w:tab w:val="right" w:leader="dot" w:pos="5939"/>
         </w:tabs>
-        <w:spacing w:before="60" w:after="0" w:line="280" w:lineRule="exact"/>
-        <w:ind w:left="288" w:right="576" w:hanging="288"/>
+        <w:spacing w:before="120" w:after="0" w:line="280" w:lineRule="exact"/>
+        <w:ind w:left="360" w:right="800" w:hanging="360"/>
       </w:pPr>
       <w:r>
         <w:rPr>
@@ -2583,7 +3041,13 @@
         <w:t xml:space="preserve">1961)</w:t>
       </w:r>
       <w:r>
-        <w:t xml:space="preserve"> </w:t>
+        <w:t xml:space="preserve">  </w:t>
+      </w:r>
+      <w:r>
+        <w:rPr>
+          <w:sz w:val="17"/>
+        </w:rPr>
+        <w:t xml:space="preserve"> </w:t>
       </w:r>
       <w:r>
         <w:tab/>
@@ -2596,10 +3060,10 @@
       <w:pPr>
         <w:keepLines/>
         <w:tabs>
-          <w:tab w:val="right" w:leader="dot" w:pos="5940"/>
+          <w:tab w:val="right" w:leader="dot" w:pos="5939"/>
         </w:tabs>
-        <w:spacing w:before="60" w:after="0" w:line="280" w:lineRule="exact"/>
-        <w:ind w:left="288" w:right="576" w:hanging="288"/>
+        <w:spacing w:before="120" w:after="0" w:line="280" w:lineRule="exact"/>
+        <w:ind w:left="360" w:right="801" w:hanging="360"/>
       </w:pPr>
       <w:r>
         <w:rPr>
@@ -2620,7 +3084,21 @@
           <w:i/>
           <w:iCs/>
         </w:rPr>
-        <w:t xml:space="preserve">Co. v.</w:t>
+        <w:t xml:space="preserve">Co.</w:t>
+      </w:r>
+      <w:r>
+        <w:rPr>
+          <w:i/>
+          <w:iCs/>
+        </w:rPr>
+        <w:t xml:space="preserve"> </w:t>
+      </w:r>
+      <w:r>
+        <w:rPr>
+          <w:i/>
+          <w:iCs/>
+        </w:rPr>
+        <w:t xml:space="preserve">v.</w:t>
       </w:r>
       <w:r>
         <w:rPr>
@@ -2675,21 +3153,27 @@
         <w:t xml:space="preserve">(1981)</w:t>
       </w:r>
       <w:r>
-        <w:t xml:space="preserve"> </w:t>
+        <w:t xml:space="preserve">  </w:t>
+      </w:r>
+      <w:r>
+        <w:rPr>
+          <w:sz w:val="17"/>
+        </w:rPr>
+        <w:t xml:space="preserve"> </w:t>
       </w:r>
       <w:r>
         <w:tab/>
       </w:r>
       <w:r>
-        <w:t xml:space="preserve">3, 5, 9</w:t>
+        <w:t xml:space="preserve">3, 5, 10</w:t>
       </w:r>
     </w:p>
     <w:p>
       <w:pPr>
         <w:keepNext/>
         <w:keepLines/>
-        <w:spacing w:before="200" w:after="60" w:line="280" w:lineRule="exact"/>
-        <w:ind w:left="0" w:right="0" w:firstLine="0"/>
+        <w:spacing w:before="240" w:after="96" w:line="280" w:lineRule="exact"/>
+        <w:ind w:left="0" w:firstLine="0"/>
       </w:pPr>
       <w:r>
         <w:rPr>
@@ -2703,10 +3187,10 @@
       <w:pPr>
         <w:keepLines/>
         <w:tabs>
-          <w:tab w:val="right" w:leader="dot" w:pos="5940"/>
+          <w:tab w:val="right" w:leader="dot" w:pos="5939"/>
         </w:tabs>
-        <w:spacing w:before="60" w:after="0" w:line="280" w:lineRule="exact"/>
-        <w:ind w:left="288" w:right="576" w:hanging="288"/>
+        <w:spacing w:before="120" w:after="0" w:line="280" w:lineRule="exact"/>
+        <w:ind w:left="360" w:right="800" w:hanging="360"/>
       </w:pPr>
       <w:r>
         <w:t xml:space="preserve">26</w:t>
@@ -2724,7 +3208,13 @@
         <w:t xml:space="preserve">877A</w:t>
       </w:r>
       <w:r>
-        <w:t xml:space="preserve"> </w:t>
+        <w:t xml:space="preserve">  </w:t>
+      </w:r>
+      <w:r>
+        <w:rPr>
+          <w:sz w:val="17"/>
+        </w:rPr>
+        <w:t xml:space="preserve"> </w:t>
       </w:r>
       <w:r>
         <w:tab/>
@@ -2737,8 +3227,8 @@
       <w:pPr>
         <w:keepNext/>
         <w:keepLines/>
-        <w:spacing w:before="200" w:after="60" w:line="280" w:lineRule="exact"/>
-        <w:ind w:left="0" w:right="0" w:firstLine="0"/>
+        <w:spacing w:before="240" w:after="96" w:line="280" w:lineRule="exact"/>
+        <w:ind w:left="0" w:firstLine="0"/>
       </w:pPr>
       <w:r>
         <w:rPr>
@@ -2752,10 +3242,10 @@
       <w:pPr>
         <w:keepLines/>
         <w:tabs>
-          <w:tab w:val="right" w:leader="dot" w:pos="5940"/>
+          <w:tab w:val="right" w:leader="dot" w:pos="5939"/>
         </w:tabs>
-        <w:spacing w:before="60" w:after="0" w:line="280" w:lineRule="exact"/>
-        <w:ind w:left="288" w:right="576" w:hanging="288"/>
+        <w:spacing w:before="120" w:after="0" w:line="280" w:lineRule="exact"/>
+        <w:ind w:left="360" w:right="800" w:hanging="360"/>
       </w:pPr>
       <w:r>
         <w:t xml:space="preserve">Fed.</w:t>
@@ -2779,7 +3269,13 @@
         <w:t xml:space="preserve">501</w:t>
       </w:r>
       <w:r>
-        <w:t xml:space="preserve"> </w:t>
+        <w:t xml:space="preserve">  </w:t>
+      </w:r>
+      <w:r>
+        <w:rPr>
+          <w:sz w:val="17"/>
+        </w:rPr>
+        <w:t xml:space="preserve"> </w:t>
       </w:r>
       <w:r>
         <w:tab/>
@@ -2794,7 +3290,7 @@
         <w:sectPr>
           <w:footerReference w:type="default" r:id="rIdFtrPage"/>
           <w:pgSz w:w="8820" w:h="13320"/>
-          <w:pgMar w:top="1440" w:right="1440" w:bottom="1620" w:left="1440" w:header="0" w:footer="540" w:gutter="0"/>
+          <w:pgMar w:top="1440" w:right="1441" w:bottom="1620" w:left="1440" w:header="0" w:footer="540" w:gutter="0"/>
           <w:pgNumType w:fmt="lowerRoman" w:start="1"/>
         </w:sectPr>
       </w:pPr>
@@ -2803,8 +3299,8 @@
       <w:pPr>
         <w:keepNext/>
         <w:keepLines/>
-        <w:spacing w:before="240" w:after="240" w:line="280" w:lineRule="exact"/>
-        <w:ind w:left="0" w:right="0" w:firstLine="0"/>
+        <w:spacing w:before="0" w:after="216" w:line="280" w:lineRule="exact"/>
+        <w:ind w:left="0" w:firstLine="0"/>
         <w:jc w:val="center"/>
       </w:pPr>
       <w:r>
@@ -2812,12 +3308,26 @@
           <w:b/>
           <w:bCs/>
         </w:rPr>
-        <w:t xml:space="preserve">OPINIONS BELOW</w:t>
-      </w:r>
-    </w:p>
-    <w:p>
-      <w:pPr>
-        <w:pStyle w:val="FirstParagraph"/>
+        <w:t xml:space="preserve">OPINIONS</w:t>
+      </w:r>
+      <w:r>
+        <w:rPr>
+          <w:b/>
+          <w:bCs/>
+        </w:rPr>
+        <w:t xml:space="preserve"> </w:t>
+      </w:r>
+      <w:r>
+        <w:rPr>
+          <w:b/>
+          <w:bCs/>
+        </w:rPr>
+        <w:t xml:space="preserve">BELOW</w:t>
+      </w:r>
+    </w:p>
+    <w:p>
+      <w:pPr>
+        <w:pStyle w:val="FirstParagraphNote"/>
       </w:pPr>
       <w:r>
         <w:t xml:space="preserve">The Ninth Circuit’s amended opinion regarding dual-purpose communications and its order denying the petition for rehearing are published at 23 F.4th 1088. Pet. App. 1a. The Ninth Circuit’s memorandum opinion regarding other privilege issues is sealed and unpublished. Pet. App. 13a. The contempt order of the district court is sealed and unpublished. Pet. App. 20a. The redacted in-chambers order of the district court granting in part the government’s motion to compel is sealed and unpublished. Pet. App. 23a.</w:t>
@@ -2833,8 +3343,8 @@
       <w:pPr>
         <w:keepNext/>
         <w:keepLines/>
-        <w:spacing w:before="240" w:after="240" w:line="280" w:lineRule="exact"/>
-        <w:ind w:left="0" w:right="0" w:firstLine="0"/>
+        <w:spacing w:before="264" w:after="216" w:line="280" w:lineRule="exact"/>
+        <w:ind w:left="0" w:firstLine="0"/>
         <w:jc w:val="center"/>
       </w:pPr>
       <w:r>
@@ -2847,7 +3357,7 @@
     </w:p>
     <w:p>
       <w:pPr>
-        <w:pStyle w:val="BodyText"/>
+        <w:pStyle w:val="FirstParagraph"/>
       </w:pPr>
       <w:r>
         <w:t xml:space="preserve">On September 13, 2021, the Ninth Circuit entered its judgment. On January 27, 2022, the Ninth Circuit denied a petition for rehearing and issued an amended panel opinion. The jurisdiction of this Court rests on 28 U.S.C. 1254(1).</w:t>
@@ -2857,8 +3367,8 @@
       <w:pPr>
         <w:keepNext/>
         <w:keepLines/>
-        <w:spacing w:before="240" w:after="240" w:line="280" w:lineRule="exact"/>
-        <w:ind w:left="0" w:right="0" w:firstLine="0"/>
+        <w:spacing w:before="264" w:after="216" w:line="280" w:lineRule="exact"/>
+        <w:ind w:left="0" w:firstLine="0"/>
         <w:jc w:val="center"/>
       </w:pPr>
       <w:r>
@@ -2866,12 +3376,68 @@
           <w:b/>
           <w:bCs/>
         </w:rPr>
-        <w:t xml:space="preserve">FEDERAL RULE OF EVIDENCE INVOLVED</w:t>
-      </w:r>
-    </w:p>
-    <w:p>
-      <w:pPr>
-        <w:pStyle w:val="BodyText"/>
+        <w:t xml:space="preserve">FEDERAL</w:t>
+      </w:r>
+      <w:r>
+        <w:rPr>
+          <w:b/>
+          <w:bCs/>
+        </w:rPr>
+        <w:t xml:space="preserve"> </w:t>
+      </w:r>
+      <w:r>
+        <w:rPr>
+          <w:b/>
+          <w:bCs/>
+        </w:rPr>
+        <w:t xml:space="preserve">RULE</w:t>
+      </w:r>
+      <w:r>
+        <w:rPr>
+          <w:b/>
+          <w:bCs/>
+        </w:rPr>
+        <w:t xml:space="preserve"> </w:t>
+      </w:r>
+      <w:r>
+        <w:rPr>
+          <w:b/>
+          <w:bCs/>
+        </w:rPr>
+        <w:t xml:space="preserve">OF</w:t>
+      </w:r>
+      <w:r>
+        <w:rPr>
+          <w:b/>
+          <w:bCs/>
+        </w:rPr>
+        <w:t xml:space="preserve"> </w:t>
+      </w:r>
+      <w:r>
+        <w:rPr>
+          <w:b/>
+          <w:bCs/>
+        </w:rPr>
+        <w:t xml:space="preserve">EVIDENCE</w:t>
+      </w:r>
+      <w:r>
+        <w:rPr>
+          <w:b/>
+          <w:bCs/>
+        </w:rPr>
+        <w:t xml:space="preserve"> </w:t>
+      </w:r>
+      <w:r>
+        <w:rPr>
+          <w:b/>
+          <w:bCs/>
+        </w:rPr>
+        <w:t xml:space="preserve">INVOLVED</w:t>
+      </w:r>
+    </w:p>
+    <w:p>
+      <w:pPr>
+        <w:pStyle w:val="FirstParagraph"/>
       </w:pPr>
       <w:r>
         <w:t xml:space="preserve">Federal Rule of Evidence 501 provides:</w:t>
@@ -2879,17 +3445,170 @@
     </w:p>
     <w:p>
       <w:pPr>
-        <w:pStyle w:val="BlockText"/>
-      </w:pPr>
-      <w:r>
-        <w:t xml:space="preserve">The common law–as interpreted by United States courts in the light of reason and experience–governs a claim of privilege unless any of the following provides otherwise:</w:t>
-      </w:r>
-    </w:p>
-    <w:p>
-      <w:pPr>
-        <w:pStyle w:val="BlockText"/>
-        <w:spacing w:before="60" w:after="60" w:line="280" w:lineRule="exact"/>
-        <w:ind w:left="1200" w:right="480" w:hanging="360"/>
+        <w:spacing w:before="180" w:after="0" w:line="280" w:lineRule="exact"/>
+        <w:ind w:left="576" w:right="576" w:firstLine="0"/>
+      </w:pPr>
+      <w:r>
+        <w:t xml:space="preserve">The</w:t>
+      </w:r>
+      <w:r>
+        <w:t xml:space="preserve"> </w:t>
+      </w:r>
+      <w:r>
+        <w:t xml:space="preserve">common</w:t>
+      </w:r>
+      <w:r>
+        <w:t xml:space="preserve"> </w:t>
+      </w:r>
+      <w:r>
+        <w:t xml:space="preserve">law–as</w:t>
+      </w:r>
+      <w:r>
+        <w:t xml:space="preserve"> </w:t>
+      </w:r>
+      <w:r>
+        <w:t xml:space="preserve">interpreted</w:t>
+      </w:r>
+      <w:r>
+        <w:t xml:space="preserve"> </w:t>
+      </w:r>
+      <w:r>
+        <w:t xml:space="preserve">by</w:t>
+      </w:r>
+      <w:r>
+        <w:t xml:space="preserve"> </w:t>
+      </w:r>
+      <w:r>
+        <w:t xml:space="preserve">United</w:t>
+      </w:r>
+      <w:r>
+        <w:t xml:space="preserve"> </w:t>
+      </w:r>
+      <w:r>
+        <w:t xml:space="preserve">States</w:t>
+      </w:r>
+      <w:r>
+        <w:t xml:space="preserve"> </w:t>
+      </w:r>
+      <w:r>
+        <w:t xml:space="preserve">courts</w:t>
+      </w:r>
+      <w:r>
+        <w:t xml:space="preserve"> </w:t>
+      </w:r>
+      <w:r>
+        <w:t xml:space="preserve">in</w:t>
+      </w:r>
+      <w:r>
+        <w:t xml:space="preserve"> </w:t>
+      </w:r>
+      <w:r>
+        <w:t xml:space="preserve">the</w:t>
+      </w:r>
+      <w:r>
+        <w:t xml:space="preserve"> </w:t>
+      </w:r>
+      <w:r>
+        <w:t xml:space="preserve">light</w:t>
+      </w:r>
+      <w:r>
+        <w:t xml:space="preserve"> </w:t>
+      </w:r>
+      <w:r>
+        <w:t xml:space="preserve">of</w:t>
+      </w:r>
+      <w:r>
+        <w:t xml:space="preserve"> </w:t>
+      </w:r>
+      <w:r>
+        <w:t xml:space="preserve">reason</w:t>
+      </w:r>
+      <w:r>
+        <w:t xml:space="preserve"> </w:t>
+      </w:r>
+      <w:r>
+        <w:t xml:space="preserve">and</w:t>
+      </w:r>
+      <w:r>
+        <w:t xml:space="preserve"> </w:t>
+      </w:r>
+      <w:r>
+        <w:t xml:space="preserve">experience–governs</w:t>
+      </w:r>
+      <w:r>
+        <w:t xml:space="preserve"> </w:t>
+      </w:r>
+      <w:r>
+        <w:t xml:space="preserve">a</w:t>
+      </w:r>
+      <w:r>
+        <w:t xml:space="preserve"> </w:t>
+      </w:r>
+      <w:r>
+        <w:t xml:space="preserve">claim</w:t>
+      </w:r>
+      <w:r>
+        <w:t xml:space="preserve"> </w:t>
+      </w:r>
+      <w:r>
+        <w:t xml:space="preserve">of</w:t>
+      </w:r>
+      <w:r>
+        <w:t xml:space="preserve"> </w:t>
+      </w:r>
+      <w:r>
+        <w:t xml:space="preserve">privilege</w:t>
+      </w:r>
+      <w:r>
+        <w:t xml:space="preserve"> </w:t>
+      </w:r>
+      <w:r>
+        <w:t xml:space="preserve">unless</w:t>
+      </w:r>
+      <w:r>
+        <w:t xml:space="preserve"> </w:t>
+      </w:r>
+      <w:r>
+        <w:t xml:space="preserve">any</w:t>
+      </w:r>
+      <w:r>
+        <w:t xml:space="preserve"> </w:t>
+      </w:r>
+      <w:r>
+        <w:t xml:space="preserve">of</w:t>
+      </w:r>
+      <w:r>
+        <w:t xml:space="preserve"> </w:t>
+      </w:r>
+      <w:r>
+        <w:t xml:space="preserve">the</w:t>
+      </w:r>
+      <w:r>
+        <w:t xml:space="preserve"> </w:t>
+      </w:r>
+      <w:r>
+        <w:t xml:space="preserve">following</w:t>
+      </w:r>
+      <w:r>
+        <w:t xml:space="preserve"> </w:t>
+      </w:r>
+      <w:r>
+        <w:t xml:space="preserve">provides</w:t>
+      </w:r>
+      <w:r>
+        <w:t xml:space="preserve"> </w:t>
+      </w:r>
+      <w:r>
+        <w:t xml:space="preserve">otherwise:</w:t>
+      </w:r>
+    </w:p>
+    <w:p>
+      <w:pPr>
+        <w:tabs>
+          <w:tab w:val="left" w:pos="1008"/>
+        </w:tabs>
+        <w:spacing w:before="0" w:after="0" w:line="280" w:lineRule="exact"/>
+        <w:ind w:left="1008" w:right="576" w:hanging="432"/>
       </w:pPr>
       <w:r>
         <w:t xml:space="preserve">•</w:t>
@@ -2921,9 +3640,11 @@
     </w:p>
     <w:p>
       <w:pPr>
-        <w:pStyle w:val="BlockText"/>
-        <w:spacing w:before="60" w:after="60" w:line="280" w:lineRule="exact"/>
-        <w:ind w:left="1200" w:right="480" w:hanging="360"/>
+        <w:tabs>
+          <w:tab w:val="left" w:pos="1008"/>
+        </w:tabs>
+        <w:spacing w:before="0" w:after="0" w:line="280" w:lineRule="exact"/>
+        <w:ind w:left="1008" w:right="576" w:hanging="432"/>
       </w:pPr>
       <w:r>
         <w:t xml:space="preserve">•</w:t>
@@ -2955,9 +3676,11 @@
     </w:p>
     <w:p>
       <w:pPr>
-        <w:pStyle w:val="BlockText"/>
-        <w:spacing w:before="60" w:after="60" w:line="280" w:lineRule="exact"/>
-        <w:ind w:left="1200" w:right="480" w:hanging="360"/>
+        <w:tabs>
+          <w:tab w:val="left" w:pos="1008"/>
+        </w:tabs>
+        <w:spacing w:before="0" w:after="0" w:line="280" w:lineRule="exact"/>
+        <w:ind w:left="1008" w:right="576" w:hanging="432"/>
       </w:pPr>
       <w:r>
         <w:t xml:space="preserve">•</w:t>
@@ -3001,18 +3724,151 @@
     </w:p>
     <w:p>
       <w:pPr>
-        <w:pStyle w:val="BlockText"/>
-      </w:pPr>
-      <w:r>
-        <w:t xml:space="preserve">But in a civil case, state law governs privilege regarding a claim or defense for which state law supplies the rule of decision.</w:t>
+        <w:spacing w:before="0" w:after="180" w:line="280" w:lineRule="exact"/>
+        <w:ind w:left="576" w:right="576" w:firstLine="0"/>
+      </w:pPr>
+      <w:r>
+        <w:t xml:space="preserve">But</w:t>
+      </w:r>
+      <w:r>
+        <w:t xml:space="preserve"> </w:t>
+      </w:r>
+      <w:r>
+        <w:t xml:space="preserve">in</w:t>
+      </w:r>
+      <w:r>
+        <w:t xml:space="preserve"> </w:t>
+      </w:r>
+      <w:r>
+        <w:t xml:space="preserve">a</w:t>
+      </w:r>
+      <w:r>
+        <w:t xml:space="preserve"> </w:t>
+      </w:r>
+      <w:r>
+        <w:t xml:space="preserve">civil</w:t>
+      </w:r>
+      <w:r>
+        <w:t xml:space="preserve"> </w:t>
+      </w:r>
+      <w:r>
+        <w:t xml:space="preserve">case,</w:t>
+      </w:r>
+      <w:r>
+        <w:t xml:space="preserve"> </w:t>
+      </w:r>
+      <w:r>
+        <w:t xml:space="preserve">state</w:t>
+      </w:r>
+      <w:r>
+        <w:t xml:space="preserve"> </w:t>
+      </w:r>
+      <w:r>
+        <w:t xml:space="preserve">law</w:t>
+      </w:r>
+      <w:r>
+        <w:t xml:space="preserve"> </w:t>
+      </w:r>
+      <w:r>
+        <w:t xml:space="preserve">governs</w:t>
+      </w:r>
+      <w:r>
+        <w:t xml:space="preserve"> </w:t>
+      </w:r>
+      <w:r>
+        <w:t xml:space="preserve">privilege</w:t>
+      </w:r>
+      <w:r>
+        <w:t xml:space="preserve"> </w:t>
+      </w:r>
+      <w:r>
+        <w:t xml:space="preserve">regarding</w:t>
+      </w:r>
+      <w:r>
+        <w:t xml:space="preserve"> </w:t>
+      </w:r>
+      <w:r>
+        <w:t xml:space="preserve">a</w:t>
+      </w:r>
+      <w:r>
+        <w:t xml:space="preserve"> </w:t>
+      </w:r>
+      <w:r>
+        <w:t xml:space="preserve">claim</w:t>
+      </w:r>
+      <w:r>
+        <w:t xml:space="preserve"> </w:t>
+      </w:r>
+      <w:r>
+        <w:t xml:space="preserve">or</w:t>
+      </w:r>
+      <w:r>
+        <w:t xml:space="preserve"> </w:t>
+      </w:r>
+      <w:r>
+        <w:t xml:space="preserve">defense</w:t>
+      </w:r>
+      <w:r>
+        <w:t xml:space="preserve"> </w:t>
+      </w:r>
+      <w:r>
+        <w:t xml:space="preserve">for</w:t>
+      </w:r>
+      <w:r>
+        <w:t xml:space="preserve"> </w:t>
+      </w:r>
+      <w:r>
+        <w:t xml:space="preserve">which</w:t>
+      </w:r>
+      <w:r>
+        <w:t xml:space="preserve"> </w:t>
+      </w:r>
+      <w:r>
+        <w:t xml:space="preserve">state</w:t>
+      </w:r>
+      <w:r>
+        <w:t xml:space="preserve"> </w:t>
+      </w:r>
+      <w:r>
+        <w:t xml:space="preserve">law</w:t>
+      </w:r>
+      <w:r>
+        <w:t xml:space="preserve"> </w:t>
+      </w:r>
+      <w:r>
+        <w:t xml:space="preserve">supplies</w:t>
+      </w:r>
+      <w:r>
+        <w:t xml:space="preserve"> </w:t>
+      </w:r>
+      <w:r>
+        <w:t xml:space="preserve">the</w:t>
+      </w:r>
+      <w:r>
+        <w:t xml:space="preserve"> </w:t>
+      </w:r>
+      <w:r>
+        <w:t xml:space="preserve">rule</w:t>
+      </w:r>
+      <w:r>
+        <w:t xml:space="preserve"> </w:t>
+      </w:r>
+      <w:r>
+        <w:t xml:space="preserve">of</w:t>
+      </w:r>
+      <w:r>
+        <w:t xml:space="preserve"> </w:t>
+      </w:r>
+      <w:r>
+        <w:t xml:space="preserve">decision.</w:t>
       </w:r>
     </w:p>
     <w:p>
       <w:pPr>
         <w:keepNext/>
         <w:keepLines/>
-        <w:spacing w:before="240" w:after="240" w:line="280" w:lineRule="exact"/>
-        <w:ind w:left="0" w:right="0" w:firstLine="0"/>
+        <w:spacing w:before="264" w:after="216" w:line="280" w:lineRule="exact"/>
+        <w:ind w:left="0" w:firstLine="0"/>
         <w:jc w:val="center"/>
       </w:pPr>
       <w:r>
@@ -3088,7 +3944,7 @@
           <w:i/>
           <w:iCs/>
         </w:rPr>
-        <w:t xml:space="preserve">Upjohn Co. v. United States</w:t>
+        <w:t xml:space="preserve">Upjohn Co. v. United States</w:t>
       </w:r>
       <w:r>
         <w:t xml:space="preserve">, 449 U.S. 383, 389 (1981). Indeed, the need for a robust privilege in the tax context is particularly important given the extraordinary complexity of the tax code and the need to encourage taxpayers’ voluntary compliance.</w:t>
@@ -3098,8 +3954,8 @@
       <w:pPr>
         <w:keepNext/>
         <w:keepLines/>
-        <w:spacing w:before="240" w:after="240" w:line="280" w:lineRule="exact"/>
-        <w:ind w:left="0" w:right="0" w:firstLine="0"/>
+        <w:spacing w:before="264" w:after="216" w:line="280" w:lineRule="exact"/>
+        <w:ind w:left="0" w:firstLine="0"/>
         <w:jc w:val="center"/>
       </w:pPr>
       <w:r>
@@ -3112,44 +3968,58 @@
     </w:p>
     <w:p>
       <w:pPr>
+        <w:pStyle w:val="FirstParagraph"/>
+      </w:pPr>
+      <w:r>
+        <w:t xml:space="preserve">1. a. Petitioner is a law firm that specializes in international tax issues, including the practice of advising clients on the tax consequences of expatriation. JA 16. Upon expatriation, most individuals are subject to an</w:t>
+      </w:r>
+      <w:r>
+        <w:t xml:space="preserve"> </w:t>
+      </w:r>
+      <w:r>
+        <w:t xml:space="preserve">“exit tax.”</w:t>
+      </w:r>
+      <w:r>
+        <w:t xml:space="preserve"> </w:t>
+      </w:r>
+      <w:r>
+        <w:t xml:space="preserve">26 U.S.C. 877A. All of the individual’s property is treated as sold for its fair market value as of the day before the expatriation date, and the individual must pay federal taxes for</w:t>
+      </w:r>
+      <w:r>
+        <w:t xml:space="preserve"> </w:t>
+      </w:r>
+      <w:r>
+        <w:t xml:space="preserve">“any gain arising from such sale.”</w:t>
+      </w:r>
+      <w:r>
+        <w:t xml:space="preserve"> </w:t>
+      </w:r>
+      <w:r>
+        <w:rPr>
+          <w:i/>
+          <w:iCs/>
+        </w:rPr>
+        <w:t xml:space="preserve">Id.</w:t>
+      </w:r>
+      <w:r>
+        <w:t xml:space="preserve"> </w:t>
+      </w:r>
+      <w:r>
+        <w:t xml:space="preserve">8⁠7⁠7⁠A⁠(⁠a⁠)⁠(⁠1⁠)⁠-⁠(⁠2⁠)⁠. The expatriate must also certify whether he or she has satisfied all federal tax requirements for the prior five years. JA 17.</w:t>
+      </w:r>
+    </w:p>
+    <w:p>
+      <w:pPr>
         <w:pStyle w:val="BodyText"/>
       </w:pPr>
       <w:r>
-        <w:t xml:space="preserve">1. a. Petitioner is a law firm that specializes in international tax issues, including the practice of advising clients on the tax consequences of expatriation. JA 16. Upon expatriation, most individuals are subject to an</w:t>
-      </w:r>
-      <w:r>
-        <w:t xml:space="preserve"> </w:t>
-      </w:r>
-      <w:r>
-        <w:t xml:space="preserve">“exit tax.”</w:t>
-      </w:r>
-      <w:r>
-        <w:t xml:space="preserve"> </w:t>
-      </w:r>
-      <w:r>
-        <w:t xml:space="preserve">26 U.S.C. 877A. All of the individual’s property is treated as sold for its fair market value as of the day before the expatriation date, and the individual must pay federal taxes for</w:t>
-      </w:r>
-      <w:r>
-        <w:t xml:space="preserve"> </w:t>
-      </w:r>
-      <w:r>
-        <w:t xml:space="preserve">“any gain arising from such sale.”</w:t>
-      </w:r>
-      <w:r>
-        <w:t xml:space="preserve"> </w:t>
-      </w:r>
-      <w:r>
-        <w:rPr>
-          <w:i/>
-          <w:iCs/>
-        </w:rPr>
-        <w:t xml:space="preserve">Id.</w:t>
-      </w:r>
-      <w:r>
-        <w:t xml:space="preserve"> </w:t>
-      </w:r>
-      <w:r>
-        <w:t xml:space="preserve">877A(a)(1)-(2). The expatriate must also certify whether he or she has satisfied all federal tax requirements for the prior five years. JA 17.</w:t>
+        <w:t xml:space="preserve">Expatriation implicates complex legal issues, and the Client’s expatriation involved a particularly novel set of legal issues. JA 16; JA 32. Petitioner provided legal advice to the Client about how to determine ownership of cryptocurrency assets, appropriate methods for asset valuation, and tax filing strategies. Pet. App. 28a</w:t>
+      </w:r>
+      <w:r>
+        <w:noBreakHyphen/>
+      </w:r>
+      <w:r>
+        <w:t xml:space="preserve">29a; JA 32. Petitioner also prepared several of the Client’s individual income tax returns and the Client’s Form 8854, to certify compliance with expatriation tax requirements for the year of expatriation. Pet. App. 28a.</w:t>
       </w:r>
     </w:p>
     <w:p>
@@ -3157,7 +4027,7 @@
         <w:pStyle w:val="BodyText"/>
       </w:pPr>
       <w:r>
-        <w:t xml:space="preserve">Expatriation implicates complex legal issues, and the Client’s expatriation involved a particularly novel set of legal issues. JA 16; JA 32. Petitioner provided legal advice to the Client about how to determine ownership of cryptocurrency assets, appropriate methods for asset valuation, and tax filing strategies. Pet. App. 28a-29a; JA 32. Petitioner also prepared several of the Client’s individual income tax returns and the Client’s Form 8854, to certify compliance with expatriation tax requirements for the year of expatriation. Pet. App. 28a.</w:t>
+        <w:t xml:space="preserve">Petitioner was subsequently served with a grand jury subpoena seeking documents in connection with a criminal tax investigation of the Client. Pet. App. 23a, 31a. In response to the subpoena, Petitioner produced over 20,000 pages of records, but withheld certain documents based on attorney-client privilege and the work-product doctrine. Pet. App. 31.</w:t>
       </w:r>
     </w:p>
     <w:p>
@@ -3165,7 +4035,135 @@
         <w:pStyle w:val="BodyText"/>
       </w:pPr>
       <w:r>
-        <w:t xml:space="preserve">Petitioner was subsequently served with a grand jury subpoena seeking documents in connection with a criminal tax investigation of the Client. Pet. App. 23a, 31a. In response to the subpoena, Petitioner produced over 20,000 pages of records, but withheld certain documents based on attorney-client privilege and the work-product doctrine. Pet. App. 31.</w:t>
+        <w:t xml:space="preserve">b. The attorney-client privilege protects from disclosure confidential communications between attorney and client made to obtain or provide legal advice. See</w:t>
+      </w:r>
+      <w:r>
+        <w:t xml:space="preserve"> </w:t>
+      </w:r>
+      <w:r>
+        <w:rPr>
+          <w:i/>
+          <w:iCs/>
+        </w:rPr>
+        <w:t xml:space="preserve">Fisher v. United States</w:t>
+      </w:r>
+      <w:r>
+        <w:t xml:space="preserve">, 425 U.S. 391, 403 (1976); Restatement (Third) of the Law Governing Lawyers § 68 (2000) (Restatement).</w:t>
+      </w:r>
+      <w:r>
+        <w:t xml:space="preserve"> </w:t>
+      </w:r>
+      <w:r>
+        <w:t xml:space="preserve">“Its purpose is to encourage full and frank communication between attorneys and their clients and thereby promote broader public interests in the observance of law and administration of justice.”</w:t>
+      </w:r>
+      <w:r>
+        <w:t xml:space="preserve"> </w:t>
+      </w:r>
+      <w:r>
+        <w:rPr>
+          <w:i/>
+          <w:iCs/>
+        </w:rPr>
+        <w:t xml:space="preserve">Upjohn</w:t>
+      </w:r>
+      <w:r>
+        <w:t xml:space="preserve">, 449 U.S. at 389.</w:t>
+      </w:r>
+    </w:p>
+    <w:p>
+      <w:pPr>
+        <w:pStyle w:val="BodyTextNote"/>
+      </w:pPr>
+      <w:r>
+        <w:t xml:space="preserve">In the tax context, courts have routinely held that</w:t>
+      </w:r>
+      <w:r>
+        <w:t xml:space="preserve"> </w:t>
+      </w:r>
+      <w:r>
+        <w:t xml:space="preserve">“[t]ax advice rendered by an attorney is legal advice within the ambit of the privilege.”</w:t>
+      </w:r>
+      <w:r>
+        <w:t xml:space="preserve"> </w:t>
+      </w:r>
+      <w:r>
+        <w:rPr>
+          <w:i/>
+          <w:iCs/>
+        </w:rPr>
+        <w:t xml:space="preserve">In re Grand Jury Subpoena Duces Tecum Dated Sept. 15, 1983</w:t>
+      </w:r>
+      <w:r>
+        <w:t xml:space="preserve">, 731 F.2d 1032, 1037 (2d Cir. 1984); accord, e.g.,</w:t>
+      </w:r>
+      <w:r>
+        <w:t xml:space="preserve"> </w:t>
+      </w:r>
+      <w:r>
+        <w:rPr>
+          <w:i/>
+          <w:iCs/>
+        </w:rPr>
+        <w:t xml:space="preserve">United States v. Abrahams</w:t>
+      </w:r>
+      <w:r>
+        <w:t xml:space="preserve">, 905 F.2d 1276, 1284 (9th Cir. 1990) (</w:t>
+      </w:r>
+      <w:r>
+        <w:t xml:space="preserve">“[C]ommunications made to acquire legal advice about what to claim on tax returns may be privileged.”</w:t>
+      </w:r>
+      <w:r>
+        <w:t xml:space="preserve">), overruled on other grounds by</w:t>
+      </w:r>
+      <w:r>
+        <w:t xml:space="preserve"> </w:t>
+      </w:r>
+      <w:r>
+        <w:rPr>
+          <w:i/>
+          <w:iCs/>
+        </w:rPr>
+        <w:t xml:space="preserve">United States v. Jose</w:t>
+      </w:r>
+      <w:r>
+        <w:t xml:space="preserve">, 131 F.3d 1325 (9th Cir. 1997);</w:t>
+      </w:r>
+      <w:r>
+        <w:t xml:space="preserve"> </w:t>
+      </w:r>
+      <w:r>
+        <w:rPr>
+          <w:i/>
+          <w:iCs/>
+        </w:rPr>
+        <w:t xml:space="preserve">United States v. Cote</w:t>
+      </w:r>
+      <w:r>
+        <w:t xml:space="preserve">, 456 F.2d 142, 144 (8th Cir. 1972) (holding that communications designed to address</w:t>
+      </w:r>
+      <w:r>
+        <w:t xml:space="preserve"> </w:t>
+      </w:r>
+      <w:r>
+        <w:t xml:space="preserve">“whether the taxpayers should file an amended return undoubtedly involved legal considerations which mathematical calculations alone would not provide”</w:t>
+      </w:r>
+      <w:r>
+        <w:t xml:space="preserve"> </w:t>
+      </w:r>
+      <w:r>
+        <w:t xml:space="preserve">and were therefore privileged). But, particularly if an attorney is preparing a client’s tax returns, not all communications will necessarily fall within the attorney-client privilege. For example, conveying the amount of a taxpayer’s income on a W</w:t>
+      </w:r>
+      <w:r>
+        <w:noBreakHyphen/>
+      </w:r>
+      <w:r>
+        <w:t xml:space="preserve">2 form or names of dependents so that the attorney can list that information on a tax form would not be privileged.</w:t>
+      </w:r>
+      <w:r>
+        <w:rPr>
+          <w:rStyle w:val="FootnoteReference"/>
+        </w:rPr>
+        <w:footnoteReference w:id="10"/>
       </w:r>
     </w:p>
     <w:p>
@@ -3173,39 +4171,32 @@
         <w:pStyle w:val="BodyText"/>
       </w:pPr>
       <w:r>
-        <w:t xml:space="preserve">b. The attorney-client privilege protects from disclosure confidential communications between attorney and client made to obtain or provide legal advice. See</w:t>
-      </w:r>
-      <w:r>
-        <w:t xml:space="preserve"> </w:t>
-      </w:r>
-      <w:r>
-        <w:rPr>
-          <w:i/>
-          <w:iCs/>
-        </w:rPr>
-        <w:t xml:space="preserve">Fisher v. United States</w:t>
-      </w:r>
-      <w:r>
-        <w:t xml:space="preserve">, 425 U.S. 391, 403 (1976); Restatement (Third) of the Law Governing Lawyers § 68 (2000) (Restatement).</w:t>
-      </w:r>
-      <w:r>
-        <w:t xml:space="preserve"> </w:t>
-      </w:r>
-      <w:r>
-        <w:t xml:space="preserve">“Its purpose is to encourage full and frank communication between attorneys and their clients and thereby promote broader public interests in the observance of law and administration of justice.”</w:t>
-      </w:r>
-      <w:r>
-        <w:t xml:space="preserve"> </w:t>
-      </w:r>
-      <w:r>
-        <w:rPr>
-          <w:i/>
-          <w:iCs/>
-        </w:rPr>
-        <w:t xml:space="preserve">Upjohn</w:t>
-      </w:r>
-      <w:r>
-        <w:t xml:space="preserve">, 449 U.S. at 389.</w:t>
+        <w:t xml:space="preserve">c. Some of the communications Petitioner withheld on the basis of attorney-client privilege were made both to allow Petitioner to provide the Client with legal advice about how to comply with the tax laws and to facilitate Petitioner’s mechanical preparation of the Client’s tax returns. These</w:t>
+      </w:r>
+      <w:r>
+        <w:t xml:space="preserve"> </w:t>
+      </w:r>
+      <w:r>
+        <w:t xml:space="preserve">“dual-purpose”</w:t>
+      </w:r>
+      <w:r>
+        <w:t xml:space="preserve"> </w:t>
+      </w:r>
+      <w:r>
+        <w:t xml:space="preserve">communications included, for example, interpretations of unsettled statutory requirements regarding whether certain assets are subject to Treasury Department foreign reporting requirements, strategies for filing amended income tax returns, and the Client’s questions about and comments on draft submissions to the IRS advocating for the abatement of a penalty assessment. See Part IV,</w:t>
+      </w:r>
+      <w:r>
+        <w:t xml:space="preserve"> </w:t>
+      </w:r>
+      <w:r>
+        <w:rPr>
+          <w:i/>
+          <w:iCs/>
+        </w:rPr>
+        <w:t xml:space="preserve">infra</w:t>
+      </w:r>
+      <w:r>
+        <w:t xml:space="preserve">. The government filed a motion to compel Petitioner to produce the withheld records. Pet. App. 31a.</w:t>
       </w:r>
     </w:p>
     <w:p>
@@ -3213,89 +4204,135 @@
         <w:pStyle w:val="BodyText"/>
       </w:pPr>
       <w:r>
-        <w:t xml:space="preserve">In the tax context, courts have routinely held that</w:t>
-      </w:r>
-      <w:r>
-        <w:t xml:space="preserve"> </w:t>
-      </w:r>
-      <w:r>
-        <w:t xml:space="preserve">“[t]ax advice rendered by an attorney is legal advice within the ambit of the privilege.”</w:t>
-      </w:r>
-      <w:r>
-        <w:t xml:space="preserve"> </w:t>
-      </w:r>
-      <w:r>
-        <w:rPr>
-          <w:i/>
-          <w:iCs/>
-        </w:rPr>
-        <w:t xml:space="preserve">In re Grand Jury Subpoena Duces Tecum Dated Sept. 15, 1983</w:t>
-      </w:r>
-      <w:r>
-        <w:t xml:space="preserve">, 731 F.2d 1032, 1037 (2d Cir. 1984); accord, e.g.,</w:t>
-      </w:r>
-      <w:r>
-        <w:t xml:space="preserve"> </w:t>
-      </w:r>
-      <w:r>
-        <w:rPr>
-          <w:i/>
-          <w:iCs/>
-        </w:rPr>
-        <w:t xml:space="preserve">United States v. Abrahams</w:t>
-      </w:r>
-      <w:r>
-        <w:t xml:space="preserve">, 905 F.2d 1276, 1284 (9th Cir. 1990) (</w:t>
-      </w:r>
-      <w:r>
-        <w:t xml:space="preserve">“[C]ommunications made to acquire legal advice about what to claim on tax returns may be privileged.”</w:t>
-      </w:r>
-      <w:r>
-        <w:t xml:space="preserve">), overruled on other grounds by</w:t>
-      </w:r>
-      <w:r>
-        <w:t xml:space="preserve"> </w:t>
-      </w:r>
-      <w:r>
-        <w:rPr>
-          <w:i/>
-          <w:iCs/>
-        </w:rPr>
-        <w:t xml:space="preserve">United States v. Jose</w:t>
-      </w:r>
-      <w:r>
-        <w:t xml:space="preserve">, 131 F.3d 1325 (9th Cir. 1997);</w:t>
-      </w:r>
-      <w:r>
-        <w:t xml:space="preserve"> </w:t>
-      </w:r>
-      <w:r>
-        <w:rPr>
-          <w:i/>
-          <w:iCs/>
-        </w:rPr>
-        <w:t xml:space="preserve">United States v. Cote</w:t>
-      </w:r>
-      <w:r>
-        <w:t xml:space="preserve">, 456 F.2d 142, 144 (8th Cir. 1972) (holding that communications designed to address</w:t>
-      </w:r>
-      <w:r>
-        <w:t xml:space="preserve"> </w:t>
-      </w:r>
-      <w:r>
-        <w:t xml:space="preserve">“whether the taxpayers should file an amended return undoubtedly involved legal considerations which mathematical calculations alone would not provide”</w:t>
-      </w:r>
-      <w:r>
-        <w:t xml:space="preserve"> </w:t>
-      </w:r>
-      <w:r>
-        <w:t xml:space="preserve">and were therefore privileged). But, particularly if an attorney is preparing a client’s tax returns, not all communications will necessarily fall within the attorney-client privilege. For example, conveying the amount of a taxpayer’s income on a W-2 form or names of dependents so that the attorney can list that information on a tax form would not be privileged.</w:t>
+        <w:t xml:space="preserve">2. The district court applied what it described as</w:t>
+      </w:r>
+      <w:r>
+        <w:t xml:space="preserve"> </w:t>
+      </w:r>
+      <w:r>
+        <w:t xml:space="preserve">“the primary purpose test”</w:t>
+      </w:r>
+      <w:r>
+        <w:t xml:space="preserve"> </w:t>
+      </w:r>
+      <w:r>
+        <w:t xml:space="preserve">to analyze the dual-purpose communications. Pet. App. 43a. The court rejected the government’s assertion that legal advice could not be privileged at all if it</w:t>
+      </w:r>
+      <w:r>
+        <w:t xml:space="preserve"> </w:t>
+      </w:r>
+      <w:r>
+        <w:t xml:space="preserve">“relate[d] to tax return preparation.”</w:t>
+      </w:r>
+      <w:r>
+        <w:t xml:space="preserve"> </w:t>
+      </w:r>
+      <w:r>
+        <w:rPr>
+          <w:i/>
+          <w:iCs/>
+        </w:rPr>
+        <w:t xml:space="preserve">Ibid.</w:t>
+      </w:r>
+      <w:r>
+        <w:t xml:space="preserve"> </w:t>
+      </w:r>
+      <w:r>
+        <w:t xml:space="preserve">The court acknowledged that the D.C. Circuit had held, in an opinion written by then-Judge Kavanaugh, that the attorney-client privilege applies if</w:t>
+      </w:r>
+      <w:r>
+        <w:t xml:space="preserve"> </w:t>
+      </w:r>
+      <w:r>
+        <w:t xml:space="preserve">“solicitation of legal advice was one of the material purposes of the communication.”</w:t>
+      </w:r>
+      <w:r>
+        <w:t xml:space="preserve"> </w:t>
+      </w:r>
+      <w:r>
+        <w:t xml:space="preserve">Pet. App. 42a (citing</w:t>
+      </w:r>
+      <w:r>
+        <w:t xml:space="preserve"> </w:t>
+      </w:r>
+      <w:r>
+        <w:rPr>
+          <w:i/>
+          <w:iCs/>
+        </w:rPr>
+        <w:t xml:space="preserve">In re Kellogg Brown &amp; Root, Inc.</w:t>
+      </w:r>
+      <w:r>
+        <w:t xml:space="preserve">, 756 F.3d 754, 760 (D.C. Cir. 2014)). But the district court rejected that standard, holding instead that</w:t>
+      </w:r>
+      <w:r>
+        <w:t xml:space="preserve"> </w:t>
+      </w:r>
+      <w:r>
+        <w:t xml:space="preserve">“the relevant consideration is whether the primary or predominate purpose of the communication was to seek legal advice, or to provide the corresponding legal advice.”</w:t>
+      </w:r>
+      <w:r>
+        <w:t xml:space="preserve"> </w:t>
+      </w:r>
+      <w:r>
+        <w:t xml:space="preserve">Pet. App. 43a.</w:t>
+      </w:r>
+    </w:p>
+    <w:p>
+      <w:pPr>
+        <w:pStyle w:val="BodyTextNote"/>
+      </w:pPr>
+      <w:r>
+        <w:t xml:space="preserve">In the same subsection in which the district court held that the dual-purpose communications were not privileged under the</w:t>
+      </w:r>
+      <w:r>
+        <w:t xml:space="preserve"> </w:t>
+      </w:r>
+      <w:r>
+        <w:t xml:space="preserve">“primary or predominate purpose”</w:t>
+      </w:r>
+      <w:r>
+        <w:t xml:space="preserve"> </w:t>
+      </w:r>
+      <w:r>
+        <w:t xml:space="preserve">test, it separately found that other communications were not protected because one of Petitioner’s non-lawyer accountants</w:t>
+      </w:r>
+      <w:r>
+        <w:t xml:space="preserve"> </w:t>
+      </w:r>
+      <w:r>
+        <w:t xml:space="preserve">“provided advice as an accountant.”</w:t>
+      </w:r>
+      <w:r>
+        <w:t xml:space="preserve"> </w:t>
+      </w:r>
+      <w:r>
+        <w:t xml:space="preserve">Pet. App. 54a. The district court found, however, that this same accountant often served as an agent for the Client’s attorneys, and when she acted in that agent role, communications between her and the Client for the purpose of obtaining legal advice were privileged. Pet. App. 51a; see also</w:t>
+      </w:r>
+      <w:r>
+        <w:t xml:space="preserve"> </w:t>
+      </w:r>
+      <w:r>
+        <w:rPr>
+          <w:i/>
+          <w:iCs/>
+        </w:rPr>
+        <w:t xml:space="preserve">United States v. Kovel</w:t>
+      </w:r>
+      <w:r>
+        <w:t xml:space="preserve">, 296 F.2d 918, 921 (2d Cir. 1961) (</w:t>
+      </w:r>
+      <w:r>
+        <w:t xml:space="preserve">“the privilege must include all the persons who act as the attorney’s agents”</w:t>
+      </w:r>
+      <w:r>
+        <w:t xml:space="preserve">). The district court ultimately ordered the production of 54 documents as not privileged based on this part of its decision without specifying which of the two rulings in the subsection applied to each document. Pet. App. 54a.</w:t>
       </w:r>
       <w:r>
         <w:rPr>
           <w:rStyle w:val="FootnoteReference"/>
         </w:rPr>
-        <w:footnoteReference w:id="10"/>
+        <w:footnoteReference w:id="11"/>
       </w:r>
     </w:p>
     <w:p>
@@ -3303,32 +4340,7 @@
         <w:pStyle w:val="BodyText"/>
       </w:pPr>
       <w:r>
-        <w:t xml:space="preserve">c. Some of the communications Petitioner withheld on the basis of attorney-client privilege were made both to allow Petitioner to provide the Client with legal advice about how to comply with the tax laws and to facilitate Petitioner’s mechanical preparation of the Client’s tax returns. These</w:t>
-      </w:r>
-      <w:r>
-        <w:t xml:space="preserve"> </w:t>
-      </w:r>
-      <w:r>
-        <w:t xml:space="preserve">“dual-purpose”</w:t>
-      </w:r>
-      <w:r>
-        <w:t xml:space="preserve"> </w:t>
-      </w:r>
-      <w:r>
-        <w:t xml:space="preserve">communications included, for example, interpretations of unsettled statutory requirements regarding whether certain assets are subject to Treasury Department foreign reporting requirements, strategies for filing amended income tax returns, and the Client’s questions about and comments on draft submissions to the IRS advocating for the abatement of a penalty assessment. See Part IV,</w:t>
-      </w:r>
-      <w:r>
-        <w:t xml:space="preserve"> </w:t>
-      </w:r>
-      <w:r>
-        <w:rPr>
-          <w:i/>
-          <w:iCs/>
-        </w:rPr>
-        <w:t xml:space="preserve">infra</w:t>
-      </w:r>
-      <w:r>
-        <w:t xml:space="preserve">. The government filed a motion to compel Petitioner to produce the withheld records. Pet. App. 31a.</w:t>
+        <w:t xml:space="preserve">Petitioner declined to produce the documents. The district court subsequently held Petitioner in contempt for its non-compliance. Pet. App. 20a. The court stayed its contempt sanction to allow Petitioner to appeal. Pet. App. 21a.</w:t>
       </w:r>
     </w:p>
     <w:p>
@@ -3336,150 +4348,6 @@
         <w:pStyle w:val="BodyText"/>
       </w:pPr>
       <w:r>
-        <w:t xml:space="preserve">2. The district court applied what it described as</w:t>
-      </w:r>
-      <w:r>
-        <w:t xml:space="preserve"> </w:t>
-      </w:r>
-      <w:r>
-        <w:t xml:space="preserve">“the primary purpose test”</w:t>
-      </w:r>
-      <w:r>
-        <w:t xml:space="preserve"> </w:t>
-      </w:r>
-      <w:r>
-        <w:t xml:space="preserve">to analyze the dual-purpose communications. Pet. App. 43a. The court rejected the government’s assertion that legal advice could not be privileged at all if it</w:t>
-      </w:r>
-      <w:r>
-        <w:t xml:space="preserve"> </w:t>
-      </w:r>
-      <w:r>
-        <w:t xml:space="preserve">“relate[d] to tax return preparation.”</w:t>
-      </w:r>
-      <w:r>
-        <w:t xml:space="preserve"> </w:t>
-      </w:r>
-      <w:r>
-        <w:rPr>
-          <w:i/>
-          <w:iCs/>
-        </w:rPr>
-        <w:t xml:space="preserve">Ibid.</w:t>
-      </w:r>
-      <w:r>
-        <w:t xml:space="preserve"> </w:t>
-      </w:r>
-      <w:r>
-        <w:t xml:space="preserve">The court acknowledged that the D.C. Circuit had held, in an opinion written by then-Judge Kavanaugh, that the attorney-client privilege applies if</w:t>
-      </w:r>
-      <w:r>
-        <w:t xml:space="preserve"> </w:t>
-      </w:r>
-      <w:r>
-        <w:t xml:space="preserve">“solicitation of legal advice was one of the material purposes of the communication.”</w:t>
-      </w:r>
-      <w:r>
-        <w:t xml:space="preserve"> </w:t>
-      </w:r>
-      <w:r>
-        <w:t xml:space="preserve">Pet. App. 42a (citing</w:t>
-      </w:r>
-      <w:r>
-        <w:t xml:space="preserve"> </w:t>
-      </w:r>
-      <w:r>
-        <w:rPr>
-          <w:i/>
-          <w:iCs/>
-        </w:rPr>
-        <w:t xml:space="preserve">In re Kellogg Brown &amp; Root, Inc.</w:t>
-      </w:r>
-      <w:r>
-        <w:t xml:space="preserve">, 756 F.3d 754, 760 (D.C. Cir. 2014)). But the district court rejected that standard, holding instead that</w:t>
-      </w:r>
-      <w:r>
-        <w:t xml:space="preserve"> </w:t>
-      </w:r>
-      <w:r>
-        <w:t xml:space="preserve">“the relevant consideration is whether the primary or predominate purpose of the communication was to seek legal advice, or to provide the corresponding legal advice.”</w:t>
-      </w:r>
-      <w:r>
-        <w:t xml:space="preserve"> </w:t>
-      </w:r>
-      <w:r>
-        <w:t xml:space="preserve">Pet. App. 43a.</w:t>
-      </w:r>
-    </w:p>
-    <w:p>
-      <w:pPr>
-        <w:pStyle w:val="BodyText"/>
-      </w:pPr>
-      <w:r>
-        <w:t xml:space="preserve">In the same subsection in which the district court held that the dual-purpose communications were not privileged under the</w:t>
-      </w:r>
-      <w:r>
-        <w:t xml:space="preserve"> </w:t>
-      </w:r>
-      <w:r>
-        <w:t xml:space="preserve">“primary or predominate purpose”</w:t>
-      </w:r>
-      <w:r>
-        <w:t xml:space="preserve"> </w:t>
-      </w:r>
-      <w:r>
-        <w:t xml:space="preserve">test, it separately found that other communications were not protected because one of Petitioner’s non-lawyer accountants</w:t>
-      </w:r>
-      <w:r>
-        <w:t xml:space="preserve"> </w:t>
-      </w:r>
-      <w:r>
-        <w:t xml:space="preserve">“provided advice as an accountant.”</w:t>
-      </w:r>
-      <w:r>
-        <w:t xml:space="preserve"> </w:t>
-      </w:r>
-      <w:r>
-        <w:t xml:space="preserve">Pet. App. 54a. The district court found, however, that this same accountant often served as an agent for the Client’s attorneys, and when she acted in that agent role, communications between her and the Client for the purpose of obtaining legal advice were privileged. Pet. App. 51a; see also</w:t>
-      </w:r>
-      <w:r>
-        <w:t xml:space="preserve"> </w:t>
-      </w:r>
-      <w:r>
-        <w:rPr>
-          <w:i/>
-          <w:iCs/>
-        </w:rPr>
-        <w:t xml:space="preserve">United States v. Kovel</w:t>
-      </w:r>
-      <w:r>
-        <w:t xml:space="preserve">, 296 F.2d 918, 921 (2d Cir. 1961) (</w:t>
-      </w:r>
-      <w:r>
-        <w:t xml:space="preserve">“the privilege must include all the persons who act as the attorney’s agents”</w:t>
-      </w:r>
-      <w:r>
-        <w:t xml:space="preserve">). The district court ultimately ordered the production of 54 documents as not privileged based on this part of its decision without specifying which of the two rulings in the subsection applied to each document. Pet. App. 54a.</w:t>
-      </w:r>
-      <w:r>
-        <w:rPr>
-          <w:rStyle w:val="FootnoteReference"/>
-        </w:rPr>
-        <w:footnoteReference w:id="11"/>
-      </w:r>
-    </w:p>
-    <w:p>
-      <w:pPr>
-        <w:pStyle w:val="BodyText"/>
-      </w:pPr>
-      <w:r>
-        <w:t xml:space="preserve">Petitioner declined to produce the documents. The district court subsequently held Petitioner in contempt for its non-compliance. Pet. App. 20a. The court stayed its contempt sanction to allow Petitioner to appeal. Pet. App. 21a.</w:t>
-      </w:r>
-    </w:p>
-    <w:p>
-      <w:pPr>
-        <w:pStyle w:val="BodyText"/>
-      </w:pPr>
-      <w:r>
         <w:t xml:space="preserve">3. The Ninth Circuit affirmed. The court of appeals held</w:t>
       </w:r>
       <w:r>
@@ -3504,7 +4372,13 @@
         <w:t xml:space="preserve"> </w:t>
       </w:r>
       <w:r>
-        <w:t xml:space="preserve">Pet. App. 5a n.2. The Ninth Circuit then addressed what test to adopt to determine whether a dual-purpose communication is privileged. Pet. App. 6a-12a. Like the district court, the Ninth Circuit recognized that the D.C. Circuit had applied a test that assesses whether obtaining or providing legal advice was</w:t>
+        <w:t xml:space="preserve">Pet. App. 5a n.2. The Ninth Circuit then addressed what test to adopt to determine whether a dual-purpose communication is privileged. Pet. App. 6a</w:t>
+      </w:r>
+      <w:r>
+        <w:noBreakHyphen/>
+      </w:r>
+      <w:r>
+        <w:t xml:space="preserve">12a. Like the district court, the Ninth Circuit recognized that the D.C. Circuit had applied a test that assesses whether obtaining or providing legal advice was</w:t>
       </w:r>
       <w:r>
         <w:t xml:space="preserve"> </w:t>
@@ -3536,8 +4410,8 @@
       <w:pPr>
         <w:keepNext/>
         <w:keepLines/>
-        <w:spacing w:before="240" w:after="240" w:line="280" w:lineRule="exact"/>
-        <w:ind w:left="0" w:right="0" w:firstLine="0"/>
+        <w:spacing w:before="264" w:after="216" w:line="280" w:lineRule="exact"/>
+        <w:ind w:left="0" w:firstLine="0"/>
         <w:jc w:val="center"/>
       </w:pPr>
       <w:r>
@@ -3545,12 +4419,54 @@
           <w:b/>
           <w:bCs/>
         </w:rPr>
-        <w:t xml:space="preserve">SUMMARY OF THE ARGUMENT</w:t>
-      </w:r>
-    </w:p>
-    <w:p>
-      <w:pPr>
-        <w:pStyle w:val="BodyText"/>
+        <w:t xml:space="preserve">SUMMARY</w:t>
+      </w:r>
+      <w:r>
+        <w:rPr>
+          <w:b/>
+          <w:bCs/>
+        </w:rPr>
+        <w:t xml:space="preserve"> </w:t>
+      </w:r>
+      <w:r>
+        <w:rPr>
+          <w:b/>
+          <w:bCs/>
+        </w:rPr>
+        <w:t xml:space="preserve">OF</w:t>
+      </w:r>
+      <w:r>
+        <w:rPr>
+          <w:b/>
+          <w:bCs/>
+        </w:rPr>
+        <w:t xml:space="preserve"> </w:t>
+      </w:r>
+      <w:r>
+        <w:rPr>
+          <w:b/>
+          <w:bCs/>
+        </w:rPr>
+        <w:t xml:space="preserve">THE</w:t>
+      </w:r>
+      <w:r>
+        <w:rPr>
+          <w:b/>
+          <w:bCs/>
+        </w:rPr>
+        <w:t xml:space="preserve"> </w:t>
+      </w:r>
+      <w:r>
+        <w:rPr>
+          <w:b/>
+          <w:bCs/>
+        </w:rPr>
+        <w:t xml:space="preserve">ARGUMENT</w:t>
+      </w:r>
+    </w:p>
+    <w:p>
+      <w:pPr>
+        <w:pStyle w:val="FirstParagraph"/>
       </w:pPr>
       <w:r>
         <w:t xml:space="preserve">The court of appeals adopted a test for attorney-client privilege that fails to protect the ability of clients to seek and obtain the full and frank advice of their lawyers. Every day, clients seek lawyers’ advice for overlapping legal and non-legal purposes. By withdrawing the protection of the attorney-client privilege from such dual-purpose communications whenever a court later makes an ad hoc judgment that the non-legal purpose outweighs the legal purpose, the Ninth Circuit’s single primary purpose test undermines the public interest in protecting confidential communications between lawyers and clients.</w:t>
@@ -3604,8 +4520,8 @@
       <w:pPr>
         <w:keepNext/>
         <w:keepLines/>
-        <w:spacing w:before="240" w:after="240" w:line="280" w:lineRule="exact"/>
-        <w:ind w:left="0" w:right="0" w:firstLine="0"/>
+        <w:spacing w:before="264" w:after="216" w:line="280" w:lineRule="exact"/>
+        <w:ind w:left="0" w:firstLine="0"/>
         <w:jc w:val="center"/>
       </w:pPr>
       <w:r>
@@ -3620,8 +4536,8 @@
       <w:pPr>
         <w:keepNext/>
         <w:keepLines/>
-        <w:spacing w:before="120" w:after="240" w:line="280" w:lineRule="exact"/>
-        <w:ind w:left="576" w:right="0" w:hanging="576"/>
+        <w:spacing w:before="216" w:after="168" w:line="280" w:lineRule="exact"/>
+        <w:ind w:left="576" w:hanging="576"/>
       </w:pPr>
       <w:r>
         <w:rPr>
@@ -3759,7 +4675,7 @@
     </w:p>
     <w:p>
       <w:pPr>
-        <w:pStyle w:val="BodyText"/>
+        <w:pStyle w:val="FirstParagraph"/>
       </w:pPr>
       <w:r>
         <w:t xml:space="preserve">1.</w:t>
@@ -3896,8 +4812,8 @@
       <w:pPr>
         <w:keepNext/>
         <w:keepLines/>
-        <w:spacing w:before="240" w:after="240" w:line="280" w:lineRule="exact"/>
-        <w:ind w:left="0" w:right="0" w:firstLine="0"/>
+        <w:spacing w:before="264" w:after="216" w:line="280" w:lineRule="exact"/>
+        <w:ind w:left="0" w:firstLine="0"/>
         <w:jc w:val="center"/>
       </w:pPr>
       <w:r>
@@ -3910,7 +4826,7 @@
     </w:p>
     <w:p>
       <w:pPr>
-        <w:pStyle w:val="BodyText"/>
+        <w:pStyle w:val="FirstParagraph"/>
       </w:pPr>
       <w:r>
         <w:t xml:space="preserve">The judgment of the court of appeals should be reversed.</w:t>
@@ -3920,8 +4836,8 @@
       <w:pPr>
         <w:keepNext/>
         <w:keepLines/>
-        <w:spacing w:before="280" w:after="280" w:line="280" w:lineRule="exact"/>
-        <w:ind w:left="0" w:right="0" w:firstLine="0"/>
+        <w:spacing w:before="288" w:after="480" w:line="280" w:lineRule="exact"/>
+        <w:ind w:left="0" w:firstLine="0"/>
       </w:pPr>
       <w:r>
         <w:t xml:space="preserve">Respectfully submitted,</w:t>
@@ -3932,10 +4848,22 @@
         <w:keepNext/>
         <w:keepLines/>
         <w:spacing w:before="0" w:after="0" w:line="280" w:lineRule="exact"/>
-        <w:ind w:left="0" w:right="0" w:firstLine="0"/>
-      </w:pPr>
-      <w:r>
-        <w:t xml:space="preserve">Daniel B. Levin</w:t>
+        <w:ind w:left="0" w:firstLine="0"/>
+      </w:pPr>
+      <w:r>
+        <w:t xml:space="preserve">Daniel</w:t>
+      </w:r>
+      <w:r>
+        <w:t xml:space="preserve"> </w:t>
+      </w:r>
+      <w:r>
+        <w:t xml:space="preserve">B.</w:t>
+      </w:r>
+      <w:r>
+        <w:t xml:space="preserve"> </w:t>
+      </w:r>
+      <w:r>
+        <w:t xml:space="preserve">Levin</w:t>
       </w:r>
     </w:p>
     <w:p>
@@ -3943,7 +4871,7 @@
         <w:keepNext/>
         <w:keepLines/>
         <w:spacing w:before="0" w:after="0" w:line="280" w:lineRule="exact"/>
-        <w:ind w:left="0" w:right="0" w:firstLine="0"/>
+        <w:ind w:left="0" w:firstLine="0"/>
       </w:pPr>
       <w:r>
         <w:rPr>
@@ -3986,7 +4914,7 @@
         <w:keepNext/>
         <w:keepLines/>
         <w:spacing w:before="0" w:after="0" w:line="280" w:lineRule="exact"/>
-        <w:ind w:left="0" w:right="0" w:firstLine="0"/>
+        <w:ind w:left="0" w:firstLine="0"/>
       </w:pPr>
       <w:r>
         <w:t xml:space="preserve">MUNGER,</w:t>
@@ -4021,7 +4949,7 @@
         <w:keepNext/>
         <w:keepLines/>
         <w:spacing w:before="0" w:after="0" w:line="280" w:lineRule="exact"/>
-        <w:ind w:left="0" w:right="0" w:firstLine="0"/>
+        <w:ind w:left="0" w:firstLine="0"/>
       </w:pPr>
       <w:r>
         <w:t xml:space="preserve">350</w:t>
@@ -4062,7 +4990,7 @@
         <w:keepNext/>
         <w:keepLines/>
         <w:spacing w:before="0" w:after="0" w:line="280" w:lineRule="exact"/>
-        <w:ind w:left="0" w:right="0" w:firstLine="0"/>
+        <w:ind w:left="0" w:firstLine="0"/>
       </w:pPr>
       <w:r>
         <w:t xml:space="preserve">Los</w:t>
@@ -4083,7 +5011,9 @@
         <w:t xml:space="preserve"> </w:t>
       </w:r>
       <w:r>
-        <w:t xml:space="preserve">90071-3426</w:t>
+        <w:t xml:space="preserve">90071</w:t>
+        <w:noBreakHyphen/>
+        <w:t xml:space="preserve">3426</w:t>
       </w:r>
     </w:p>
     <w:p>
@@ -4091,7 +5021,7 @@
         <w:keepNext/>
         <w:keepLines/>
         <w:spacing w:before="0" w:after="0" w:line="280" w:lineRule="exact"/>
-        <w:ind w:left="0" w:right="0" w:firstLine="0"/>
+        <w:ind w:left="0" w:firstLine="0"/>
       </w:pPr>
       <w:r>
         <w:t xml:space="preserve">(213)</w:t>
@@ -4100,7 +5030,9 @@
         <w:t xml:space="preserve"> </w:t>
       </w:r>
       <w:r>
-        <w:t xml:space="preserve">683-9135</w:t>
+        <w:t xml:space="preserve">683</w:t>
+        <w:noBreakHyphen/>
+        <w:t xml:space="preserve">9135</w:t>
       </w:r>
     </w:p>
     <w:p>
@@ -4108,7 +5040,7 @@
         <w:keepNext/>
         <w:keepLines/>
         <w:spacing w:before="0" w:after="0" w:line="280" w:lineRule="exact"/>
-        <w:ind w:left="0" w:right="0" w:firstLine="0"/>
+        <w:ind w:left="0" w:firstLine="0"/>
       </w:pPr>
       <w:r>
         <w:t xml:space="preserve">Daniel.Levin@mto.com</w:t>
@@ -4117,8 +5049,8 @@
     <w:p>
       <w:pPr>
         <w:keepLines/>
-        <w:spacing w:before="240" w:after="0" w:line="280" w:lineRule="exact"/>
-        <w:ind w:left="0" w:right="0" w:firstLine="0"/>
+        <w:spacing w:before="192" w:after="0" w:line="280" w:lineRule="exact"/>
+        <w:ind w:left="0" w:firstLine="0"/>
       </w:pPr>
       <w:r>
         <w:t xml:space="preserve">November</w:t>
@@ -4142,7 +5074,7 @@
         <w:sectPr>
           <w:footerReference w:type="default" r:id="rIdFtrPage"/>
           <w:pgSz w:w="8820" w:h="13320"/>
-          <w:pgMar w:top="1440" w:right="1440" w:bottom="1620" w:left="1440" w:header="0" w:footer="540" w:gutter="0"/>
+          <w:pgMar w:top="1440" w:right="1441" w:bottom="1620" w:left="1440" w:header="0" w:footer="540" w:gutter="0"/>
           <w:pgNumType w:fmt="decimal" w:start="1"/>
         </w:sectPr>
       </w:pPr>
@@ -4151,8 +5083,8 @@
       <w:pPr>
         <w:keepNext/>
         <w:keepLines/>
-        <w:spacing w:before="240" w:after="240" w:line="280" w:lineRule="exact"/>
-        <w:ind w:left="0" w:right="0" w:firstLine="0"/>
+        <w:spacing w:before="0" w:after="216" w:line="280" w:lineRule="exact"/>
+        <w:ind w:left="0" w:firstLine="0"/>
         <w:jc w:val="center"/>
       </w:pPr>
       <w:r>
@@ -4160,14 +5092,13 @@
           <w:b/>
           <w:bCs/>
         </w:rPr>
-        <w:t xml:space="preserve">CERTIFICATE OF COMPLIANCE</w:t>
-      </w:r>
-    </w:p>
-    <w:p>
-      <w:pPr>
-        <w:spacing w:before="0" w:after="240" w:line="280" w:lineRule="exact"/>
-        <w:ind w:left="0" w:right="0" w:firstLine="0"/>
-        <w:jc w:val="both"/>
+        <w:t xml:space="preserve">Certificate of Compliance</w:t>
+      </w:r>
+    </w:p>
+    <w:p>
+      <w:pPr>
+        <w:spacing w:before="0" w:after="180" w:line="280" w:lineRule="exact"/>
+        <w:ind w:left="0" w:firstLine="0"/>
       </w:pPr>
       <w:r>
         <w:t xml:space="preserve">I certify that this brief complies with the word limit of Supreme Court Rule 33.1(g), 13,000 words for a brief on the merits for a petitioner or appellant, and that it contains 2,271 words, excluding the parts that Rule 33.1(d) excludes.</w:t>
@@ -4177,8 +5108,8 @@
       <w:pPr>
         <w:keepNext/>
         <w:keepLines/>
-        <w:spacing w:before="280" w:after="280" w:line="280" w:lineRule="exact"/>
-        <w:ind w:left="0" w:right="0" w:firstLine="0"/>
+        <w:spacing w:before="288" w:after="480" w:line="280" w:lineRule="exact"/>
+        <w:ind w:left="0" w:firstLine="0"/>
       </w:pPr>
       <w:r>
         <w:t xml:space="preserve">Respectfully submitted,</w:t>
@@ -4189,10 +5120,22 @@
         <w:keepNext/>
         <w:keepLines/>
         <w:spacing w:before="0" w:after="0" w:line="280" w:lineRule="exact"/>
-        <w:ind w:left="0" w:right="0" w:firstLine="0"/>
-      </w:pPr>
-      <w:r>
-        <w:t xml:space="preserve">Daniel B. Levin</w:t>
+        <w:ind w:left="0" w:firstLine="0"/>
+      </w:pPr>
+      <w:r>
+        <w:t xml:space="preserve">Daniel</w:t>
+      </w:r>
+      <w:r>
+        <w:t xml:space="preserve"> </w:t>
+      </w:r>
+      <w:r>
+        <w:t xml:space="preserve">B.</w:t>
+      </w:r>
+      <w:r>
+        <w:t xml:space="preserve"> </w:t>
+      </w:r>
+      <w:r>
+        <w:t xml:space="preserve">Levin</w:t>
       </w:r>
     </w:p>
     <w:p>
@@ -4200,7 +5143,7 @@
         <w:keepNext/>
         <w:keepLines/>
         <w:spacing w:before="0" w:after="0" w:line="280" w:lineRule="exact"/>
-        <w:ind w:left="0" w:right="0" w:firstLine="0"/>
+        <w:ind w:left="0" w:firstLine="0"/>
       </w:pPr>
       <w:r>
         <w:rPr>
@@ -4243,7 +5186,7 @@
         <w:keepNext/>
         <w:keepLines/>
         <w:spacing w:before="0" w:after="0" w:line="280" w:lineRule="exact"/>
-        <w:ind w:left="0" w:right="0" w:firstLine="0"/>
+        <w:ind w:left="0" w:firstLine="0"/>
       </w:pPr>
       <w:r>
         <w:t xml:space="preserve">MUNGER,</w:t>
@@ -4278,7 +5221,7 @@
         <w:keepNext/>
         <w:keepLines/>
         <w:spacing w:before="0" w:after="0" w:line="280" w:lineRule="exact"/>
-        <w:ind w:left="0" w:right="0" w:firstLine="0"/>
+        <w:ind w:left="0" w:firstLine="0"/>
       </w:pPr>
       <w:r>
         <w:t xml:space="preserve">350</w:t>
@@ -4319,7 +5262,7 @@
         <w:keepNext/>
         <w:keepLines/>
         <w:spacing w:before="0" w:after="0" w:line="280" w:lineRule="exact"/>
-        <w:ind w:left="0" w:right="0" w:firstLine="0"/>
+        <w:ind w:left="0" w:firstLine="0"/>
       </w:pPr>
       <w:r>
         <w:t xml:space="preserve">Los</w:t>
@@ -4340,7 +5283,9 @@
         <w:t xml:space="preserve"> </w:t>
       </w:r>
       <w:r>
-        <w:t xml:space="preserve">90071-3426</w:t>
+        <w:t xml:space="preserve">90071</w:t>
+        <w:noBreakHyphen/>
+        <w:t xml:space="preserve">3426</w:t>
       </w:r>
     </w:p>
     <w:p>
@@ -4348,7 +5293,7 @@
         <w:keepNext/>
         <w:keepLines/>
         <w:spacing w:before="0" w:after="0" w:line="280" w:lineRule="exact"/>
-        <w:ind w:left="0" w:right="0" w:firstLine="0"/>
+        <w:ind w:left="0" w:firstLine="0"/>
       </w:pPr>
       <w:r>
         <w:t xml:space="preserve">(213)</w:t>
@@ -4357,7 +5302,9 @@
         <w:t xml:space="preserve"> </w:t>
       </w:r>
       <w:r>
-        <w:t xml:space="preserve">683-9135</w:t>
+        <w:t xml:space="preserve">683</w:t>
+        <w:noBreakHyphen/>
+        <w:t xml:space="preserve">9135</w:t>
       </w:r>
     </w:p>
     <w:p>
@@ -4365,7 +5312,7 @@
         <w:keepNext/>
         <w:keepLines/>
         <w:spacing w:before="0" w:after="0" w:line="280" w:lineRule="exact"/>
-        <w:ind w:left="0" w:right="0" w:firstLine="0"/>
+        <w:ind w:left="0" w:firstLine="0"/>
       </w:pPr>
       <w:r>
         <w:t xml:space="preserve">Daniel.Levin@mto.com</w:t>
@@ -4374,8 +5321,8 @@
     <w:p>
       <w:pPr>
         <w:keepLines/>
-        <w:spacing w:before="240" w:after="0" w:line="280" w:lineRule="exact"/>
-        <w:ind w:left="0" w:right="0" w:firstLine="0"/>
+        <w:spacing w:before="192" w:after="0" w:line="280" w:lineRule="exact"/>
+        <w:ind w:left="0" w:firstLine="0"/>
       </w:pPr>
       <w:r>
         <w:t xml:space="preserve">November</w:t>
@@ -4396,7 +5343,7 @@
     <w:sectPr>
       <w:footerReference w:type="default" r:id="rIdFtrNone"/>
       <w:pgSz w:w="8820" w:h="13320"/>
-      <w:pgMar w:top="1440" w:right="1440" w:bottom="1620" w:left="1440" w:header="0" w:footer="540" w:gutter="0"/>
+      <w:pgMar w:top="1440" w:right="1441" w:bottom="1620" w:left="1440" w:header="0" w:footer="540" w:gutter="0"/>
     </w:sectPr>
   </w:body>
 </w:document>
@@ -4406,6 +5353,31 @@
 <w:comments xmlns:w="http://schemas.openxmlformats.org/wordprocessingml/2006/main" xmlns:m="http://schemas.openxmlformats.org/officeDocument/2006/math" xmlns:r="http://schemas.openxmlformats.org/officeDocument/2006/relationships" xmlns:o="urn:schemas-microsoft-com:office:office" xmlns:v="urn:schemas-microsoft-com:vml" xmlns:w10="urn:schemas-microsoft-com:office:word" xmlns:a="http://schemas.openxmlformats.org/drawingml/2006/main" xmlns:pic="http://schemas.openxmlformats.org/drawingml/2006/picture" xmlns:wp="http://schemas.openxmlformats.org/drawingml/2006/wordprocessingDrawing"/>
 </file>
 
+<file path=word/footer1.xml><?xml version="1.0" encoding="utf-8"?>
+<w:ftr xmlns:w="http://schemas.openxmlformats.org/wordprocessingml/2006/main" xmlns:r="http://schemas.openxmlformats.org/officeDocument/2006/relationships">
+  <w:p>
+    <w:pPr>
+      <w:jc w:val="center"/>
+    </w:pPr>
+    <w:r>
+      <w:fldChar w:fldCharType="begin"/>
+    </w:r>
+    <w:r>
+      <w:instrText xml:space="preserve"> PAGE </w:instrText>
+    </w:r>
+    <w:r>
+      <w:fldChar w:fldCharType="separate"/>
+    </w:r>
+    <w:r>
+      <w:t>1</w:t>
+    </w:r>
+    <w:r>
+      <w:fldChar w:fldCharType="end"/>
+    </w:r>
+  </w:p>
+</w:ftr>
+</file>
+
 <file path=word/footnotes.xml><?xml version="1.0" encoding="utf-8"?>
 <w:footnotes xmlns:w="http://schemas.openxmlformats.org/wordprocessingml/2006/main" xmlns:m="http://schemas.openxmlformats.org/officeDocument/2006/math" xmlns:r="http://schemas.openxmlformats.org/officeDocument/2006/relationships" xmlns:o="urn:schemas-microsoft-com:office:office" xmlns:v="urn:schemas-microsoft-com:vml" xmlns:w10="urn:schemas-microsoft-com:office:word" xmlns:a="http://schemas.openxmlformats.org/drawingml/2006/main" xmlns:pic="http://schemas.openxmlformats.org/drawingml/2006/picture" xmlns:wp="http://schemas.openxmlformats.org/drawingml/2006/wordprocessingDrawing">
   <w:footnote w:type="continuationSeparator" w:id="0">
@@ -4522,7 +5494,13 @@
         <w:t xml:space="preserve"> </w:t>
       </w:r>
       <w:r>
-        <w:t xml:space="preserve">at 59-60 (Ex. A). All of these 54 documents are included in the Sealed Joint Appendix, with the court-ordered redactions shown.</w:t>
+        <w:t xml:space="preserve">at 59</w:t>
+      </w:r>
+      <w:r>
+        <w:noBreakHyphen/>
+      </w:r>
+      <w:r>
+        <w:t xml:space="preserve">60 (Ex. A). All of these 54 documents are included in the Sealed Joint Appendix, with the court-ordered redactions shown.</w:t>
       </w:r>
     </w:p>
   </w:footnote>
@@ -4680,7 +5658,7 @@
 </file>
 
 <file path=word/styles.xml><?xml version="1.0" encoding="utf-8"?>
-<w:styles xmlns:r="http://schemas.openxmlformats.org/officeDocument/2006/relationships" xmlns:w="http://schemas.openxmlformats.org/wordprocessingml/2006/main">
+<w:styles xmlns:mc="http://schemas.openxmlformats.org/markup-compatibility/2006" xmlns:w14="http://schemas.microsoft.com/office/word/2010/wordml" xmlns:r="http://schemas.openxmlformats.org/officeDocument/2006/relationships" xmlns:w="http://schemas.openxmlformats.org/wordprocessingml/2006/main" mc:Ignorable="w14">
   <w:docDefaults>
     <w:rPrDefault>
       <w:rPr>
@@ -4688,11 +5666,13 @@
         <w:sz w:val="24"/>
         <w:szCs w:val="24"/>
         <w:lang w:val="en-US" w:eastAsia="zh-CN" w:bidi="ar-SA"/>
+        <w14:ligatures w14:val="none"/>
       </w:rPr>
     </w:rPrDefault>
     <w:pPrDefault>
       <w:pPr>
-        <w:spacing w:after="0" w:line="280" w:lineRule="exact"/>
+        <w:widowControl/>
+        <w:spacing w:after="0"/>
       </w:pPr>
     </w:pPrDefault>
   </w:docDefaults>
@@ -4707,8 +5687,8 @@
     <w:link w:val="BodyTextChar"/>
     <w:qFormat/>
     <w:pPr>
-      <w:spacing w:before="0" w:after="240" w:line="280" w:lineRule="exact"/>
-      <w:ind w:firstLine="576"/>
+      <w:spacing w:before="0" w:after="180" w:line="280" w:lineRule="exact"/>
+      <w:ind w:firstLine="432"/>
     </w:pPr>
   </w:style>
   <w:style w:type="paragraph" w:customStyle="1" w:styleId="FirstParagraph">
@@ -4716,6 +5696,9 @@
     <w:basedOn w:val="BodyText"/>
     <w:next w:val="BodyText"/>
     <w:qFormat/>
+    <w:pPr>
+      <w:ind w:firstLine="0"/>
+    </w:pPr>
   </w:style>
   <w:style w:type="paragraph" w:customStyle="1" w:styleId="Compact">
     <w:name w:val="Compact"/>
@@ -4739,7 +5722,7 @@
       <w:jc w:val="center"/>
     </w:pPr>
     <w:rPr>
-      <w:rFonts w:ascii="TeX Gyre Schola" w:eastAsiaTheme="majorEastAsia" w:hAnsi="TeX Gyre Schola" w:cstheme="majorBidi"/>
+      <w:rFonts w:asciiTheme="majorHAnsi" w:eastAsiaTheme="majorEastAsia" w:hAnsiTheme="majorHAnsi" w:cstheme="majorBidi"/>
       <w:sz w:val="56"/>
       <w:szCs w:val="56"/>
     </w:rPr>
@@ -4751,7 +5734,7 @@
     <w:uiPriority w:val="10"/>
     <w:rsid w:val="00A10FD9"/>
     <w:rPr>
-      <w:rFonts w:ascii="TeX Gyre Schola" w:eastAsiaTheme="majorEastAsia" w:hAnsi="TeX Gyre Schola" w:cstheme="majorBidi"/>
+      <w:rFonts w:asciiTheme="majorHAnsi" w:eastAsiaTheme="majorEastAsia" w:hAnsiTheme="majorHAnsi" w:cstheme="majorBidi"/>
       <w:sz w:val="56"/>
       <w:szCs w:val="56"/>
     </w:rPr>
@@ -4869,14 +5852,19 @@
     <w:pPr>
       <w:keepNext/>
       <w:keepLines/>
-      <w:spacing w:before="360" w:after="80"/>
+      <w:spacing w:before="240" w:after="120" w:line="280" w:lineRule="exact"/>
+      <w:ind w:firstLine="0"/>
+      <w:jc w:val="center"/>
       <w:outlineLvl w:val="0"/>
     </w:pPr>
     <w:rPr>
-      <w:rFonts w:ascii="TeX Gyre Schola" w:eastAsiaTheme="majorEastAsia" w:hAnsi="TeX Gyre Schola" w:cstheme="majorBidi"/>
-      <w:color w:val="0F4761" w:themeColor="accent1" w:themeShade="BF"/>
-      <w:sz w:val="40"/>
-      <w:szCs w:val="40"/>
+      <w:rFonts w:ascii="TeX Gyre Schola" w:hAnsi="TeX Gyre Schola" w:eastAsia="TeX Gyre Schola" w:cs="TeX Gyre Schola"/>
+      <w:b/>
+      <w:bCs/>
+      <w:caps/>
+      <w:color w:val="000000"/>
+      <w:sz w:val="24"/>
+      <w:szCs w:val="24"/>
     </w:rPr>
   </w:style>
   <w:style w:type="paragraph" w:styleId="Heading2">
@@ -4892,14 +5880,17 @@
     <w:pPr>
       <w:keepNext/>
       <w:keepLines/>
-      <w:spacing w:before="160" w:after="80"/>
+      <w:spacing w:before="240" w:after="120" w:line="280" w:lineRule="exact"/>
+      <w:ind w:firstLine="0"/>
       <w:outlineLvl w:val="1"/>
     </w:pPr>
     <w:rPr>
-      <w:rFonts w:ascii="TeX Gyre Schola" w:eastAsiaTheme="majorEastAsia" w:hAnsi="TeX Gyre Schola" w:cstheme="majorBidi"/>
-      <w:color w:val="0F4761" w:themeColor="accent1" w:themeShade="BF"/>
-      <w:sz w:val="32"/>
-      <w:szCs w:val="32"/>
+      <w:rFonts w:ascii="TeX Gyre Schola" w:hAnsi="TeX Gyre Schola" w:eastAsia="TeX Gyre Schola" w:cs="TeX Gyre Schola"/>
+      <w:b/>
+      <w:bCs/>
+      <w:color w:val="000000"/>
+      <w:sz w:val="24"/>
+      <w:szCs w:val="24"/>
     </w:rPr>
   </w:style>
   <w:style w:type="paragraph" w:styleId="Heading3">
@@ -4915,14 +5906,17 @@
     <w:pPr>
       <w:keepNext/>
       <w:keepLines/>
-      <w:spacing w:before="160" w:after="80"/>
+      <w:spacing w:before="240" w:after="120" w:line="280" w:lineRule="exact"/>
+      <w:ind w:firstLine="0"/>
       <w:outlineLvl w:val="2"/>
     </w:pPr>
     <w:rPr>
-      <w:rFonts w:eastAsiaTheme="majorEastAsia" w:cstheme="majorBidi"/>
-      <w:color w:val="0F4761" w:themeColor="accent1" w:themeShade="BF"/>
-      <w:sz w:val="28"/>
-      <w:szCs w:val="28"/>
+      <w:rFonts w:ascii="TeX Gyre Schola" w:hAnsi="TeX Gyre Schola" w:eastAsia="TeX Gyre Schola" w:cs="TeX Gyre Schola"/>
+      <w:b/>
+      <w:bCs/>
+      <w:color w:val="000000"/>
+      <w:sz w:val="24"/>
+      <w:szCs w:val="24"/>
     </w:rPr>
   </w:style>
   <w:style w:type="paragraph" w:styleId="Heading4">
@@ -4938,14 +5932,18 @@
     <w:pPr>
       <w:keepNext/>
       <w:keepLines/>
-      <w:spacing w:before="80" w:after="40"/>
+      <w:spacing w:before="240" w:after="120" w:line="280" w:lineRule="exact"/>
+      <w:ind w:firstLine="0"/>
       <w:outlineLvl w:val="3"/>
     </w:pPr>
     <w:rPr>
-      <w:rFonts w:eastAsiaTheme="majorEastAsia" w:cstheme="majorBidi"/>
+      <w:rFonts w:ascii="TeX Gyre Schola" w:hAnsi="TeX Gyre Schola" w:eastAsia="TeX Gyre Schola" w:cs="TeX Gyre Schola"/>
+      <w:b/>
+      <w:bCs/>
       <w:i/>
-      <w:iCs/>
-      <w:color w:val="0F4761" w:themeColor="accent1" w:themeShade="BF"/>
+      <w:color w:val="000000"/>
+      <w:sz w:val="24"/>
+      <w:szCs w:val="24"/>
     </w:rPr>
   </w:style>
   <w:style w:type="paragraph" w:styleId="Heading5">
@@ -4961,12 +5959,18 @@
     <w:pPr>
       <w:keepNext/>
       <w:keepLines/>
-      <w:spacing w:before="80" w:after="40"/>
+      <w:spacing w:before="240" w:after="120" w:line="280" w:lineRule="exact"/>
+      <w:ind w:firstLine="0"/>
       <w:outlineLvl w:val="4"/>
     </w:pPr>
     <w:rPr>
-      <w:rFonts w:eastAsiaTheme="majorEastAsia" w:cstheme="majorBidi"/>
-      <w:color w:val="0F4761" w:themeColor="accent1" w:themeShade="BF"/>
+      <w:rFonts w:ascii="TeX Gyre Schola" w:hAnsi="TeX Gyre Schola" w:eastAsia="TeX Gyre Schola" w:cs="TeX Gyre Schola"/>
+      <w:b/>
+      <w:bCs/>
+      <w:i/>
+      <w:color w:val="000000"/>
+      <w:sz w:val="24"/>
+      <w:szCs w:val="24"/>
     </w:rPr>
   </w:style>
   <w:style w:type="paragraph" w:styleId="Heading6">
@@ -5064,7 +6068,7 @@
     <w:uiPriority w:val="9"/>
     <w:rsid w:val="00A10FD9"/>
     <w:rPr>
-      <w:rFonts w:ascii="TeX Gyre Schola" w:eastAsiaTheme="majorEastAsia" w:hAnsi="TeX Gyre Schola" w:cstheme="majorBidi"/>
+      <w:rFonts w:asciiTheme="majorHAnsi" w:eastAsiaTheme="majorEastAsia" w:hAnsiTheme="majorHAnsi" w:cstheme="majorBidi"/>
       <w:color w:val="0F4761" w:themeColor="accent1" w:themeShade="BF"/>
       <w:sz w:val="40"/>
       <w:szCs w:val="40"/>
@@ -5078,7 +6082,7 @@
     <w:semiHidden/>
     <w:rsid w:val="00A10FD9"/>
     <w:rPr>
-      <w:rFonts w:ascii="TeX Gyre Schola" w:eastAsiaTheme="majorEastAsia" w:hAnsi="TeX Gyre Schola" w:cstheme="majorBidi"/>
+      <w:rFonts w:asciiTheme="majorHAnsi" w:eastAsiaTheme="majorEastAsia" w:hAnsiTheme="majorHAnsi" w:cstheme="majorBidi"/>
       <w:color w:val="0F4761" w:themeColor="accent1" w:themeShade="BF"/>
       <w:sz w:val="32"/>
       <w:szCs w:val="32"/>
@@ -5176,6 +6180,15 @@
       <w:color w:val="272727" w:themeColor="text1" w:themeTint="D8"/>
     </w:rPr>
   </w:style>
+  <w:style w:type="paragraph" w:customStyle="1" w:styleId="ListItem">
+    <w:name w:val="List Item"/>
+    <w:basedOn w:val="BodyText"/>
+    <w:qFormat/>
+    <w:pPr>
+      <w:spacing w:before="0" w:after="0" w:line="280" w:lineRule="exact"/>
+      <w:ind w:left="432" w:hanging="432"/>
+    </w:pPr>
+  </w:style>
   <w:style w:type="paragraph" w:styleId="BlockText">
     <w:name w:val="Block Text"/>
     <w:basedOn w:val="BodyText"/>
@@ -5184,24 +6197,25 @@
     <w:unhideWhenUsed/>
     <w:qFormat/>
     <w:pPr>
-      <w:spacing w:before="100" w:after="100"/>
-      <w:ind w:firstLine="0" w:left="480" w:right="480"/>
+      <w:spacing w:before="180" w:after="180" w:line="280" w:lineRule="exact"/>
+      <w:ind w:firstLine="0" w:left="432" w:right="432"/>
     </w:pPr>
   </w:style>
   <w:style w:type="paragraph" w:styleId="FootnoteText">
     <w:name w:val="Footnote Text"/>
     <w:basedOn w:val="Normal"/>
+    <w:next w:val="FootnoteText"/>
+    <w:uiPriority w:val="9"/>
+    <w:unhideWhenUsed/>
+    <w:qFormat/>
     <w:pPr>
-      <w:spacing w:before="0" w:after="0" w:line="240" w:lineRule="exact"/>
+      <w:keepLines/>
+      <w:spacing w:before="0" w:after="120" w:line="240" w:lineRule="exact"/>
     </w:pPr>
     <w:rPr>
       <w:sz w:val="20"/>
       <w:szCs w:val="20"/>
     </w:rPr>
-    <w:next w:val="FootnoteText"/>
-    <w:uiPriority w:val="9"/>
-    <w:unhideWhenUsed/>
-    <w:qFormat/>
   </w:style>
   <w:style w:type="paragraph" w:styleId="FootnoteBlockText">
     <w:name w:val="Footnote Block Text"/>
@@ -5211,8 +6225,8 @@
     <w:unhideWhenUsed/>
     <w:qFormat/>
     <w:pPr>
-      <w:spacing w:before="100" w:after="100"/>
-      <w:ind w:firstLine="0" w:left="480" w:right="480"/>
+      <w:spacing w:before="180" w:after="180"/>
+      <w:ind w:firstLine="0" w:left="432" w:right="432"/>
     </w:pPr>
   </w:style>
   <w:style w:type="character" w:default="1" w:styleId="DefaultParagraphFont">
@@ -5320,7 +6334,7 @@
     <w:name w:val="Hyperlink"/>
     <w:basedOn w:val="BodyTextChar"/>
     <w:rPr>
-      <w:color w:val="4F81BD" w:themeColor="accent1"/>
+      <w:color w:val="000000"/>
     </w:rPr>
   </w:style>
   <w:style w:type="paragraph" w:styleId="TOCHeading">
@@ -5335,11 +6349,27 @@
       <w:outlineLvl w:val="9"/>
     </w:pPr>
     <w:rPr>
-      <w:rFonts w:ascii="TeX Gyre Schola" w:eastAsiaTheme="majorEastAsia" w:hAnsi="TeX Gyre Schola" w:cstheme="majorBidi"/>
+      <w:rFonts w:asciiTheme="majorHAnsi" w:eastAsiaTheme="majorEastAsia" w:hAnsiTheme="majorHAnsi" w:cstheme="majorBidi"/>
       <w:b w:val="0"/>
       <w:bCs w:val="0"/>
       <w:color w:val="365F91" w:themeColor="accent1" w:themeShade="BF"/>
     </w:rPr>
+  </w:style>
+  <w:style w:type="paragraph" w:customStyle="1" w:styleId="BodyTextNote">
+    <w:name w:val="Body Text Note"/>
+    <w:basedOn w:val="BodyText"/>
+    <w:qFormat/>
+    <w:pPr>
+      <w:widowControl w:val="0"/>
+    </w:pPr>
+  </w:style>
+  <w:style w:type="paragraph" w:customStyle="1" w:styleId="FirstParagraphNote">
+    <w:name w:val="First Paragraph Note"/>
+    <w:basedOn w:val="FirstParagraph"/>
+    <w:qFormat/>
+    <w:pPr>
+      <w:widowControl w:val="0"/>
+    </w:pPr>
   </w:style>
   <w:style w:type="paragraph" w:customStyle="1" w:styleId="SourceCode">
     <w:name w:val="Source Code"/>

--- a/courts/supreme-court-of-the-united-states/merits-brief/usage/OUTPUT-merits-brief.docx
+++ b/courts/supreme-court-of-the-united-states/merits-brief/usage/OUTPUT-merits-brief.docx
@@ -15,9 +15,7 @@
         <w:t xml:space="preserve"> </w:t>
       </w:r>
       <w:r>
-        <w:t xml:space="preserve">21</w:t>
-        <w:noBreakHyphen/>
-        <w:t xml:space="preserve">1397</w:t>
+        <w:t xml:space="preserve">21-⁠1397</w:t>
       </w:r>
     </w:p>
     <w:p>
@@ -611,9 +609,7 @@
                 <w:sz w:val="20"/>
                 <w:szCs w:val="20"/>
               </w:rPr>
-              <w:t xml:space="preserve">90071</w:t>
-              <w:noBreakHyphen/>
-              <w:t xml:space="preserve">3426</w:t>
+              <w:t xml:space="preserve">90071-⁠3426</w:t>
             </w:r>
           </w:p>
           <w:p>
@@ -646,9 +642,7 @@
                 <w:sz w:val="20"/>
                 <w:szCs w:val="20"/>
               </w:rPr>
-              <w:t xml:space="preserve">683</w:t>
-              <w:noBreakHyphen/>
-              <w:t xml:space="preserve">9135</w:t>
+              <w:t xml:space="preserve">683-⁠9135</w:t>
             </w:r>
           </w:p>
           <w:p>
@@ -976,9 +970,7 @@
                 <w:sz w:val="20"/>
                 <w:szCs w:val="20"/>
               </w:rPr>
-              <w:t xml:space="preserve">20001</w:t>
-              <w:noBreakHyphen/>
-              <w:t xml:space="preserve">5369</w:t>
+              <w:t xml:space="preserve">20001-⁠5369</w:t>
             </w:r>
           </w:p>
           <w:p>
@@ -1011,9 +1003,7 @@
                 <w:sz w:val="20"/>
                 <w:szCs w:val="20"/>
               </w:rPr>
-              <w:t xml:space="preserve">220</w:t>
-              <w:noBreakHyphen/>
-              <w:t xml:space="preserve">1100</w:t>
+              <w:t xml:space="preserve">220-⁠1100</w:t>
             </w:r>
           </w:p>
           <w:p>
@@ -1355,9 +1345,7 @@
                 <w:sz w:val="20"/>
                 <w:szCs w:val="20"/>
               </w:rPr>
-              <w:t xml:space="preserve">281</w:t>
-              <w:noBreakHyphen/>
-              <w:t xml:space="preserve">3200</w:t>
+              <w:t xml:space="preserve">281-⁠3200</w:t>
             </w:r>
           </w:p>
           <w:p>
@@ -4013,13 +4001,7 @@
         <w:pStyle w:val="BodyText"/>
       </w:pPr>
       <w:r>
-        <w:t xml:space="preserve">Expatriation implicates complex legal issues, and the Client’s expatriation involved a particularly novel set of legal issues. JA 16; JA 32. Petitioner provided legal advice to the Client about how to determine ownership of cryptocurrency assets, appropriate methods for asset valuation, and tax filing strategies. Pet. App. 28a</w:t>
-      </w:r>
-      <w:r>
-        <w:noBreakHyphen/>
-      </w:r>
-      <w:r>
-        <w:t xml:space="preserve">29a; JA 32. Petitioner also prepared several of the Client’s individual income tax returns and the Client’s Form 8854, to certify compliance with expatriation tax requirements for the year of expatriation. Pet. App. 28a.</w:t>
+        <w:t xml:space="preserve">Expatriation implicates complex legal issues, and the Client’s expatriation involved a particularly novel set of legal issues. JA 16; JA 32. Petitioner provided legal advice to the Client about how to determine ownership of cryptocurrency assets, appropriate methods for asset valuation, and tax filing strategies. Pet. App. 28a-⁠29a; JA 32. Petitioner also prepared several of the Client’s individual income tax returns and the Client’s Form 8854, to certify compliance with expatriation tax requirements for the year of expatriation. Pet. App. 28a.</w:t>
       </w:r>
     </w:p>
     <w:p>
@@ -4151,13 +4133,7 @@
         <w:t xml:space="preserve"> </w:t>
       </w:r>
       <w:r>
-        <w:t xml:space="preserve">and were therefore privileged). But, particularly if an attorney is preparing a client’s tax returns, not all communications will necessarily fall within the attorney-client privilege. For example, conveying the amount of a taxpayer’s income on a W</w:t>
-      </w:r>
-      <w:r>
-        <w:noBreakHyphen/>
-      </w:r>
-      <w:r>
-        <w:t xml:space="preserve">2 form or names of dependents so that the attorney can list that information on a tax form would not be privileged.</w:t>
+        <w:t xml:space="preserve">and were therefore privileged). But, particularly if an attorney is preparing a client’s tax returns, not all communications will necessarily fall within the attorney-client privilege. For example, conveying the amount of a taxpayer’s income on a W-⁠2 form or names of dependents so that the attorney can list that information on a tax form would not be privileged.</w:t>
       </w:r>
       <w:r>
         <w:rPr>
@@ -4372,13 +4348,7 @@
         <w:t xml:space="preserve"> </w:t>
       </w:r>
       <w:r>
-        <w:t xml:space="preserve">Pet. App. 5a n.2. The Ninth Circuit then addressed what test to adopt to determine whether a dual-purpose communication is privileged. Pet. App. 6a</w:t>
-      </w:r>
-      <w:r>
-        <w:noBreakHyphen/>
-      </w:r>
-      <w:r>
-        <w:t xml:space="preserve">12a. Like the district court, the Ninth Circuit recognized that the D.C. Circuit had applied a test that assesses whether obtaining or providing legal advice was</w:t>
+        <w:t xml:space="preserve">Pet. App. 5a n.2. The Ninth Circuit then addressed what test to adopt to determine whether a dual-purpose communication is privileged. Pet. App. 6a-⁠12a. Like the district court, the Ninth Circuit recognized that the D.C. Circuit had applied a test that assesses whether obtaining or providing legal advice was</w:t>
       </w:r>
       <w:r>
         <w:t xml:space="preserve"> </w:t>
@@ -5011,9 +4981,7 @@
         <w:t xml:space="preserve"> </w:t>
       </w:r>
       <w:r>
-        <w:t xml:space="preserve">90071</w:t>
-        <w:noBreakHyphen/>
-        <w:t xml:space="preserve">3426</w:t>
+        <w:t xml:space="preserve">90071-⁠3426</w:t>
       </w:r>
     </w:p>
     <w:p>
@@ -5030,9 +4998,7 @@
         <w:t xml:space="preserve"> </w:t>
       </w:r>
       <w:r>
-        <w:t xml:space="preserve">683</w:t>
-        <w:noBreakHyphen/>
-        <w:t xml:space="preserve">9135</w:t>
+        <w:t xml:space="preserve">683-⁠9135</w:t>
       </w:r>
     </w:p>
     <w:p>
@@ -5283,9 +5249,7 @@
         <w:t xml:space="preserve"> </w:t>
       </w:r>
       <w:r>
-        <w:t xml:space="preserve">90071</w:t>
-        <w:noBreakHyphen/>
-        <w:t xml:space="preserve">3426</w:t>
+        <w:t xml:space="preserve">90071-⁠3426</w:t>
       </w:r>
     </w:p>
     <w:p>
@@ -5302,9 +5266,7 @@
         <w:t xml:space="preserve"> </w:t>
       </w:r>
       <w:r>
-        <w:t xml:space="preserve">683</w:t>
-        <w:noBreakHyphen/>
-        <w:t xml:space="preserve">9135</w:t>
+        <w:t xml:space="preserve">683-⁠9135</w:t>
       </w:r>
     </w:p>
     <w:p>
@@ -5494,13 +5456,7 @@
         <w:t xml:space="preserve"> </w:t>
       </w:r>
       <w:r>
-        <w:t xml:space="preserve">at 59</w:t>
-      </w:r>
-      <w:r>
-        <w:noBreakHyphen/>
-      </w:r>
-      <w:r>
-        <w:t xml:space="preserve">60 (Ex. A). All of these 54 documents are included in the Sealed Joint Appendix, with the court-ordered redactions shown.</w:t>
+        <w:t xml:space="preserve">at 59-⁠60 (Ex. A). All of these 54 documents are included in the Sealed Joint Appendix, with the court-ordered redactions shown.</w:t>
       </w:r>
     </w:p>
   </w:footnote>
